--- a/Casos de Uso/CU-09-Mantenimiento_de_Usuarios.docx
+++ b/Casos de Uso/CU-09-Mantenimiento_de_Usuarios.docx
@@ -1,10 +1,10 @@
 
 <file path=word/document.xml><?xml version="1.0" encoding="utf-8"?>
-<w:document xmlns:wpc="http://schemas.microsoft.com/office/word/2010/wordprocessingCanvas" xmlns:cx="http://schemas.microsoft.com/office/drawing/2014/chartex" xmlns:cx1="http://schemas.microsoft.com/office/drawing/2015/9/8/chartex" xmlns:cx2="http://schemas.microsoft.com/office/drawing/2015/10/21/chartex" xmlns:cx3="http://schemas.microsoft.com/office/drawing/2016/5/9/chartex" xmlns:cx4="http://schemas.microsoft.com/office/drawing/2016/5/10/chartex" xmlns:cx5="http://schemas.microsoft.com/office/drawing/2016/5/11/chartex" xmlns:cx6="http://schemas.microsoft.com/office/drawing/2016/5/12/chartex" xmlns:cx7="http://schemas.microsoft.com/office/drawing/2016/5/13/chartex" xmlns:cx8="http://schemas.microsoft.com/office/drawing/2016/5/14/chartex" xmlns:mc="http://schemas.openxmlformats.org/markup-compatibility/2006" xmlns:aink="http://schemas.microsoft.com/office/drawing/2016/ink" xmlns:am3d="http://schemas.microsoft.com/office/drawing/2017/model3d" xmlns:o="urn:schemas-microsoft-com:office:office" xmlns:r="http://schemas.openxmlformats.org/officeDocument/2006/relationships" xmlns:m="http://schemas.openxmlformats.org/officeDocument/2006/math" xmlns:v="urn:schemas-microsoft-com:vml" xmlns:wp14="http://schemas.microsoft.com/office/word/2010/wordprocessingDrawing" xmlns:wp="http://schemas.openxmlformats.org/drawingml/2006/wordprocessingDrawing" xmlns:w10="urn:schemas-microsoft-com:office:word" xmlns:w="http://schemas.openxmlformats.org/wordprocessingml/2006/main" xmlns:w14="http://schemas.microsoft.com/office/word/2010/wordml" xmlns:w15="http://schemas.microsoft.com/office/word/2012/wordml" xmlns:w16cex="http://schemas.microsoft.com/office/word/2018/wordml/cex" xmlns:w16cid="http://schemas.microsoft.com/office/word/2016/wordml/cid" xmlns:w16="http://schemas.microsoft.com/office/word/2018/wordml" xmlns:w16sdtdh="http://schemas.microsoft.com/office/word/2020/wordml/sdtdatahash" xmlns:w16se="http://schemas.microsoft.com/office/word/2015/wordml/symex" xmlns:wpg="http://schemas.microsoft.com/office/word/2010/wordprocessingGroup" xmlns:wpi="http://schemas.microsoft.com/office/word/2010/wordprocessingInk" xmlns:wne="http://schemas.microsoft.com/office/word/2006/wordml" xmlns:wps="http://schemas.microsoft.com/office/word/2010/wordprocessingShape" mc:Ignorable="w14 w15 w16se w16cid w16 w16cex w16sdtdh wp14">
+<w:document xmlns:wpc="http://schemas.microsoft.com/office/word/2010/wordprocessingCanvas" xmlns:cx="http://schemas.microsoft.com/office/drawing/2014/chartex" xmlns:cx1="http://schemas.microsoft.com/office/drawing/2015/9/8/chartex" xmlns:cx2="http://schemas.microsoft.com/office/drawing/2015/10/21/chartex" xmlns:cx3="http://schemas.microsoft.com/office/drawing/2016/5/9/chartex" xmlns:cx4="http://schemas.microsoft.com/office/drawing/2016/5/10/chartex" xmlns:cx5="http://schemas.microsoft.com/office/drawing/2016/5/11/chartex" xmlns:cx6="http://schemas.microsoft.com/office/drawing/2016/5/12/chartex" xmlns:cx7="http://schemas.microsoft.com/office/drawing/2016/5/13/chartex" xmlns:cx8="http://schemas.microsoft.com/office/drawing/2016/5/14/chartex" xmlns:mc="http://schemas.openxmlformats.org/markup-compatibility/2006" xmlns:aink="http://schemas.microsoft.com/office/drawing/2016/ink" xmlns:am3d="http://schemas.microsoft.com/office/drawing/2017/model3d" xmlns:o="urn:schemas-microsoft-com:office:office" xmlns:oel="http://schemas.microsoft.com/office/2019/extlst" xmlns:r="http://schemas.openxmlformats.org/officeDocument/2006/relationships" xmlns:m="http://schemas.openxmlformats.org/officeDocument/2006/math" xmlns:v="urn:schemas-microsoft-com:vml" xmlns:wp14="http://schemas.microsoft.com/office/word/2010/wordprocessingDrawing" xmlns:wp="http://schemas.openxmlformats.org/drawingml/2006/wordprocessingDrawing" xmlns:w10="urn:schemas-microsoft-com:office:word" xmlns:w="http://schemas.openxmlformats.org/wordprocessingml/2006/main" xmlns:w14="http://schemas.microsoft.com/office/word/2010/wordml" xmlns:w15="http://schemas.microsoft.com/office/word/2012/wordml" xmlns:w16cex="http://schemas.microsoft.com/office/word/2018/wordml/cex" xmlns:w16cid="http://schemas.microsoft.com/office/word/2016/wordml/cid" xmlns:w16="http://schemas.microsoft.com/office/word/2018/wordml" xmlns:w16du="http://schemas.microsoft.com/office/word/2023/wordml/word16du" xmlns:w16sdtdh="http://schemas.microsoft.com/office/word/2020/wordml/sdtdatahash" xmlns:w16sdtfl="http://schemas.microsoft.com/office/word/2024/wordml/sdtformatlock" xmlns:w16se="http://schemas.microsoft.com/office/word/2015/wordml/symex" xmlns:wpg="http://schemas.microsoft.com/office/word/2010/wordprocessingGroup" xmlns:wpi="http://schemas.microsoft.com/office/word/2010/wordprocessingInk" xmlns:wne="http://schemas.microsoft.com/office/word/2006/wordml" xmlns:wps="http://schemas.microsoft.com/office/word/2010/wordprocessingShape" mc:Ignorable="w14 w15 w16se w16cid w16 w16cex w16sdtdh w16sdtfl w16du wp14">
   <w:body>
     <w:p>
       <w:pPr>
-        <w:pStyle w:val="Title"/>
+        <w:pStyle w:val="Ttulo"/>
         <w:spacing w:before="0" w:after="0"/>
         <w:rPr>
           <w:lang w:val="es-ES"/>
@@ -19,7 +19,7 @@
     </w:p>
     <w:p>
       <w:pPr>
-        <w:pStyle w:val="Title"/>
+        <w:pStyle w:val="Ttulo"/>
         <w:spacing w:before="0" w:after="0"/>
         <w:rPr>
           <w:lang w:val="es-ES"/>
@@ -47,23 +47,21 @@
           <w:szCs w:val="36"/>
           <w:lang w:val="es-ES"/>
         </w:rPr>
-        <w:t>CU-</w:t>
-      </w:r>
-      <w:r>
-        <w:rPr>
-          <w:sz w:val="36"/>
-          <w:szCs w:val="36"/>
+        <w:t xml:space="preserve">CU-09-Mantenimiento de Usuarios</w:t>
+      </w:r>
+    </w:p>
+    <w:p>
+      <w:pPr>
+        <w:pStyle w:val="ByLine"/>
+        <w:rPr>
           <w:lang w:val="es-ES"/>
         </w:rPr>
-        <w:t>09</w:t>
-      </w:r>
-      <w:r>
-        <w:rPr>
-          <w:sz w:val="36"/>
-          <w:szCs w:val="36"/>
+      </w:pPr>
+      <w:r>
+        <w:rPr>
           <w:lang w:val="es-ES"/>
         </w:rPr>
-        <w:t>-Mantenimiento de Usuarios</w:t>
+        <w:t xml:space="preserve">Versión 1.0</w:t>
       </w:r>
     </w:p>
     <w:p>
@@ -77,51 +75,7 @@
         <w:rPr>
           <w:lang w:val="es-ES"/>
         </w:rPr>
-        <w:t>Versi</w:t>
-      </w:r>
-      <w:r>
-        <w:rPr>
-          <w:lang w:val="es-ES"/>
-        </w:rPr>
-        <w:t>ó</w:t>
-      </w:r>
-      <w:r>
-        <w:rPr>
-          <w:lang w:val="es-ES"/>
-        </w:rPr>
-        <w:t>n 1.</w:t>
-      </w:r>
-      <w:r>
-        <w:rPr>
-          <w:lang w:val="es-ES"/>
-        </w:rPr>
-        <w:t>0</w:t>
-      </w:r>
-    </w:p>
-    <w:p>
-      <w:pPr>
-        <w:pStyle w:val="ByLine"/>
-        <w:rPr>
-          <w:lang w:val="es-ES"/>
-        </w:rPr>
-      </w:pPr>
-      <w:r>
-        <w:rPr>
-          <w:lang w:val="es-ES"/>
-        </w:rPr>
-        <w:t>Elaborado por</w:t>
-      </w:r>
-      <w:r>
-        <w:rPr>
-          <w:lang w:val="es-ES"/>
-        </w:rPr>
-        <w:t xml:space="preserve"> </w:t>
-      </w:r>
-      <w:r>
-        <w:rPr>
-          <w:lang w:val="es-ES"/>
-        </w:rPr>
-        <w:t>grupo 1 Análisis de Sistemas</w:t>
+        <w:t xml:space="preserve">Elaborado por grupo 1 Análisis de Sistemas</w:t>
       </w:r>
     </w:p>
     <w:p>
@@ -137,35 +91,7 @@
           <w:noProof/>
           <w:lang w:val="es-GT"/>
         </w:rPr>
-        <w:t xml:space="preserve">Fecha </w:t>
-      </w:r>
-      <w:r>
-        <w:rPr>
-          <w:noProof/>
-          <w:lang w:val="es-GT"/>
-        </w:rPr>
-        <w:t>Elabora</w:t>
-      </w:r>
-      <w:r>
-        <w:rPr>
-          <w:noProof/>
-          <w:lang w:val="es-GT"/>
-        </w:rPr>
-        <w:t>ción</w:t>
-      </w:r>
-      <w:r>
-        <w:rPr>
-          <w:noProof/>
-          <w:lang w:val="es-GT"/>
-        </w:rPr>
-        <w:t xml:space="preserve"> </w:t>
-      </w:r>
-      <w:r>
-        <w:rPr>
-          <w:noProof/>
-          <w:lang w:val="es-GT"/>
-        </w:rPr>
-        <w:t>14/07/2026</w:t>
+        <w:t xml:space="preserve">Fecha Elaboración 14/07/2026</w:t>
       </w:r>
     </w:p>
     <w:p>
@@ -370,7 +296,7 @@
                 <w:noProof/>
                 <w:lang w:val="es-GT"/>
               </w:rPr>
-              <w:t>grupo 1 Análisis de Sistemas 2</w:t>
+              <w:t xml:space="preserve">grupo 1 Análisis de Sistemas 2</w:t>
             </w:r>
           </w:p>
         </w:tc>
@@ -395,7 +321,7 @@
                 <w:noProof/>
                 <w:lang w:val="es-GT"/>
               </w:rPr>
-              <w:t>06/10/2026</w:t>
+              <w:t xml:space="preserve">06/10/2026</w:t>
             </w:r>
           </w:p>
         </w:tc>
@@ -420,7 +346,7 @@
                 <w:noProof/>
                 <w:lang w:val="es-GT"/>
               </w:rPr>
-              <w:t>Creación del documento</w:t>
+              <w:t xml:space="preserve">Creación del documento</w:t>
             </w:r>
           </w:p>
         </w:tc>
@@ -446,7 +372,7 @@
                 <w:noProof/>
                 <w:lang w:val="es-GT"/>
               </w:rPr>
-              <w:t>1.0</w:t>
+              <w:t xml:space="preserve">1.0</w:t>
             </w:r>
           </w:p>
         </w:tc>
@@ -469,6 +395,13 @@
                 <w:lang w:val="es-GT"/>
               </w:rPr>
             </w:pPr>
+            <w:r>
+              <w:rPr>
+                <w:noProof/>
+                <w:lang w:val="es-GT"/>
+              </w:rPr>
+              <w:t xml:space="preserve">grupo 1 Análisis de Sistemas 2</w:t>
+            </w:r>
           </w:p>
         </w:tc>
         <w:tc>
@@ -487,6 +420,13 @@
                 <w:lang w:val="es-GT"/>
               </w:rPr>
             </w:pPr>
+            <w:r>
+              <w:rPr>
+                <w:noProof/>
+                <w:lang w:val="es-GT"/>
+              </w:rPr>
+              <w:t xml:space="preserve">13/10/2026</w:t>
+            </w:r>
           </w:p>
         </w:tc>
         <w:tc>
@@ -505,6 +445,13 @@
                 <w:lang w:val="es-GT"/>
               </w:rPr>
             </w:pPr>
+            <w:r>
+              <w:rPr>
+                <w:noProof/>
+                <w:lang w:val="es-GT"/>
+              </w:rPr>
+              <w:t xml:space="preserve">Actualización del cambio de estado de disponibilidad y de la reasignación de los casos del Técnico conforme a lo implementado</w:t>
+            </w:r>
           </w:p>
         </w:tc>
         <w:tc>
@@ -524,6 +471,13 @@
                 <w:lang w:val="es-GT"/>
               </w:rPr>
             </w:pPr>
+            <w:r>
+              <w:rPr>
+                <w:noProof/>
+                <w:lang w:val="es-GT"/>
+              </w:rPr>
+              <w:t xml:space="preserve">1.0</w:t>
+            </w:r>
           </w:p>
         </w:tc>
       </w:tr>
@@ -546,6 +500,13 @@
                 <w:lang w:val="es-GT"/>
               </w:rPr>
             </w:pPr>
+            <w:r>
+              <w:rPr>
+                <w:noProof/>
+                <w:lang w:val="es-GT"/>
+              </w:rPr>
+              <w:t xml:space="preserve">grupo 1 Análisis de Sistemas 2</w:t>
+            </w:r>
           </w:p>
         </w:tc>
         <w:tc>
@@ -566,6 +527,13 @@
                 <w:lang w:val="es-GT"/>
               </w:rPr>
             </w:pPr>
+            <w:r>
+              <w:rPr>
+                <w:noProof/>
+                <w:lang w:val="es-GT"/>
+              </w:rPr>
+              <w:t xml:space="preserve">13/10/2026</w:t>
+            </w:r>
           </w:p>
         </w:tc>
         <w:tc>
@@ -586,6 +554,13 @@
                 <w:lang w:val="es-GT"/>
               </w:rPr>
             </w:pPr>
+            <w:r>
+              <w:rPr>
+                <w:noProof/>
+                <w:lang w:val="es-GT"/>
+              </w:rPr>
+              <w:t xml:space="preserve">Renumeración a CU-09 y actualización de las referencias a los casos de uso renumerados</w:t>
+            </w:r>
           </w:p>
         </w:tc>
         <w:tc>
@@ -606,6 +581,13 @@
                 <w:lang w:val="es-GT"/>
               </w:rPr>
             </w:pPr>
+            <w:r>
+              <w:rPr>
+                <w:noProof/>
+                <w:lang w:val="es-GT"/>
+              </w:rPr>
+              <w:t xml:space="preserve">1.0</w:t>
+            </w:r>
           </w:p>
         </w:tc>
       </w:tr>
@@ -628,6 +610,13 @@
                 <w:lang w:val="es-GT"/>
               </w:rPr>
             </w:pPr>
+            <w:r>
+              <w:rPr>
+                <w:noProof/>
+                <w:lang w:val="es-GT"/>
+              </w:rPr>
+              <w:t xml:space="preserve">grupo 1 Análisis de Sistemas 2</w:t>
+            </w:r>
           </w:p>
         </w:tc>
         <w:tc>
@@ -648,6 +637,13 @@
                 <w:lang w:val="es-GT"/>
               </w:rPr>
             </w:pPr>
+            <w:r>
+              <w:rPr>
+                <w:noProof/>
+                <w:lang w:val="es-GT"/>
+              </w:rPr>
+              <w:t xml:space="preserve">14/10/2026</w:t>
+            </w:r>
           </w:p>
         </w:tc>
         <w:tc>
@@ -668,6 +664,13 @@
                 <w:lang w:val="es-GT"/>
               </w:rPr>
             </w:pPr>
+            <w:r>
+              <w:rPr>
+                <w:noProof/>
+                <w:lang w:val="es-GT"/>
+              </w:rPr>
+              <w:t xml:space="preserve">Casos activos que muestra el formulario mantenimiento de usuarios y el formulario estado de disponibilidad (RN26, RN40), y validación de la bandeja que quedaría sin responsable al cambiar el estado, el rol o el departamento de un usuario (FA12)</w:t>
+            </w:r>
           </w:p>
         </w:tc>
         <w:tc>
@@ -688,6 +691,13 @@
                 <w:lang w:val="es-GT"/>
               </w:rPr>
             </w:pPr>
+            <w:r>
+              <w:rPr>
+                <w:noProof/>
+                <w:lang w:val="es-GT"/>
+              </w:rPr>
+              <w:t xml:space="preserve">1.0</w:t>
+            </w:r>
           </w:p>
         </w:tc>
       </w:tr>
@@ -873,7 +883,7 @@
     </w:p>
     <w:p>
       <w:pPr>
-        <w:pStyle w:val="Heading1"/>
+        <w:pStyle w:val="Ttulo1"/>
         <w:numPr>
           <w:ilvl w:val="0"/>
           <w:numId w:val="17"/>
@@ -903,7 +913,7 @@
     </w:p>
     <w:p>
       <w:pPr>
-        <w:pStyle w:val="Heading2"/>
+        <w:pStyle w:val="Ttulo2"/>
         <w:numPr>
           <w:ilvl w:val="1"/>
           <w:numId w:val="17"/>
@@ -937,12 +947,12 @@
           <w:szCs w:val="20"/>
           <w:lang w:val="es-ES_tradnl"/>
         </w:rPr>
-        <w:t>Permitir que el Administrador cree y edite las cuentas de los usuarios internos del sistema, y cambie su estado de disponibilidad, reasignando antes los casos que tengan en atención.</w:t>
-      </w:r>
-    </w:p>
-    <w:p>
-      <w:pPr>
-        <w:pStyle w:val="Heading1"/>
+        <w:t xml:space="preserve">Permitir que el Administrador cree y edite las cuentas de los usuarios internos del sistema, y cambie su estado de disponibilidad, reasignando antes los casos que el usuario tenga a su cargo.</w:t>
+      </w:r>
+    </w:p>
+    <w:p>
+      <w:pPr>
+        <w:pStyle w:val="Ttulo1"/>
         <w:numPr>
           <w:ilvl w:val="0"/>
           <w:numId w:val="17"/>
@@ -972,7 +982,7 @@
     </w:p>
     <w:p>
       <w:pPr>
-        <w:pStyle w:val="Heading2"/>
+        <w:pStyle w:val="Ttulo2"/>
         <w:numPr>
           <w:ilvl w:val="1"/>
           <w:numId w:val="17"/>
@@ -1010,7 +1020,7 @@
           <w:szCs w:val="20"/>
           <w:lang w:val="es-ES_tradnl"/>
         </w:rPr>
-        <w:t>Sistema web</w:t>
+        <w:t xml:space="preserve">Sistema web</w:t>
       </w:r>
     </w:p>
     <w:p>
@@ -1031,12 +1041,12 @@
           <w:szCs w:val="20"/>
           <w:lang w:val="es-ES_tradnl"/>
         </w:rPr>
-        <w:t>Usuario empleado municipal con rol de Administrador</w:t>
-      </w:r>
-    </w:p>
-    <w:p>
-      <w:pPr>
-        <w:pStyle w:val="Heading2"/>
+        <w:t xml:space="preserve">Usuario empleado municipal con rol de Administrador</w:t>
+      </w:r>
+    </w:p>
+    <w:p>
+      <w:pPr>
+        <w:pStyle w:val="Ttulo2"/>
         <w:numPr>
           <w:ilvl w:val="1"/>
           <w:numId w:val="17"/>
@@ -1074,7 +1084,7 @@
           <w:szCs w:val="20"/>
           <w:lang w:val="es-ES_tradnl"/>
         </w:rPr>
-        <w:t>Que el sistema web se encuentre disponible.</w:t>
+        <w:t xml:space="preserve">Que el sistema web se encuentre disponible.</w:t>
       </w:r>
     </w:p>
     <w:p>
@@ -1095,12 +1105,12 @@
           <w:szCs w:val="20"/>
           <w:lang w:val="es-ES_tradnl"/>
         </w:rPr>
-        <w:t>Que el usuario haya iniciado sesión con el rol de Administrador.</w:t>
-      </w:r>
-    </w:p>
-    <w:p>
-      <w:pPr>
-        <w:pStyle w:val="Heading2"/>
+        <w:t xml:space="preserve">Que el usuario haya iniciado sesión con el rol de Administrador.</w:t>
+      </w:r>
+    </w:p>
+    <w:p>
+      <w:pPr>
+        <w:pStyle w:val="Ttulo2"/>
         <w:numPr>
           <w:ilvl w:val="1"/>
           <w:numId w:val="17"/>
@@ -1156,7 +1166,7 @@
           <w:szCs w:val="20"/>
           <w:lang w:val="es-ES_tradnl"/>
         </w:rPr>
-        <w:t>Ver CU01</w:t>
+        <w:t xml:space="preserve">Ver CU01</w:t>
       </w:r>
     </w:p>
     <w:p>
@@ -1177,7 +1187,7 @@
           <w:szCs w:val="20"/>
           <w:lang w:val="es-ES_tradnl"/>
         </w:rPr>
-        <w:t>El sistema muestra la bandeja principal con los siguientes menús.</w:t>
+        <w:t xml:space="preserve">El sistema muestra la bandeja principal con los siguientes menús.</w:t>
       </w:r>
     </w:p>
     <w:p>
@@ -1198,7 +1208,7 @@
           <w:szCs w:val="20"/>
           <w:lang w:val="es-ES_tradnl"/>
         </w:rPr>
-        <w:t>Mantenimiento de Usuarios</w:t>
+        <w:t xml:space="preserve">Mantenimiento de Usuarios</w:t>
       </w:r>
     </w:p>
     <w:p>
@@ -1229,7 +1239,28 @@
           <w:szCs w:val="20"/>
           <w:lang w:val="es-ES_tradnl"/>
         </w:rPr>
-        <w:t>Ver CU1</w:t>
+        <w:t xml:space="preserve">Ver CU10</w:t>
+      </w:r>
+    </w:p>
+    <w:p>
+      <w:pPr>
+        <w:numPr>
+          <w:ilvl w:val="1"/>
+          <w:numId w:val="19"/>
+        </w:numPr>
+        <w:rPr>
+          <w:sz w:val="20"/>
+          <w:szCs w:val="20"/>
+          <w:lang w:val="es-ES_tradnl"/>
+        </w:rPr>
+      </w:pPr>
+      <w:r>
+        <w:rPr>
+          <w:sz w:val="20"/>
+          <w:szCs w:val="20"/>
+          <w:lang w:val="es-ES_tradnl"/>
+        </w:rPr>
+        <w:t xml:space="preserve">Bitácora de actividades </w:t>
       </w:r>
       <w:r>
         <w:rPr>
@@ -1239,7 +1270,7 @@
           <w:szCs w:val="20"/>
           <w:lang w:val="es-ES_tradnl"/>
         </w:rPr>
-        <w:t>0</w:t>
+        <w:t xml:space="preserve">Ver CU12</w:t>
       </w:r>
     </w:p>
     <w:p>
@@ -1260,7 +1291,7 @@
           <w:szCs w:val="20"/>
           <w:lang w:val="es-ES_tradnl"/>
         </w:rPr>
-        <w:t xml:space="preserve">Bitácora de actividades </w:t>
+        <w:t xml:space="preserve">Reportería </w:t>
       </w:r>
       <w:r>
         <w:rPr>
@@ -1270,7 +1301,28 @@
           <w:szCs w:val="20"/>
           <w:lang w:val="es-ES_tradnl"/>
         </w:rPr>
-        <w:t xml:space="preserve">Ver </w:t>
+        <w:t xml:space="preserve">Ver CU13</w:t>
+      </w:r>
+    </w:p>
+    <w:p>
+      <w:pPr>
+        <w:numPr>
+          <w:ilvl w:val="1"/>
+          <w:numId w:val="19"/>
+        </w:numPr>
+        <w:rPr>
+          <w:sz w:val="20"/>
+          <w:szCs w:val="20"/>
+          <w:lang w:val="es-ES_tradnl"/>
+        </w:rPr>
+      </w:pPr>
+      <w:r>
+        <w:rPr>
+          <w:sz w:val="20"/>
+          <w:szCs w:val="20"/>
+          <w:lang w:val="es-ES_tradnl"/>
+        </w:rPr>
+        <w:t xml:space="preserve">Mi Cuenta </w:t>
       </w:r>
       <w:r>
         <w:rPr>
@@ -1280,7 +1332,28 @@
           <w:szCs w:val="20"/>
           <w:lang w:val="es-ES_tradnl"/>
         </w:rPr>
-        <w:t>CU1</w:t>
+        <w:t xml:space="preserve">Ver CU11</w:t>
+      </w:r>
+    </w:p>
+    <w:p>
+      <w:pPr>
+        <w:numPr>
+          <w:ilvl w:val="1"/>
+          <w:numId w:val="19"/>
+        </w:numPr>
+        <w:rPr>
+          <w:sz w:val="20"/>
+          <w:szCs w:val="20"/>
+          <w:lang w:val="es-ES_tradnl"/>
+        </w:rPr>
+      </w:pPr>
+      <w:r>
+        <w:rPr>
+          <w:sz w:val="20"/>
+          <w:szCs w:val="20"/>
+          <w:lang w:val="es-ES_tradnl"/>
+        </w:rPr>
+        <w:t xml:space="preserve">Seguimiento del Caso </w:t>
       </w:r>
       <w:r>
         <w:rPr>
@@ -1290,7 +1363,7 @@
           <w:szCs w:val="20"/>
           <w:lang w:val="es-ES_tradnl"/>
         </w:rPr>
-        <w:t>2</w:t>
+        <w:t xml:space="preserve">FA09</w:t>
       </w:r>
     </w:p>
     <w:p>
@@ -1311,7 +1384,7 @@
           <w:szCs w:val="20"/>
           <w:lang w:val="es-ES_tradnl"/>
         </w:rPr>
-        <w:t xml:space="preserve">Reportería </w:t>
+        <w:t xml:space="preserve">Cerrar sesión </w:t>
       </w:r>
       <w:r>
         <w:rPr>
@@ -1321,7 +1394,49 @@
           <w:szCs w:val="20"/>
           <w:lang w:val="es-ES_tradnl"/>
         </w:rPr>
-        <w:t>Ver CU1</w:t>
+        <w:t xml:space="preserve">FA01</w:t>
+      </w:r>
+    </w:p>
+    <w:p>
+      <w:pPr>
+        <w:numPr>
+          <w:ilvl w:val="0"/>
+          <w:numId w:val="19"/>
+        </w:numPr>
+        <w:rPr>
+          <w:sz w:val="20"/>
+          <w:szCs w:val="20"/>
+          <w:lang w:val="es-ES_tradnl"/>
+        </w:rPr>
+      </w:pPr>
+      <w:r>
+        <w:rPr>
+          <w:sz w:val="20"/>
+          <w:szCs w:val="20"/>
+          <w:lang w:val="es-ES_tradnl"/>
+        </w:rPr>
+        <w:t xml:space="preserve">El usuario selecciona el menú “Mantenimiento de Usuarios”.</w:t>
+      </w:r>
+    </w:p>
+    <w:p>
+      <w:pPr>
+        <w:numPr>
+          <w:ilvl w:val="0"/>
+          <w:numId w:val="19"/>
+        </w:numPr>
+        <w:rPr>
+          <w:sz w:val="20"/>
+          <w:szCs w:val="20"/>
+          <w:lang w:val="es-ES_tradnl"/>
+        </w:rPr>
+      </w:pPr>
+      <w:r>
+        <w:rPr>
+          <w:sz w:val="20"/>
+          <w:szCs w:val="20"/>
+          <w:lang w:val="es-ES_tradnl"/>
+        </w:rPr>
+        <w:t xml:space="preserve">El sistema muestra el formulario mantenimiento de usuarios con los usuarios internos registrados y la cantidad de casos activos de cada uno. </w:t>
       </w:r>
       <w:r>
         <w:rPr>
@@ -1331,7 +1446,28 @@
           <w:szCs w:val="20"/>
           <w:lang w:val="es-ES_tradnl"/>
         </w:rPr>
-        <w:t>3</w:t>
+        <w:t xml:space="preserve">RN26, FA02</w:t>
+      </w:r>
+    </w:p>
+    <w:p>
+      <w:pPr>
+        <w:numPr>
+          <w:ilvl w:val="0"/>
+          <w:numId w:val="19"/>
+        </w:numPr>
+        <w:rPr>
+          <w:sz w:val="20"/>
+          <w:szCs w:val="20"/>
+          <w:lang w:val="es-ES_tradnl"/>
+        </w:rPr>
+      </w:pPr>
+      <w:r>
+        <w:rPr>
+          <w:sz w:val="20"/>
+          <w:szCs w:val="20"/>
+          <w:lang w:val="es-ES_tradnl"/>
+        </w:rPr>
+        <w:t xml:space="preserve">El sistema muestra los siguientes botones.</w:t>
       </w:r>
     </w:p>
     <w:p>
@@ -1352,7 +1488,28 @@
           <w:szCs w:val="20"/>
           <w:lang w:val="es-ES_tradnl"/>
         </w:rPr>
-        <w:t xml:space="preserve">Mi Cuenta </w:t>
+        <w:t xml:space="preserve">Nuevo Usuario</w:t>
+      </w:r>
+    </w:p>
+    <w:p>
+      <w:pPr>
+        <w:numPr>
+          <w:ilvl w:val="1"/>
+          <w:numId w:val="19"/>
+        </w:numPr>
+        <w:rPr>
+          <w:sz w:val="20"/>
+          <w:szCs w:val="20"/>
+          <w:lang w:val="es-ES_tradnl"/>
+        </w:rPr>
+      </w:pPr>
+      <w:r>
+        <w:rPr>
+          <w:sz w:val="20"/>
+          <w:szCs w:val="20"/>
+          <w:lang w:val="es-ES_tradnl"/>
+        </w:rPr>
+        <w:t xml:space="preserve">Editar </w:t>
       </w:r>
       <w:r>
         <w:rPr>
@@ -1362,7 +1519,28 @@
           <w:szCs w:val="20"/>
           <w:lang w:val="es-ES_tradnl"/>
         </w:rPr>
-        <w:t>Ver CU1</w:t>
+        <w:t xml:space="preserve">FA03</w:t>
+      </w:r>
+    </w:p>
+    <w:p>
+      <w:pPr>
+        <w:numPr>
+          <w:ilvl w:val="1"/>
+          <w:numId w:val="19"/>
+        </w:numPr>
+        <w:rPr>
+          <w:sz w:val="20"/>
+          <w:szCs w:val="20"/>
+          <w:lang w:val="es-ES_tradnl"/>
+        </w:rPr>
+      </w:pPr>
+      <w:r>
+        <w:rPr>
+          <w:sz w:val="20"/>
+          <w:szCs w:val="20"/>
+          <w:lang w:val="es-ES_tradnl"/>
+        </w:rPr>
+        <w:t xml:space="preserve">Estado </w:t>
       </w:r>
       <w:r>
         <w:rPr>
@@ -1372,7 +1550,7 @@
           <w:szCs w:val="20"/>
           <w:lang w:val="es-ES_tradnl"/>
         </w:rPr>
-        <w:t>1</w:t>
+        <w:t xml:space="preserve">FA04</w:t>
       </w:r>
     </w:p>
     <w:p>
@@ -1393,7 +1571,7 @@
           <w:szCs w:val="20"/>
           <w:lang w:val="es-ES_tradnl"/>
         </w:rPr>
-        <w:t xml:space="preserve">Seguimiento del Caso </w:t>
+        <w:t xml:space="preserve">Limpiar filtros </w:t>
       </w:r>
       <w:r>
         <w:rPr>
@@ -1403,7 +1581,80 @@
           <w:szCs w:val="20"/>
           <w:lang w:val="es-ES_tradnl"/>
         </w:rPr>
-        <w:t>FA09</w:t>
+        <w:t xml:space="preserve">FA02</w:t>
+      </w:r>
+    </w:p>
+    <w:p>
+      <w:pPr>
+        <w:numPr>
+          <w:ilvl w:val="0"/>
+          <w:numId w:val="19"/>
+        </w:numPr>
+        <w:rPr>
+          <w:sz w:val="20"/>
+          <w:szCs w:val="20"/>
+          <w:lang w:val="es-ES_tradnl"/>
+        </w:rPr>
+      </w:pPr>
+      <w:r>
+        <w:rPr>
+          <w:sz w:val="20"/>
+          <w:szCs w:val="20"/>
+          <w:lang w:val="es-ES_tradnl"/>
+        </w:rPr>
+        <w:t xml:space="preserve">El usuario selecciona el botón “Nuevo Usuario”.</w:t>
+      </w:r>
+    </w:p>
+    <w:p>
+      <w:pPr>
+        <w:numPr>
+          <w:ilvl w:val="0"/>
+          <w:numId w:val="19"/>
+        </w:numPr>
+        <w:rPr>
+          <w:sz w:val="20"/>
+          <w:szCs w:val="20"/>
+          <w:lang w:val="es-ES_tradnl"/>
+        </w:rPr>
+      </w:pPr>
+      <w:r>
+        <w:rPr>
+          <w:sz w:val="20"/>
+          <w:szCs w:val="20"/>
+          <w:lang w:val="es-ES_tradnl"/>
+        </w:rPr>
+        <w:t xml:space="preserve">El sistema muestra el formulario usuario. </w:t>
+      </w:r>
+      <w:r>
+        <w:rPr>
+          <w:b/>
+          <w:bCs/>
+          <w:sz w:val="20"/>
+          <w:szCs w:val="20"/>
+          <w:lang w:val="es-ES_tradnl"/>
+        </w:rPr>
+        <w:t xml:space="preserve">RN27</w:t>
+      </w:r>
+    </w:p>
+    <w:p>
+      <w:pPr>
+        <w:numPr>
+          <w:ilvl w:val="0"/>
+          <w:numId w:val="19"/>
+        </w:numPr>
+        <w:rPr>
+          <w:sz w:val="20"/>
+          <w:szCs w:val="20"/>
+          <w:lang w:val="es-ES_tradnl"/>
+        </w:rPr>
+      </w:pPr>
+      <w:r>
+        <w:rPr>
+          <w:sz w:val="20"/>
+          <w:szCs w:val="20"/>
+          <w:lang w:val="es-ES_tradnl"/>
+        </w:rPr>
+        <w:t xml:space="preserve">El sistema muestra los siguientes botones.</w:t>
       </w:r>
     </w:p>
     <w:p>
@@ -1424,7 +1675,28 @@
           <w:szCs w:val="20"/>
           <w:lang w:val="es-ES_tradnl"/>
         </w:rPr>
-        <w:t xml:space="preserve">Cerrar sesión </w:t>
+        <w:t xml:space="preserve">Guardar</w:t>
+      </w:r>
+    </w:p>
+    <w:p>
+      <w:pPr>
+        <w:numPr>
+          <w:ilvl w:val="1"/>
+          <w:numId w:val="19"/>
+        </w:numPr>
+        <w:rPr>
+          <w:sz w:val="20"/>
+          <w:szCs w:val="20"/>
+          <w:lang w:val="es-ES_tradnl"/>
+        </w:rPr>
+      </w:pPr>
+      <w:r>
+        <w:rPr>
+          <w:sz w:val="20"/>
+          <w:szCs w:val="20"/>
+          <w:lang w:val="es-ES_tradnl"/>
+        </w:rPr>
+        <w:t xml:space="preserve">Cancelar </w:t>
       </w:r>
       <w:r>
         <w:rPr>
@@ -1434,7 +1706,7 @@
           <w:szCs w:val="20"/>
           <w:lang w:val="es-ES_tradnl"/>
         </w:rPr>
-        <w:t>FA01</w:t>
+        <w:t xml:space="preserve">FA05</w:t>
       </w:r>
     </w:p>
     <w:p>
@@ -1455,7 +1727,7 @@
           <w:szCs w:val="20"/>
           <w:lang w:val="es-ES_tradnl"/>
         </w:rPr>
-        <w:t>El usuario selecciona el menú “Mantenimiento de Usuarios”.</w:t>
+        <w:t xml:space="preserve">El usuario llena el formulario usuario.</w:t>
       </w:r>
     </w:p>
     <w:p>
@@ -1476,7 +1748,7 @@
           <w:szCs w:val="20"/>
           <w:lang w:val="es-ES_tradnl"/>
         </w:rPr>
-        <w:t xml:space="preserve">El sistema muestra el formulario mantenimiento de usuarios. </w:t>
+        <w:t xml:space="preserve">El usuario selecciona el botón “Guardar”. </w:t>
       </w:r>
       <w:r>
         <w:rPr>
@@ -1486,7 +1758,7 @@
           <w:szCs w:val="20"/>
           <w:lang w:val="es-ES_tradnl"/>
         </w:rPr>
-        <w:t>RN26, FA02</w:t>
+        <w:t xml:space="preserve">FA06</w:t>
       </w:r>
     </w:p>
     <w:p>
@@ -1507,49 +1779,7 @@
           <w:szCs w:val="20"/>
           <w:lang w:val="es-ES_tradnl"/>
         </w:rPr>
-        <w:t>El sistema muestra los siguientes botones.</w:t>
-      </w:r>
-    </w:p>
-    <w:p>
-      <w:pPr>
-        <w:numPr>
-          <w:ilvl w:val="1"/>
-          <w:numId w:val="19"/>
-        </w:numPr>
-        <w:rPr>
-          <w:sz w:val="20"/>
-          <w:szCs w:val="20"/>
-          <w:lang w:val="es-ES_tradnl"/>
-        </w:rPr>
-      </w:pPr>
-      <w:r>
-        <w:rPr>
-          <w:sz w:val="20"/>
-          <w:szCs w:val="20"/>
-          <w:lang w:val="es-ES_tradnl"/>
-        </w:rPr>
-        <w:t>Nuevo Usuario</w:t>
-      </w:r>
-    </w:p>
-    <w:p>
-      <w:pPr>
-        <w:numPr>
-          <w:ilvl w:val="1"/>
-          <w:numId w:val="19"/>
-        </w:numPr>
-        <w:rPr>
-          <w:sz w:val="20"/>
-          <w:szCs w:val="20"/>
-          <w:lang w:val="es-ES_tradnl"/>
-        </w:rPr>
-      </w:pPr>
-      <w:r>
-        <w:rPr>
-          <w:sz w:val="20"/>
-          <w:szCs w:val="20"/>
-          <w:lang w:val="es-ES_tradnl"/>
-        </w:rPr>
-        <w:t xml:space="preserve">Editar </w:t>
+        <w:t xml:space="preserve">El sistema valida los campos obligatorios del formulario. </w:t>
       </w:r>
       <w:r>
         <w:rPr>
@@ -1559,13 +1789,13 @@
           <w:szCs w:val="20"/>
           <w:lang w:val="es-ES_tradnl"/>
         </w:rPr>
-        <w:t>FA03</w:t>
-      </w:r>
-    </w:p>
-    <w:p>
-      <w:pPr>
-        <w:numPr>
-          <w:ilvl w:val="1"/>
+        <w:t xml:space="preserve">FA07, RN27</w:t>
+      </w:r>
+    </w:p>
+    <w:p>
+      <w:pPr>
+        <w:numPr>
+          <w:ilvl w:val="0"/>
           <w:numId w:val="19"/>
         </w:numPr>
         <w:rPr>
@@ -1580,7 +1810,7 @@
           <w:szCs w:val="20"/>
           <w:lang w:val="es-ES_tradnl"/>
         </w:rPr>
-        <w:t xml:space="preserve">Estado </w:t>
+        <w:t xml:space="preserve">El sistema guarda el usuario con la contraseña cifrada. </w:t>
       </w:r>
       <w:r>
         <w:rPr>
@@ -1590,7 +1820,7 @@
           <w:szCs w:val="20"/>
           <w:lang w:val="es-ES_tradnl"/>
         </w:rPr>
-        <w:t>FA04</w:t>
+        <w:t xml:space="preserve">RN08</w:t>
       </w:r>
     </w:p>
     <w:p>
@@ -1611,28 +1841,7 @@
           <w:szCs w:val="20"/>
           <w:lang w:val="es-ES_tradnl"/>
         </w:rPr>
-        <w:t>El usuario selecciona el botón “Nuevo Usuario”.</w:t>
-      </w:r>
-    </w:p>
-    <w:p>
-      <w:pPr>
-        <w:numPr>
-          <w:ilvl w:val="0"/>
-          <w:numId w:val="19"/>
-        </w:numPr>
-        <w:rPr>
-          <w:sz w:val="20"/>
-          <w:szCs w:val="20"/>
-          <w:lang w:val="es-ES_tradnl"/>
-        </w:rPr>
-      </w:pPr>
-      <w:r>
-        <w:rPr>
-          <w:sz w:val="20"/>
-          <w:szCs w:val="20"/>
-          <w:lang w:val="es-ES_tradnl"/>
-        </w:rPr>
-        <w:t xml:space="preserve">El sistema muestra el formulario usuario. </w:t>
+        <w:t xml:space="preserve">El sistema registra los cambios en bitácora. </w:t>
       </w:r>
       <w:r>
         <w:rPr>
@@ -1642,7 +1851,7 @@
           <w:szCs w:val="20"/>
           <w:lang w:val="es-ES_tradnl"/>
         </w:rPr>
-        <w:t>RN27</w:t>
+        <w:t xml:space="preserve">Ver CU12</w:t>
       </w:r>
     </w:p>
     <w:p>
@@ -1663,49 +1872,7 @@
           <w:szCs w:val="20"/>
           <w:lang w:val="es-ES_tradnl"/>
         </w:rPr>
-        <w:t>El sistema muestra los siguientes botones.</w:t>
-      </w:r>
-    </w:p>
-    <w:p>
-      <w:pPr>
-        <w:numPr>
-          <w:ilvl w:val="1"/>
-          <w:numId w:val="19"/>
-        </w:numPr>
-        <w:rPr>
-          <w:sz w:val="20"/>
-          <w:szCs w:val="20"/>
-          <w:lang w:val="es-ES_tradnl"/>
-        </w:rPr>
-      </w:pPr>
-      <w:r>
-        <w:rPr>
-          <w:sz w:val="20"/>
-          <w:szCs w:val="20"/>
-          <w:lang w:val="es-ES_tradnl"/>
-        </w:rPr>
-        <w:t>Guardar</w:t>
-      </w:r>
-    </w:p>
-    <w:p>
-      <w:pPr>
-        <w:numPr>
-          <w:ilvl w:val="1"/>
-          <w:numId w:val="19"/>
-        </w:numPr>
-        <w:rPr>
-          <w:sz w:val="20"/>
-          <w:szCs w:val="20"/>
-          <w:lang w:val="es-ES_tradnl"/>
-        </w:rPr>
-      </w:pPr>
-      <w:r>
-        <w:rPr>
-          <w:sz w:val="20"/>
-          <w:szCs w:val="20"/>
-          <w:lang w:val="es-ES_tradnl"/>
-        </w:rPr>
-        <w:t xml:space="preserve">Cancelar </w:t>
+        <w:t xml:space="preserve">El sistema muestra el mensaje de éxito. </w:t>
       </w:r>
       <w:r>
         <w:rPr>
@@ -1715,7 +1882,7 @@
           <w:szCs w:val="20"/>
           <w:lang w:val="es-ES_tradnl"/>
         </w:rPr>
-        <w:t>FA05</w:t>
+        <w:t xml:space="preserve">AN01 # 8</w:t>
       </w:r>
     </w:p>
     <w:p>
@@ -1736,7 +1903,7 @@
           <w:szCs w:val="20"/>
           <w:lang w:val="es-ES_tradnl"/>
         </w:rPr>
-        <w:t>El usuario llena el formulario usuario.</w:t>
+        <w:t xml:space="preserve">El sistema retorna al paso 4 del flujo básico.</w:t>
       </w:r>
     </w:p>
     <w:p>
@@ -1757,9 +1924,33 @@
           <w:szCs w:val="20"/>
           <w:lang w:val="es-ES_tradnl"/>
         </w:rPr>
-        <w:t xml:space="preserve">El usuario selecciona el botón “Guardar”. </w:t>
-      </w:r>
-      <w:r>
+        <w:t xml:space="preserve">Fin del caso de uso.</w:t>
+      </w:r>
+    </w:p>
+    <w:p>
+      <w:pPr>
+        <w:pStyle w:val="Ttulo2"/>
+        <w:numPr>
+          <w:ilvl w:val="1"/>
+          <w:numId w:val="17"/>
+        </w:numPr>
+        <w:rPr>
+          <w:sz w:val="24"/>
+          <w:szCs w:val="24"/>
+          <w:lang w:val="es-ES_tradnl"/>
+        </w:rPr>
+      </w:pPr>
+      <w:r>
+        <w:rPr>
+          <w:sz w:val="24"/>
+          <w:szCs w:val="24"/>
+          <w:lang w:val="es-ES_tradnl"/>
+        </w:rPr>
+        <w:t>Flujos Alternos</w:t>
+      </w:r>
+    </w:p>
+    <w:p>
+      <w:pPr>
         <w:rPr>
           <w:b/>
           <w:bCs/>
@@ -1767,29 +1958,7 @@
           <w:szCs w:val="20"/>
           <w:lang w:val="es-ES_tradnl"/>
         </w:rPr>
-        <w:t>FA06</w:t>
-      </w:r>
-    </w:p>
-    <w:p>
-      <w:pPr>
-        <w:numPr>
-          <w:ilvl w:val="0"/>
-          <w:numId w:val="19"/>
-        </w:numPr>
-        <w:rPr>
-          <w:sz w:val="20"/>
-          <w:szCs w:val="20"/>
-          <w:lang w:val="es-ES_tradnl"/>
-        </w:rPr>
-      </w:pPr>
-      <w:r>
-        <w:rPr>
-          <w:sz w:val="20"/>
-          <w:szCs w:val="20"/>
-          <w:lang w:val="es-ES_tradnl"/>
-        </w:rPr>
-        <w:t xml:space="preserve">El sistema valida los campos obligatorios del formulario. </w:t>
-      </w:r>
+      </w:pPr>
       <w:r>
         <w:rPr>
           <w:b/>
@@ -1798,7 +1967,49 @@
           <w:szCs w:val="20"/>
           <w:lang w:val="es-ES_tradnl"/>
         </w:rPr>
-        <w:t xml:space="preserve">FA07, </w:t>
+        <w:t xml:space="preserve">FA01 Cerrar sesión</w:t>
+      </w:r>
+    </w:p>
+    <w:p>
+      <w:pPr>
+        <w:numPr>
+          <w:ilvl w:val="0"/>
+          <w:numId w:val="20"/>
+        </w:numPr>
+        <w:rPr>
+          <w:sz w:val="20"/>
+          <w:szCs w:val="20"/>
+          <w:lang w:val="es-ES_tradnl"/>
+        </w:rPr>
+      </w:pPr>
+      <w:r>
+        <w:rPr>
+          <w:sz w:val="20"/>
+          <w:szCs w:val="20"/>
+          <w:lang w:val="es-ES_tradnl"/>
+        </w:rPr>
+        <w:t xml:space="preserve">El usuario selecciona el botón “Cerrar sesión”</w:t>
+      </w:r>
+    </w:p>
+    <w:p>
+      <w:pPr>
+        <w:numPr>
+          <w:ilvl w:val="0"/>
+          <w:numId w:val="20"/>
+        </w:numPr>
+        <w:rPr>
+          <w:sz w:val="20"/>
+          <w:szCs w:val="20"/>
+          <w:lang w:val="es-ES_tradnl"/>
+        </w:rPr>
+      </w:pPr>
+      <w:r>
+        <w:rPr>
+          <w:sz w:val="20"/>
+          <w:szCs w:val="20"/>
+          <w:lang w:val="es-ES_tradnl"/>
+        </w:rPr>
+        <w:t xml:space="preserve">El sistema registra el cierre de sesión en bitácora. </w:t>
       </w:r>
       <w:r>
         <w:rPr>
@@ -1808,30 +2019,62 @@
           <w:szCs w:val="20"/>
           <w:lang w:val="es-ES_tradnl"/>
         </w:rPr>
-        <w:t>RN27</w:t>
-      </w:r>
-    </w:p>
-    <w:p>
-      <w:pPr>
-        <w:numPr>
-          <w:ilvl w:val="0"/>
-          <w:numId w:val="19"/>
-        </w:numPr>
-        <w:rPr>
-          <w:sz w:val="20"/>
-          <w:szCs w:val="20"/>
-          <w:lang w:val="es-ES_tradnl"/>
-        </w:rPr>
-      </w:pPr>
-      <w:r>
-        <w:rPr>
-          <w:sz w:val="20"/>
-          <w:szCs w:val="20"/>
-          <w:lang w:val="es-ES_tradnl"/>
-        </w:rPr>
-        <w:t xml:space="preserve">El sistema guarda el usuario con la contraseña cifrada. </w:t>
-      </w:r>
-      <w:r>
+        <w:t xml:space="preserve">Ver CU12</w:t>
+      </w:r>
+    </w:p>
+    <w:p>
+      <w:pPr>
+        <w:numPr>
+          <w:ilvl w:val="0"/>
+          <w:numId w:val="20"/>
+        </w:numPr>
+        <w:rPr>
+          <w:sz w:val="20"/>
+          <w:szCs w:val="20"/>
+          <w:lang w:val="es-ES_tradnl"/>
+        </w:rPr>
+      </w:pPr>
+      <w:r>
+        <w:rPr>
+          <w:sz w:val="20"/>
+          <w:szCs w:val="20"/>
+          <w:lang w:val="es-ES_tradnl"/>
+        </w:rPr>
+        <w:t xml:space="preserve">El sistema retorna al portal web.</w:t>
+      </w:r>
+    </w:p>
+    <w:p>
+      <w:pPr>
+        <w:numPr>
+          <w:ilvl w:val="0"/>
+          <w:numId w:val="20"/>
+        </w:numPr>
+        <w:rPr>
+          <w:sz w:val="20"/>
+          <w:szCs w:val="20"/>
+          <w:lang w:val="es-ES_tradnl"/>
+        </w:rPr>
+      </w:pPr>
+      <w:r>
+        <w:rPr>
+          <w:sz w:val="20"/>
+          <w:szCs w:val="20"/>
+          <w:lang w:val="es-ES_tradnl"/>
+        </w:rPr>
+        <w:t xml:space="preserve">Fin de flujo alterno.</w:t>
+      </w:r>
+    </w:p>
+    <w:p>
+      <w:pPr>
+        <w:rPr>
+          <w:sz w:val="20"/>
+          <w:szCs w:val="20"/>
+          <w:lang w:val="es-ES_tradnl"/>
+        </w:rPr>
+      </w:pPr>
+    </w:p>
+    <w:p>
+      <w:pPr>
         <w:rPr>
           <w:b/>
           <w:bCs/>
@@ -1839,29 +2082,7 @@
           <w:szCs w:val="20"/>
           <w:lang w:val="es-ES_tradnl"/>
         </w:rPr>
-        <w:t>RN08</w:t>
-      </w:r>
-    </w:p>
-    <w:p>
-      <w:pPr>
-        <w:numPr>
-          <w:ilvl w:val="0"/>
-          <w:numId w:val="19"/>
-        </w:numPr>
-        <w:rPr>
-          <w:sz w:val="20"/>
-          <w:szCs w:val="20"/>
-          <w:lang w:val="es-ES_tradnl"/>
-        </w:rPr>
-      </w:pPr>
-      <w:r>
-        <w:rPr>
-          <w:sz w:val="20"/>
-          <w:szCs w:val="20"/>
-          <w:lang w:val="es-ES_tradnl"/>
-        </w:rPr>
-        <w:t xml:space="preserve">El sistema registra los cambios en bitácora. </w:t>
-      </w:r>
+      </w:pPr>
       <w:r>
         <w:rPr>
           <w:b/>
@@ -1870,7 +2091,28 @@
           <w:szCs w:val="20"/>
           <w:lang w:val="es-ES_tradnl"/>
         </w:rPr>
-        <w:t xml:space="preserve">Ver </w:t>
+        <w:t xml:space="preserve">FA02 Filtros de búsqueda</w:t>
+      </w:r>
+    </w:p>
+    <w:p>
+      <w:pPr>
+        <w:numPr>
+          <w:ilvl w:val="0"/>
+          <w:numId w:val="21"/>
+        </w:numPr>
+        <w:rPr>
+          <w:sz w:val="20"/>
+          <w:szCs w:val="20"/>
+          <w:lang w:val="es-ES_tradnl"/>
+        </w:rPr>
+      </w:pPr>
+      <w:r>
+        <w:rPr>
+          <w:sz w:val="20"/>
+          <w:szCs w:val="20"/>
+          <w:lang w:val="es-ES_tradnl"/>
+        </w:rPr>
+        <w:t xml:space="preserve">El usuario ingresa el nombre o el correo del usuario, o selecciona un rol o un departamento. </w:t>
       </w:r>
       <w:r>
         <w:rPr>
@@ -1880,30 +2122,83 @@
           <w:szCs w:val="20"/>
           <w:lang w:val="es-ES_tradnl"/>
         </w:rPr>
-        <w:t>CU13</w:t>
-      </w:r>
-    </w:p>
-    <w:p>
-      <w:pPr>
-        <w:numPr>
-          <w:ilvl w:val="0"/>
-          <w:numId w:val="19"/>
-        </w:numPr>
-        <w:rPr>
-          <w:sz w:val="20"/>
-          <w:szCs w:val="20"/>
-          <w:lang w:val="es-ES_tradnl"/>
-        </w:rPr>
-      </w:pPr>
-      <w:r>
-        <w:rPr>
-          <w:sz w:val="20"/>
-          <w:szCs w:val="20"/>
-          <w:lang w:val="es-ES_tradnl"/>
-        </w:rPr>
-        <w:t xml:space="preserve">El sistema muestra el mensaje de éxito. </w:t>
-      </w:r>
-      <w:r>
+        <w:t xml:space="preserve">RN26</w:t>
+      </w:r>
+    </w:p>
+    <w:p>
+      <w:pPr>
+        <w:numPr>
+          <w:ilvl w:val="0"/>
+          <w:numId w:val="21"/>
+        </w:numPr>
+        <w:rPr>
+          <w:sz w:val="20"/>
+          <w:szCs w:val="20"/>
+          <w:lang w:val="es-ES_tradnl"/>
+        </w:rPr>
+      </w:pPr>
+      <w:r>
+        <w:rPr>
+          <w:sz w:val="20"/>
+          <w:szCs w:val="20"/>
+          <w:lang w:val="es-ES_tradnl"/>
+        </w:rPr>
+        <w:t xml:space="preserve">El sistema muestra el resultado, retornando al paso 4 del flujo básico.</w:t>
+      </w:r>
+    </w:p>
+    <w:p>
+      <w:pPr>
+        <w:numPr>
+          <w:ilvl w:val="0"/>
+          <w:numId w:val="21"/>
+        </w:numPr>
+        <w:rPr>
+          <w:sz w:val="20"/>
+          <w:szCs w:val="20"/>
+          <w:lang w:val="es-ES_tradnl"/>
+        </w:rPr>
+      </w:pPr>
+      <w:r>
+        <w:rPr>
+          <w:sz w:val="20"/>
+          <w:szCs w:val="20"/>
+          <w:lang w:val="es-ES_tradnl"/>
+        </w:rPr>
+        <w:t xml:space="preserve">El usuario selecciona el botón “Limpiar filtros” para mostrar nuevamente todos los usuarios.</w:t>
+      </w:r>
+    </w:p>
+    <w:p>
+      <w:pPr>
+        <w:numPr>
+          <w:ilvl w:val="0"/>
+          <w:numId w:val="21"/>
+        </w:numPr>
+        <w:rPr>
+          <w:sz w:val="20"/>
+          <w:szCs w:val="20"/>
+          <w:lang w:val="es-ES_tradnl"/>
+        </w:rPr>
+      </w:pPr>
+      <w:r>
+        <w:rPr>
+          <w:sz w:val="20"/>
+          <w:szCs w:val="20"/>
+          <w:lang w:val="es-ES_tradnl"/>
+        </w:rPr>
+        <w:t xml:space="preserve">Fin de flujo alterno.</w:t>
+      </w:r>
+    </w:p>
+    <w:p>
+      <w:pPr>
+        <w:rPr>
+          <w:sz w:val="20"/>
+          <w:szCs w:val="20"/>
+          <w:lang w:val="es-ES_tradnl"/>
+        </w:rPr>
+      </w:pPr>
+    </w:p>
+    <w:p>
+      <w:pPr>
         <w:rPr>
           <w:b/>
           <w:bCs/>
@@ -1911,54 +2206,2131 @@
           <w:szCs w:val="20"/>
           <w:lang w:val="es-ES_tradnl"/>
         </w:rPr>
-        <w:t>AN01 # 8</w:t>
-      </w:r>
-    </w:p>
-    <w:p>
-      <w:pPr>
-        <w:numPr>
-          <w:ilvl w:val="0"/>
-          <w:numId w:val="19"/>
-        </w:numPr>
-        <w:rPr>
-          <w:sz w:val="20"/>
-          <w:szCs w:val="20"/>
-          <w:lang w:val="es-ES_tradnl"/>
-        </w:rPr>
-      </w:pPr>
-      <w:r>
-        <w:rPr>
-          <w:sz w:val="20"/>
-          <w:szCs w:val="20"/>
-          <w:lang w:val="es-ES_tradnl"/>
-        </w:rPr>
-        <w:t>El sistema retorna al paso 4 del flujo básico.</w:t>
-      </w:r>
-    </w:p>
-    <w:p>
-      <w:pPr>
-        <w:numPr>
-          <w:ilvl w:val="0"/>
-          <w:numId w:val="19"/>
-        </w:numPr>
-        <w:rPr>
-          <w:sz w:val="20"/>
-          <w:szCs w:val="20"/>
-          <w:lang w:val="es-ES_tradnl"/>
-        </w:rPr>
-      </w:pPr>
-      <w:r>
-        <w:rPr>
-          <w:sz w:val="20"/>
-          <w:szCs w:val="20"/>
-          <w:lang w:val="es-ES_tradnl"/>
-        </w:rPr>
-        <w:t>Fin del caso de uso.</w:t>
-      </w:r>
-    </w:p>
-    <w:p>
-      <w:pPr>
-        <w:pStyle w:val="Heading2"/>
+      </w:pPr>
+      <w:r>
+        <w:rPr>
+          <w:b/>
+          <w:bCs/>
+          <w:sz w:val="20"/>
+          <w:szCs w:val="20"/>
+          <w:lang w:val="es-ES_tradnl"/>
+        </w:rPr>
+        <w:t xml:space="preserve">FA03 Editar un usuario existente</w:t>
+      </w:r>
+    </w:p>
+    <w:p>
+      <w:pPr>
+        <w:numPr>
+          <w:ilvl w:val="0"/>
+          <w:numId w:val="22"/>
+        </w:numPr>
+        <w:rPr>
+          <w:sz w:val="20"/>
+          <w:szCs w:val="20"/>
+          <w:lang w:val="es-ES_tradnl"/>
+        </w:rPr>
+      </w:pPr>
+      <w:r>
+        <w:rPr>
+          <w:sz w:val="20"/>
+          <w:szCs w:val="20"/>
+          <w:lang w:val="es-ES_tradnl"/>
+        </w:rPr>
+        <w:t xml:space="preserve">El usuario selecciona el botón “Editar” del usuario que desea modificar.</w:t>
+      </w:r>
+    </w:p>
+    <w:p>
+      <w:pPr>
+        <w:numPr>
+          <w:ilvl w:val="0"/>
+          <w:numId w:val="22"/>
+        </w:numPr>
+        <w:rPr>
+          <w:sz w:val="20"/>
+          <w:szCs w:val="20"/>
+          <w:lang w:val="es-ES_tradnl"/>
+        </w:rPr>
+      </w:pPr>
+      <w:r>
+        <w:rPr>
+          <w:sz w:val="20"/>
+          <w:szCs w:val="20"/>
+          <w:lang w:val="es-ES_tradnl"/>
+        </w:rPr>
+        <w:t xml:space="preserve">El sistema muestra el formulario usuario con los datos del usuario seleccionado. </w:t>
+      </w:r>
+      <w:r>
+        <w:rPr>
+          <w:b/>
+          <w:bCs/>
+          <w:sz w:val="20"/>
+          <w:szCs w:val="20"/>
+          <w:lang w:val="es-ES_tradnl"/>
+        </w:rPr>
+        <w:t xml:space="preserve">RN27</w:t>
+      </w:r>
+    </w:p>
+    <w:p>
+      <w:pPr>
+        <w:numPr>
+          <w:ilvl w:val="0"/>
+          <w:numId w:val="22"/>
+        </w:numPr>
+        <w:rPr>
+          <w:sz w:val="20"/>
+          <w:szCs w:val="20"/>
+          <w:lang w:val="es-ES_tradnl"/>
+        </w:rPr>
+      </w:pPr>
+      <w:r>
+        <w:rPr>
+          <w:sz w:val="20"/>
+          <w:szCs w:val="20"/>
+          <w:lang w:val="es-ES_tradnl"/>
+        </w:rPr>
+        <w:t xml:space="preserve">El sistema muestra el CUI como campo de solo lectura.</w:t>
+      </w:r>
+    </w:p>
+    <w:p>
+      <w:pPr>
+        <w:numPr>
+          <w:ilvl w:val="0"/>
+          <w:numId w:val="22"/>
+        </w:numPr>
+        <w:rPr>
+          <w:sz w:val="20"/>
+          <w:szCs w:val="20"/>
+          <w:lang w:val="es-ES_tradnl"/>
+        </w:rPr>
+      </w:pPr>
+      <w:r>
+        <w:rPr>
+          <w:sz w:val="20"/>
+          <w:szCs w:val="20"/>
+          <w:lang w:val="es-ES_tradnl"/>
+        </w:rPr>
+        <w:t xml:space="preserve">El usuario modifica los datos y selecciona el botón “Guardar”. </w:t>
+      </w:r>
+      <w:r>
+        <w:rPr>
+          <w:b/>
+          <w:bCs/>
+          <w:sz w:val="20"/>
+          <w:szCs w:val="20"/>
+          <w:lang w:val="es-ES_tradnl"/>
+        </w:rPr>
+        <w:t xml:space="preserve">FA06, FA07, FA11</w:t>
+      </w:r>
+    </w:p>
+    <w:p>
+      <w:pPr>
+        <w:numPr>
+          <w:ilvl w:val="0"/>
+          <w:numId w:val="22"/>
+        </w:numPr>
+        <w:rPr>
+          <w:sz w:val="20"/>
+          <w:szCs w:val="20"/>
+          <w:lang w:val="es-ES_tradnl"/>
+        </w:rPr>
+      </w:pPr>
+      <w:r>
+        <w:rPr>
+          <w:sz w:val="20"/>
+          <w:szCs w:val="20"/>
+          <w:lang w:val="es-ES_tradnl"/>
+        </w:rPr>
+        <w:t xml:space="preserve">El sistema conserva la contraseña anterior cuando el campo se deja vacío. </w:t>
+      </w:r>
+      <w:r>
+        <w:rPr>
+          <w:b/>
+          <w:bCs/>
+          <w:sz w:val="20"/>
+          <w:szCs w:val="20"/>
+          <w:lang w:val="es-ES_tradnl"/>
+        </w:rPr>
+        <w:t xml:space="preserve">RN27</w:t>
+      </w:r>
+    </w:p>
+    <w:p>
+      <w:pPr>
+        <w:numPr>
+          <w:ilvl w:val="0"/>
+          <w:numId w:val="22"/>
+        </w:numPr>
+        <w:rPr>
+          <w:sz w:val="20"/>
+          <w:szCs w:val="20"/>
+          <w:lang w:val="es-ES_tradnl"/>
+        </w:rPr>
+      </w:pPr>
+      <w:r>
+        <w:rPr>
+          <w:sz w:val="20"/>
+          <w:szCs w:val="20"/>
+          <w:lang w:val="es-ES_tradnl"/>
+        </w:rPr>
+        <w:t xml:space="preserve">El sistema continúa en el paso 12 del flujo básico.</w:t>
+      </w:r>
+    </w:p>
+    <w:p>
+      <w:pPr>
+        <w:numPr>
+          <w:ilvl w:val="0"/>
+          <w:numId w:val="22"/>
+        </w:numPr>
+        <w:rPr>
+          <w:sz w:val="20"/>
+          <w:szCs w:val="20"/>
+          <w:lang w:val="es-ES_tradnl"/>
+        </w:rPr>
+      </w:pPr>
+      <w:r>
+        <w:rPr>
+          <w:sz w:val="20"/>
+          <w:szCs w:val="20"/>
+          <w:lang w:val="es-ES_tradnl"/>
+        </w:rPr>
+        <w:t xml:space="preserve">Fin de flujo alterno.</w:t>
+      </w:r>
+    </w:p>
+    <w:p>
+      <w:pPr>
+        <w:rPr>
+          <w:sz w:val="20"/>
+          <w:szCs w:val="20"/>
+          <w:lang w:val="es-ES_tradnl"/>
+        </w:rPr>
+      </w:pPr>
+    </w:p>
+    <w:p>
+      <w:pPr>
+        <w:rPr>
+          <w:b/>
+          <w:bCs/>
+          <w:sz w:val="20"/>
+          <w:szCs w:val="20"/>
+          <w:lang w:val="es-ES_tradnl"/>
+        </w:rPr>
+      </w:pPr>
+      <w:r>
+        <w:rPr>
+          <w:b/>
+          <w:bCs/>
+          <w:sz w:val="20"/>
+          <w:szCs w:val="20"/>
+          <w:lang w:val="es-ES_tradnl"/>
+        </w:rPr>
+        <w:t xml:space="preserve">FA04 Cambiar el estado de disponibilidad</w:t>
+      </w:r>
+    </w:p>
+    <w:p>
+      <w:pPr>
+        <w:numPr>
+          <w:ilvl w:val="0"/>
+          <w:numId w:val="25"/>
+        </w:numPr>
+        <w:rPr>
+          <w:sz w:val="20"/>
+          <w:szCs w:val="20"/>
+          <w:lang w:val="es-ES_tradnl"/>
+        </w:rPr>
+      </w:pPr>
+      <w:r>
+        <w:rPr>
+          <w:sz w:val="20"/>
+          <w:szCs w:val="20"/>
+          <w:lang w:val="es-ES_tradnl"/>
+        </w:rPr>
+        <w:t xml:space="preserve">El usuario selecciona el botón “Estado” del usuario que desea modificar.</w:t>
+      </w:r>
+    </w:p>
+    <w:p>
+      <w:pPr>
+        <w:numPr>
+          <w:ilvl w:val="0"/>
+          <w:numId w:val="25"/>
+        </w:numPr>
+        <w:rPr>
+          <w:sz w:val="20"/>
+          <w:szCs w:val="20"/>
+          <w:lang w:val="es-ES_tradnl"/>
+        </w:rPr>
+      </w:pPr>
+      <w:r>
+        <w:rPr>
+          <w:sz w:val="20"/>
+          <w:szCs w:val="20"/>
+          <w:lang w:val="es-ES_tradnl"/>
+        </w:rPr>
+        <w:t xml:space="preserve">El sistema muestra el formulario estado de disponibilidad con el nombre del usuario, su rol, la cantidad de casos activos y la lista de los estados disponibles. </w:t>
+      </w:r>
+      <w:r>
+        <w:rPr>
+          <w:b/>
+          <w:bCs/>
+          <w:sz w:val="20"/>
+          <w:szCs w:val="20"/>
+          <w:lang w:val="es-ES_tradnl"/>
+        </w:rPr>
+        <w:t xml:space="preserve">RN40, RN02</w:t>
+      </w:r>
+    </w:p>
+    <w:p>
+      <w:pPr>
+        <w:numPr>
+          <w:ilvl w:val="0"/>
+          <w:numId w:val="25"/>
+        </w:numPr>
+        <w:rPr>
+          <w:sz w:val="20"/>
+          <w:szCs w:val="20"/>
+          <w:lang w:val="es-ES_tradnl"/>
+        </w:rPr>
+      </w:pPr>
+      <w:r>
+        <w:rPr>
+          <w:sz w:val="20"/>
+          <w:szCs w:val="20"/>
+          <w:lang w:val="es-ES_tradnl"/>
+        </w:rPr>
+        <w:t xml:space="preserve">El sistema muestra los siguientes botones.</w:t>
+      </w:r>
+    </w:p>
+    <w:p>
+      <w:pPr>
+        <w:numPr>
+          <w:ilvl w:val="1"/>
+          <w:numId w:val="25"/>
+        </w:numPr>
+        <w:rPr>
+          <w:sz w:val="20"/>
+          <w:szCs w:val="20"/>
+          <w:lang w:val="es-ES_tradnl"/>
+        </w:rPr>
+      </w:pPr>
+      <w:r>
+        <w:rPr>
+          <w:sz w:val="20"/>
+          <w:szCs w:val="20"/>
+          <w:lang w:val="es-ES_tradnl"/>
+        </w:rPr>
+        <w:t xml:space="preserve">Guardar</w:t>
+      </w:r>
+    </w:p>
+    <w:p>
+      <w:pPr>
+        <w:numPr>
+          <w:ilvl w:val="1"/>
+          <w:numId w:val="25"/>
+        </w:numPr>
+        <w:rPr>
+          <w:sz w:val="20"/>
+          <w:szCs w:val="20"/>
+          <w:lang w:val="es-ES_tradnl"/>
+        </w:rPr>
+      </w:pPr>
+      <w:r>
+        <w:rPr>
+          <w:sz w:val="20"/>
+          <w:szCs w:val="20"/>
+          <w:lang w:val="es-ES_tradnl"/>
+        </w:rPr>
+        <w:t xml:space="preserve">Cancelar </w:t>
+      </w:r>
+      <w:r>
+        <w:rPr>
+          <w:b/>
+          <w:bCs/>
+          <w:sz w:val="20"/>
+          <w:szCs w:val="20"/>
+          <w:lang w:val="es-ES_tradnl"/>
+        </w:rPr>
+        <w:t xml:space="preserve">FA05</w:t>
+      </w:r>
+    </w:p>
+    <w:p>
+      <w:pPr>
+        <w:numPr>
+          <w:ilvl w:val="0"/>
+          <w:numId w:val="25"/>
+        </w:numPr>
+        <w:rPr>
+          <w:sz w:val="20"/>
+          <w:szCs w:val="20"/>
+          <w:lang w:val="es-ES_tradnl"/>
+        </w:rPr>
+      </w:pPr>
+      <w:r>
+        <w:rPr>
+          <w:sz w:val="20"/>
+          <w:szCs w:val="20"/>
+          <w:lang w:val="es-ES_tradnl"/>
+        </w:rPr>
+        <w:t xml:space="preserve">El usuario selecciona el nuevo estado y selecciona el botón “Guardar”. </w:t>
+      </w:r>
+      <w:r>
+        <w:rPr>
+          <w:b/>
+          <w:bCs/>
+          <w:sz w:val="20"/>
+          <w:szCs w:val="20"/>
+          <w:lang w:val="es-ES_tradnl"/>
+        </w:rPr>
+        <w:t xml:space="preserve">FA08, FA12</w:t>
+      </w:r>
+    </w:p>
+    <w:p>
+      <w:pPr>
+        <w:numPr>
+          <w:ilvl w:val="0"/>
+          <w:numId w:val="25"/>
+        </w:numPr>
+        <w:rPr>
+          <w:sz w:val="20"/>
+          <w:szCs w:val="20"/>
+          <w:lang w:val="es-ES_tradnl"/>
+        </w:rPr>
+      </w:pPr>
+      <w:r>
+        <w:rPr>
+          <w:sz w:val="20"/>
+          <w:szCs w:val="20"/>
+          <w:lang w:val="es-ES_tradnl"/>
+        </w:rPr>
+        <w:t xml:space="preserve">El sistema guarda el nuevo estado del usuario.</w:t>
+      </w:r>
+    </w:p>
+    <w:p>
+      <w:pPr>
+        <w:numPr>
+          <w:ilvl w:val="0"/>
+          <w:numId w:val="25"/>
+        </w:numPr>
+        <w:rPr>
+          <w:sz w:val="20"/>
+          <w:szCs w:val="20"/>
+          <w:lang w:val="es-ES_tradnl"/>
+        </w:rPr>
+      </w:pPr>
+      <w:r>
+        <w:rPr>
+          <w:sz w:val="20"/>
+          <w:szCs w:val="20"/>
+          <w:lang w:val="es-ES_tradnl"/>
+        </w:rPr>
+        <w:t xml:space="preserve">El sistema reinicia los intentos fallidos del usuario cuando el nuevo estado es Activo, con lo que el usuario bloqueado vuelve a poder iniciar sesión. </w:t>
+      </w:r>
+      <w:r>
+        <w:rPr>
+          <w:b/>
+          <w:bCs/>
+          <w:sz w:val="20"/>
+          <w:szCs w:val="20"/>
+          <w:lang w:val="es-ES_tradnl"/>
+        </w:rPr>
+        <w:t xml:space="preserve">RN02, Ver CU01</w:t>
+      </w:r>
+    </w:p>
+    <w:p>
+      <w:pPr>
+        <w:numPr>
+          <w:ilvl w:val="0"/>
+          <w:numId w:val="25"/>
+        </w:numPr>
+        <w:rPr>
+          <w:sz w:val="20"/>
+          <w:szCs w:val="20"/>
+          <w:lang w:val="es-ES_tradnl"/>
+        </w:rPr>
+      </w:pPr>
+      <w:r>
+        <w:rPr>
+          <w:sz w:val="20"/>
+          <w:szCs w:val="20"/>
+          <w:lang w:val="es-ES_tradnl"/>
+        </w:rPr>
+        <w:t xml:space="preserve">El sistema registra los cambios en bitácora. </w:t>
+      </w:r>
+      <w:r>
+        <w:rPr>
+          <w:b/>
+          <w:bCs/>
+          <w:sz w:val="20"/>
+          <w:szCs w:val="20"/>
+          <w:lang w:val="es-ES_tradnl"/>
+        </w:rPr>
+        <w:t xml:space="preserve">Ver CU12</w:t>
+      </w:r>
+    </w:p>
+    <w:p>
+      <w:pPr>
+        <w:numPr>
+          <w:ilvl w:val="0"/>
+          <w:numId w:val="25"/>
+        </w:numPr>
+        <w:rPr>
+          <w:sz w:val="20"/>
+          <w:szCs w:val="20"/>
+          <w:lang w:val="es-ES_tradnl"/>
+        </w:rPr>
+      </w:pPr>
+      <w:r>
+        <w:rPr>
+          <w:sz w:val="20"/>
+          <w:szCs w:val="20"/>
+          <w:lang w:val="es-ES_tradnl"/>
+        </w:rPr>
+        <w:t xml:space="preserve">El sistema muestra el mensaje de éxito. </w:t>
+      </w:r>
+      <w:r>
+        <w:rPr>
+          <w:b/>
+          <w:bCs/>
+          <w:sz w:val="20"/>
+          <w:szCs w:val="20"/>
+          <w:lang w:val="es-ES_tradnl"/>
+        </w:rPr>
+        <w:t xml:space="preserve">AN01 # 8</w:t>
+      </w:r>
+    </w:p>
+    <w:p>
+      <w:pPr>
+        <w:numPr>
+          <w:ilvl w:val="0"/>
+          <w:numId w:val="25"/>
+        </w:numPr>
+        <w:rPr>
+          <w:sz w:val="20"/>
+          <w:szCs w:val="20"/>
+          <w:lang w:val="es-ES_tradnl"/>
+        </w:rPr>
+      </w:pPr>
+      <w:r>
+        <w:rPr>
+          <w:sz w:val="20"/>
+          <w:szCs w:val="20"/>
+          <w:lang w:val="es-ES_tradnl"/>
+        </w:rPr>
+        <w:t xml:space="preserve">El sistema retorna al paso 4 del flujo básico.</w:t>
+      </w:r>
+    </w:p>
+    <w:p>
+      <w:pPr>
+        <w:numPr>
+          <w:ilvl w:val="0"/>
+          <w:numId w:val="25"/>
+        </w:numPr>
+        <w:rPr>
+          <w:sz w:val="20"/>
+          <w:szCs w:val="20"/>
+          <w:lang w:val="es-ES_tradnl"/>
+        </w:rPr>
+      </w:pPr>
+      <w:r>
+        <w:rPr>
+          <w:sz w:val="20"/>
+          <w:szCs w:val="20"/>
+          <w:lang w:val="es-ES_tradnl"/>
+        </w:rPr>
+        <w:t xml:space="preserve">Fin de flujo alterno.</w:t>
+      </w:r>
+    </w:p>
+    <w:p>
+      <w:pPr>
+        <w:rPr>
+          <w:sz w:val="20"/>
+          <w:szCs w:val="20"/>
+          <w:lang w:val="es-ES_tradnl"/>
+        </w:rPr>
+      </w:pPr>
+    </w:p>
+    <w:p>
+      <w:pPr>
+        <w:rPr>
+          <w:b/>
+          <w:bCs/>
+          <w:sz w:val="20"/>
+          <w:szCs w:val="20"/>
+          <w:lang w:val="es-ES_tradnl"/>
+        </w:rPr>
+      </w:pPr>
+      <w:r>
+        <w:rPr>
+          <w:b/>
+          <w:bCs/>
+          <w:sz w:val="20"/>
+          <w:szCs w:val="20"/>
+          <w:lang w:val="es-ES_tradnl"/>
+        </w:rPr>
+        <w:t xml:space="preserve">FA05 Cancelar</w:t>
+      </w:r>
+    </w:p>
+    <w:p>
+      <w:pPr>
+        <w:numPr>
+          <w:ilvl w:val="0"/>
+          <w:numId w:val="26"/>
+        </w:numPr>
+        <w:rPr>
+          <w:sz w:val="20"/>
+          <w:szCs w:val="20"/>
+          <w:lang w:val="es-ES_tradnl"/>
+        </w:rPr>
+      </w:pPr>
+      <w:r>
+        <w:rPr>
+          <w:sz w:val="20"/>
+          <w:szCs w:val="20"/>
+          <w:lang w:val="es-ES_tradnl"/>
+        </w:rPr>
+        <w:t xml:space="preserve">El usuario selecciona el botón “Cancelar”</w:t>
+      </w:r>
+    </w:p>
+    <w:p>
+      <w:pPr>
+        <w:numPr>
+          <w:ilvl w:val="0"/>
+          <w:numId w:val="26"/>
+        </w:numPr>
+        <w:rPr>
+          <w:sz w:val="20"/>
+          <w:szCs w:val="20"/>
+          <w:lang w:val="es-ES_tradnl"/>
+        </w:rPr>
+      </w:pPr>
+      <w:r>
+        <w:rPr>
+          <w:sz w:val="20"/>
+          <w:szCs w:val="20"/>
+          <w:lang w:val="es-ES_tradnl"/>
+        </w:rPr>
+        <w:t xml:space="preserve">El sistema cierra el formulario.</w:t>
+      </w:r>
+    </w:p>
+    <w:p>
+      <w:pPr>
+        <w:numPr>
+          <w:ilvl w:val="0"/>
+          <w:numId w:val="26"/>
+        </w:numPr>
+        <w:rPr>
+          <w:sz w:val="20"/>
+          <w:szCs w:val="20"/>
+          <w:lang w:val="es-ES_tradnl"/>
+        </w:rPr>
+      </w:pPr>
+      <w:r>
+        <w:rPr>
+          <w:sz w:val="20"/>
+          <w:szCs w:val="20"/>
+          <w:lang w:val="es-ES_tradnl"/>
+        </w:rPr>
+        <w:t xml:space="preserve">El sistema retorna al paso 4 del flujo básico.</w:t>
+      </w:r>
+    </w:p>
+    <w:p>
+      <w:pPr>
+        <w:numPr>
+          <w:ilvl w:val="0"/>
+          <w:numId w:val="26"/>
+        </w:numPr>
+        <w:rPr>
+          <w:sz w:val="20"/>
+          <w:szCs w:val="20"/>
+          <w:lang w:val="es-ES_tradnl"/>
+        </w:rPr>
+      </w:pPr>
+      <w:r>
+        <w:rPr>
+          <w:sz w:val="20"/>
+          <w:szCs w:val="20"/>
+          <w:lang w:val="es-ES_tradnl"/>
+        </w:rPr>
+        <w:t xml:space="preserve">Fin de flujo alterno.</w:t>
+      </w:r>
+    </w:p>
+    <w:p>
+      <w:pPr>
+        <w:rPr>
+          <w:sz w:val="20"/>
+          <w:szCs w:val="20"/>
+          <w:lang w:val="es-ES_tradnl"/>
+        </w:rPr>
+      </w:pPr>
+    </w:p>
+    <w:p>
+      <w:pPr>
+        <w:rPr>
+          <w:b/>
+          <w:bCs/>
+          <w:sz w:val="20"/>
+          <w:szCs w:val="20"/>
+          <w:lang w:val="es-ES_tradnl"/>
+        </w:rPr>
+      </w:pPr>
+      <w:r>
+        <w:rPr>
+          <w:b/>
+          <w:bCs/>
+          <w:sz w:val="20"/>
+          <w:szCs w:val="20"/>
+          <w:lang w:val="es-ES_tradnl"/>
+        </w:rPr>
+        <w:t xml:space="preserve">FA06 Campos obligatorios incompletos</w:t>
+      </w:r>
+    </w:p>
+    <w:p>
+      <w:pPr>
+        <w:numPr>
+          <w:ilvl w:val="0"/>
+          <w:numId w:val="27"/>
+        </w:numPr>
+        <w:rPr>
+          <w:sz w:val="20"/>
+          <w:szCs w:val="20"/>
+          <w:lang w:val="es-ES_tradnl"/>
+        </w:rPr>
+      </w:pPr>
+      <w:r>
+        <w:rPr>
+          <w:sz w:val="20"/>
+          <w:szCs w:val="20"/>
+          <w:lang w:val="es-ES_tradnl"/>
+        </w:rPr>
+        <w:t xml:space="preserve">El sistema valida que los campos obligatorios hayan sido ingresados.</w:t>
+      </w:r>
+    </w:p>
+    <w:p>
+      <w:pPr>
+        <w:numPr>
+          <w:ilvl w:val="0"/>
+          <w:numId w:val="27"/>
+        </w:numPr>
+        <w:rPr>
+          <w:sz w:val="20"/>
+          <w:szCs w:val="20"/>
+          <w:lang w:val="es-ES_tradnl"/>
+        </w:rPr>
+      </w:pPr>
+      <w:r>
+        <w:rPr>
+          <w:sz w:val="20"/>
+          <w:szCs w:val="20"/>
+          <w:lang w:val="es-ES_tradnl"/>
+        </w:rPr>
+        <w:t xml:space="preserve">El sistema muestra el mensaje de error. </w:t>
+      </w:r>
+      <w:r>
+        <w:rPr>
+          <w:b/>
+          <w:bCs/>
+          <w:sz w:val="20"/>
+          <w:szCs w:val="20"/>
+          <w:lang w:val="es-ES_tradnl"/>
+        </w:rPr>
+        <w:t xml:space="preserve">AN02 # 7</w:t>
+      </w:r>
+    </w:p>
+    <w:p>
+      <w:pPr>
+        <w:numPr>
+          <w:ilvl w:val="0"/>
+          <w:numId w:val="27"/>
+        </w:numPr>
+        <w:rPr>
+          <w:sz w:val="20"/>
+          <w:szCs w:val="20"/>
+          <w:lang w:val="es-ES_tradnl"/>
+        </w:rPr>
+      </w:pPr>
+      <w:r>
+        <w:rPr>
+          <w:sz w:val="20"/>
+          <w:szCs w:val="20"/>
+          <w:lang w:val="es-ES_tradnl"/>
+        </w:rPr>
+        <w:t xml:space="preserve">El sistema retorna al paso 9 del flujo básico, para corregir.</w:t>
+      </w:r>
+    </w:p>
+    <w:p>
+      <w:pPr>
+        <w:numPr>
+          <w:ilvl w:val="0"/>
+          <w:numId w:val="27"/>
+        </w:numPr>
+        <w:rPr>
+          <w:sz w:val="20"/>
+          <w:szCs w:val="20"/>
+          <w:lang w:val="es-ES_tradnl"/>
+        </w:rPr>
+      </w:pPr>
+      <w:r>
+        <w:rPr>
+          <w:sz w:val="20"/>
+          <w:szCs w:val="20"/>
+          <w:lang w:val="es-ES_tradnl"/>
+        </w:rPr>
+        <w:t xml:space="preserve">Fin de flujo alterno.</w:t>
+      </w:r>
+    </w:p>
+    <w:p>
+      <w:pPr>
+        <w:rPr>
+          <w:sz w:val="20"/>
+          <w:szCs w:val="20"/>
+          <w:lang w:val="es-ES_tradnl"/>
+        </w:rPr>
+      </w:pPr>
+    </w:p>
+    <w:p>
+      <w:pPr>
+        <w:rPr>
+          <w:b/>
+          <w:bCs/>
+          <w:sz w:val="20"/>
+          <w:szCs w:val="20"/>
+          <w:lang w:val="es-ES_tradnl"/>
+        </w:rPr>
+      </w:pPr>
+      <w:r>
+        <w:rPr>
+          <w:b/>
+          <w:bCs/>
+          <w:sz w:val="20"/>
+          <w:szCs w:val="20"/>
+          <w:lang w:val="es-ES_tradnl"/>
+        </w:rPr>
+        <w:t xml:space="preserve">FA07 Datos no válidos o usuario duplicado</w:t>
+      </w:r>
+    </w:p>
+    <w:p>
+      <w:pPr>
+        <w:numPr>
+          <w:ilvl w:val="0"/>
+          <w:numId w:val="28"/>
+        </w:numPr>
+        <w:rPr>
+          <w:sz w:val="20"/>
+          <w:szCs w:val="20"/>
+          <w:lang w:val="es-ES_tradnl"/>
+        </w:rPr>
+      </w:pPr>
+      <w:r>
+        <w:rPr>
+          <w:sz w:val="20"/>
+          <w:szCs w:val="20"/>
+          <w:lang w:val="es-ES_tradnl"/>
+        </w:rPr>
+        <w:t xml:space="preserve">El sistema valida el formato del CUI, del correo electrónico y de la contraseña. </w:t>
+      </w:r>
+      <w:r>
+        <w:rPr>
+          <w:b/>
+          <w:bCs/>
+          <w:sz w:val="20"/>
+          <w:szCs w:val="20"/>
+          <w:lang w:val="es-ES_tradnl"/>
+        </w:rPr>
+        <w:t xml:space="preserve">RN08, RN27</w:t>
+      </w:r>
+    </w:p>
+    <w:p>
+      <w:pPr>
+        <w:numPr>
+          <w:ilvl w:val="0"/>
+          <w:numId w:val="28"/>
+        </w:numPr>
+        <w:rPr>
+          <w:sz w:val="20"/>
+          <w:szCs w:val="20"/>
+          <w:lang w:val="es-ES_tradnl"/>
+        </w:rPr>
+      </w:pPr>
+      <w:r>
+        <w:rPr>
+          <w:sz w:val="20"/>
+          <w:szCs w:val="20"/>
+          <w:lang w:val="es-ES_tradnl"/>
+        </w:rPr>
+        <w:t xml:space="preserve">El sistema muestra el mensaje de error. </w:t>
+      </w:r>
+      <w:r>
+        <w:rPr>
+          <w:b/>
+          <w:bCs/>
+          <w:sz w:val="20"/>
+          <w:szCs w:val="20"/>
+          <w:lang w:val="es-ES_tradnl"/>
+        </w:rPr>
+        <w:t xml:space="preserve">AN02 # 28</w:t>
+      </w:r>
+    </w:p>
+    <w:p>
+      <w:pPr>
+        <w:numPr>
+          <w:ilvl w:val="0"/>
+          <w:numId w:val="28"/>
+        </w:numPr>
+        <w:rPr>
+          <w:sz w:val="20"/>
+          <w:szCs w:val="20"/>
+          <w:lang w:val="es-ES_tradnl"/>
+        </w:rPr>
+      </w:pPr>
+      <w:r>
+        <w:rPr>
+          <w:sz w:val="20"/>
+          <w:szCs w:val="20"/>
+          <w:lang w:val="es-ES_tradnl"/>
+        </w:rPr>
+        <w:t xml:space="preserve">El sistema muestra el mensaje de error cuando el CUI o el correo ya existen. </w:t>
+      </w:r>
+      <w:r>
+        <w:rPr>
+          <w:b/>
+          <w:bCs/>
+          <w:sz w:val="20"/>
+          <w:szCs w:val="20"/>
+          <w:lang w:val="es-ES_tradnl"/>
+        </w:rPr>
+        <w:t xml:space="preserve">AN02 # 43</w:t>
+      </w:r>
+    </w:p>
+    <w:p>
+      <w:pPr>
+        <w:numPr>
+          <w:ilvl w:val="0"/>
+          <w:numId w:val="28"/>
+        </w:numPr>
+        <w:rPr>
+          <w:sz w:val="20"/>
+          <w:szCs w:val="20"/>
+          <w:lang w:val="es-ES_tradnl"/>
+        </w:rPr>
+      </w:pPr>
+      <w:r>
+        <w:rPr>
+          <w:sz w:val="20"/>
+          <w:szCs w:val="20"/>
+          <w:lang w:val="es-ES_tradnl"/>
+        </w:rPr>
+        <w:t xml:space="preserve">El sistema retorna al paso 9 del flujo básico, para corregir.</w:t>
+      </w:r>
+    </w:p>
+    <w:p>
+      <w:pPr>
+        <w:numPr>
+          <w:ilvl w:val="0"/>
+          <w:numId w:val="28"/>
+        </w:numPr>
+        <w:rPr>
+          <w:sz w:val="20"/>
+          <w:szCs w:val="20"/>
+          <w:lang w:val="es-ES_tradnl"/>
+        </w:rPr>
+      </w:pPr>
+      <w:r>
+        <w:rPr>
+          <w:sz w:val="20"/>
+          <w:szCs w:val="20"/>
+          <w:lang w:val="es-ES_tradnl"/>
+        </w:rPr>
+        <w:t xml:space="preserve">Fin de flujo alterno.</w:t>
+      </w:r>
+    </w:p>
+    <w:p>
+      <w:pPr>
+        <w:rPr>
+          <w:sz w:val="20"/>
+          <w:szCs w:val="20"/>
+          <w:lang w:val="es-ES_tradnl"/>
+        </w:rPr>
+      </w:pPr>
+    </w:p>
+    <w:p>
+      <w:pPr>
+        <w:rPr>
+          <w:b/>
+          <w:bCs/>
+          <w:sz w:val="20"/>
+          <w:szCs w:val="20"/>
+          <w:lang w:val="es-ES_tradnl"/>
+        </w:rPr>
+      </w:pPr>
+      <w:r>
+        <w:rPr>
+          <w:b/>
+          <w:bCs/>
+          <w:sz w:val="20"/>
+          <w:szCs w:val="20"/>
+          <w:lang w:val="es-ES_tradnl"/>
+        </w:rPr>
+        <w:t xml:space="preserve">FA08 El usuario tiene casos a su cargo</w:t>
+      </w:r>
+    </w:p>
+    <w:p>
+      <w:pPr>
+        <w:numPr>
+          <w:ilvl w:val="0"/>
+          <w:numId w:val="29"/>
+        </w:numPr>
+        <w:rPr>
+          <w:sz w:val="20"/>
+          <w:szCs w:val="20"/>
+          <w:lang w:val="es-ES_tradnl"/>
+        </w:rPr>
+      </w:pPr>
+      <w:r>
+        <w:rPr>
+          <w:sz w:val="20"/>
+          <w:szCs w:val="20"/>
+          <w:lang w:val="es-ES_tradnl"/>
+        </w:rPr>
+        <w:t xml:space="preserve">El sistema valida que el usuario no tenga casos a su cargo cuando el nuevo estado es distinto de Activo, lo que únicamente ocurre con el rol de Técnico. </w:t>
+      </w:r>
+      <w:r>
+        <w:rPr>
+          <w:b/>
+          <w:bCs/>
+          <w:sz w:val="20"/>
+          <w:szCs w:val="20"/>
+          <w:lang w:val="es-ES_tradnl"/>
+        </w:rPr>
+        <w:t xml:space="preserve">RN40, FA10</w:t>
+      </w:r>
+    </w:p>
+    <w:p>
+      <w:pPr>
+        <w:numPr>
+          <w:ilvl w:val="0"/>
+          <w:numId w:val="29"/>
+        </w:numPr>
+        <w:rPr>
+          <w:sz w:val="20"/>
+          <w:szCs w:val="20"/>
+          <w:lang w:val="es-ES_tradnl"/>
+        </w:rPr>
+      </w:pPr>
+      <w:r>
+        <w:rPr>
+          <w:sz w:val="20"/>
+          <w:szCs w:val="20"/>
+          <w:lang w:val="es-ES_tradnl"/>
+        </w:rPr>
+        <w:t xml:space="preserve">El sistema muestra el mensaje de error. </w:t>
+      </w:r>
+      <w:r>
+        <w:rPr>
+          <w:b/>
+          <w:bCs/>
+          <w:sz w:val="20"/>
+          <w:szCs w:val="20"/>
+          <w:lang w:val="es-ES_tradnl"/>
+        </w:rPr>
+        <w:t xml:space="preserve">AN02 # 26</w:t>
+      </w:r>
+    </w:p>
+    <w:p>
+      <w:pPr>
+        <w:numPr>
+          <w:ilvl w:val="0"/>
+          <w:numId w:val="29"/>
+        </w:numPr>
+        <w:rPr>
+          <w:sz w:val="20"/>
+          <w:szCs w:val="20"/>
+          <w:lang w:val="es-ES_tradnl"/>
+        </w:rPr>
+      </w:pPr>
+      <w:r>
+        <w:rPr>
+          <w:sz w:val="20"/>
+          <w:szCs w:val="20"/>
+          <w:lang w:val="es-ES_tradnl"/>
+        </w:rPr>
+        <w:t xml:space="preserve">El sistema muestra la lista de los Técnicos que pueden recibir los casos: los que están en estado Activo y pertenecen al mismo departamento del Técnico. </w:t>
+      </w:r>
+      <w:r>
+        <w:rPr>
+          <w:b/>
+          <w:bCs/>
+          <w:sz w:val="20"/>
+          <w:szCs w:val="20"/>
+          <w:lang w:val="es-ES_tradnl"/>
+        </w:rPr>
+        <w:t xml:space="preserve">RN40</w:t>
+      </w:r>
+    </w:p>
+    <w:p>
+      <w:pPr>
+        <w:numPr>
+          <w:ilvl w:val="0"/>
+          <w:numId w:val="29"/>
+        </w:numPr>
+        <w:rPr>
+          <w:sz w:val="20"/>
+          <w:szCs w:val="20"/>
+          <w:lang w:val="es-ES_tradnl"/>
+        </w:rPr>
+      </w:pPr>
+      <w:r>
+        <w:rPr>
+          <w:sz w:val="20"/>
+          <w:szCs w:val="20"/>
+          <w:lang w:val="es-ES_tradnl"/>
+        </w:rPr>
+        <w:t xml:space="preserve">El usuario selecciona el Técnico destino y selecciona el botón “Reasignar y continuar”.</w:t>
+      </w:r>
+    </w:p>
+    <w:p>
+      <w:pPr>
+        <w:numPr>
+          <w:ilvl w:val="0"/>
+          <w:numId w:val="29"/>
+        </w:numPr>
+        <w:rPr>
+          <w:sz w:val="20"/>
+          <w:szCs w:val="20"/>
+          <w:lang w:val="es-ES_tradnl"/>
+        </w:rPr>
+      </w:pPr>
+      <w:r>
+        <w:rPr>
+          <w:sz w:val="20"/>
+          <w:szCs w:val="20"/>
+          <w:lang w:val="es-ES_tradnl"/>
+        </w:rPr>
+        <w:t xml:space="preserve">El sistema muestra el mensaje de error cuando no se seleccionó el Técnico destino. </w:t>
+      </w:r>
+      <w:r>
+        <w:rPr>
+          <w:b/>
+          <w:bCs/>
+          <w:sz w:val="20"/>
+          <w:szCs w:val="20"/>
+          <w:lang w:val="es-ES_tradnl"/>
+        </w:rPr>
+        <w:t xml:space="preserve">AN02 # 7</w:t>
+      </w:r>
+    </w:p>
+    <w:p>
+      <w:pPr>
+        <w:numPr>
+          <w:ilvl w:val="0"/>
+          <w:numId w:val="29"/>
+        </w:numPr>
+        <w:rPr>
+          <w:sz w:val="20"/>
+          <w:szCs w:val="20"/>
+          <w:lang w:val="es-ES_tradnl"/>
+        </w:rPr>
+      </w:pPr>
+      <w:r>
+        <w:rPr>
+          <w:sz w:val="20"/>
+          <w:szCs w:val="20"/>
+          <w:lang w:val="es-ES_tradnl"/>
+        </w:rPr>
+        <w:t xml:space="preserve">El sistema traslada al Técnico seleccionado los casos En Atención, En Supervisión, Pendiente de Firma y Requiere Ampliación del Técnico que deja de estar Activo. </w:t>
+      </w:r>
+      <w:r>
+        <w:rPr>
+          <w:b/>
+          <w:bCs/>
+          <w:sz w:val="20"/>
+          <w:szCs w:val="20"/>
+          <w:lang w:val="es-ES_tradnl"/>
+        </w:rPr>
+        <w:t xml:space="preserve">RN04</w:t>
+      </w:r>
+    </w:p>
+    <w:p>
+      <w:pPr>
+        <w:numPr>
+          <w:ilvl w:val="0"/>
+          <w:numId w:val="29"/>
+        </w:numPr>
+        <w:rPr>
+          <w:sz w:val="20"/>
+          <w:szCs w:val="20"/>
+          <w:lang w:val="es-ES_tradnl"/>
+        </w:rPr>
+      </w:pPr>
+      <w:r>
+        <w:rPr>
+          <w:sz w:val="20"/>
+          <w:szCs w:val="20"/>
+          <w:lang w:val="es-ES_tradnl"/>
+        </w:rPr>
+        <w:t xml:space="preserve">El sistema actualiza en ambos Técnicos la cantidad de casos En Atención, que es la carga con la que se reparten los casos nuevos. </w:t>
+      </w:r>
+      <w:r>
+        <w:rPr>
+          <w:b/>
+          <w:bCs/>
+          <w:sz w:val="20"/>
+          <w:szCs w:val="20"/>
+          <w:lang w:val="es-ES_tradnl"/>
+        </w:rPr>
+        <w:t xml:space="preserve">RN26, Ver CU04</w:t>
+      </w:r>
+    </w:p>
+    <w:p>
+      <w:pPr>
+        <w:numPr>
+          <w:ilvl w:val="0"/>
+          <w:numId w:val="29"/>
+        </w:numPr>
+        <w:rPr>
+          <w:sz w:val="20"/>
+          <w:szCs w:val="20"/>
+          <w:lang w:val="es-ES_tradnl"/>
+        </w:rPr>
+      </w:pPr>
+      <w:r>
+        <w:rPr>
+          <w:sz w:val="20"/>
+          <w:szCs w:val="20"/>
+          <w:lang w:val="es-ES_tradnl"/>
+        </w:rPr>
+        <w:t xml:space="preserve">El sistema envía correo electrónico al Técnico que recibe los casos. </w:t>
+      </w:r>
+      <w:r>
+        <w:rPr>
+          <w:b/>
+          <w:bCs/>
+          <w:sz w:val="20"/>
+          <w:szCs w:val="20"/>
+          <w:lang w:val="es-ES_tradnl"/>
+        </w:rPr>
+        <w:t xml:space="preserve">RN35, Ver CU08</w:t>
+      </w:r>
+    </w:p>
+    <w:p>
+      <w:pPr>
+        <w:numPr>
+          <w:ilvl w:val="0"/>
+          <w:numId w:val="29"/>
+        </w:numPr>
+        <w:rPr>
+          <w:sz w:val="20"/>
+          <w:szCs w:val="20"/>
+          <w:lang w:val="es-ES_tradnl"/>
+        </w:rPr>
+      </w:pPr>
+      <w:r>
+        <w:rPr>
+          <w:sz w:val="20"/>
+          <w:szCs w:val="20"/>
+          <w:lang w:val="es-ES_tradnl"/>
+        </w:rPr>
+        <w:t xml:space="preserve">El sistema registra la reasignación en bitácora. </w:t>
+      </w:r>
+      <w:r>
+        <w:rPr>
+          <w:b/>
+          <w:bCs/>
+          <w:sz w:val="20"/>
+          <w:szCs w:val="20"/>
+          <w:lang w:val="es-ES_tradnl"/>
+        </w:rPr>
+        <w:t xml:space="preserve">Ver CU12</w:t>
+      </w:r>
+    </w:p>
+    <w:p>
+      <w:pPr>
+        <w:numPr>
+          <w:ilvl w:val="0"/>
+          <w:numId w:val="29"/>
+        </w:numPr>
+        <w:rPr>
+          <w:sz w:val="20"/>
+          <w:szCs w:val="20"/>
+          <w:lang w:val="es-ES_tradnl"/>
+        </w:rPr>
+      </w:pPr>
+      <w:r>
+        <w:rPr>
+          <w:sz w:val="20"/>
+          <w:szCs w:val="20"/>
+          <w:lang w:val="es-ES_tradnl"/>
+        </w:rPr>
+        <w:t xml:space="preserve">El sistema continúa en el paso 5 del flujo alterno FA04.</w:t>
+      </w:r>
+    </w:p>
+    <w:p>
+      <w:pPr>
+        <w:numPr>
+          <w:ilvl w:val="0"/>
+          <w:numId w:val="29"/>
+        </w:numPr>
+        <w:rPr>
+          <w:sz w:val="20"/>
+          <w:szCs w:val="20"/>
+          <w:lang w:val="es-ES_tradnl"/>
+        </w:rPr>
+      </w:pPr>
+      <w:r>
+        <w:rPr>
+          <w:sz w:val="20"/>
+          <w:szCs w:val="20"/>
+          <w:lang w:val="es-ES_tradnl"/>
+        </w:rPr>
+        <w:t xml:space="preserve">Fin de flujo alterno.</w:t>
+      </w:r>
+    </w:p>
+    <w:p>
+      <w:pPr>
+        <w:rPr>
+          <w:sz w:val="20"/>
+          <w:szCs w:val="20"/>
+          <w:lang w:val="es-ES_tradnl"/>
+        </w:rPr>
+      </w:pPr>
+    </w:p>
+    <w:p>
+      <w:pPr>
+        <w:rPr>
+          <w:b/>
+          <w:bCs/>
+          <w:sz w:val="20"/>
+          <w:szCs w:val="20"/>
+          <w:lang w:val="es-ES_tradnl"/>
+        </w:rPr>
+      </w:pPr>
+      <w:r>
+        <w:rPr>
+          <w:b/>
+          <w:bCs/>
+          <w:sz w:val="20"/>
+          <w:szCs w:val="20"/>
+          <w:lang w:val="es-ES_tradnl"/>
+        </w:rPr>
+        <w:t xml:space="preserve">FA09 Seguimiento del caso</w:t>
+      </w:r>
+    </w:p>
+    <w:p>
+      <w:pPr>
+        <w:numPr>
+          <w:ilvl w:val="0"/>
+          <w:numId w:val="30"/>
+        </w:numPr>
+        <w:rPr>
+          <w:sz w:val="20"/>
+          <w:szCs w:val="20"/>
+          <w:lang w:val="es-ES_tradnl"/>
+        </w:rPr>
+      </w:pPr>
+      <w:r>
+        <w:rPr>
+          <w:sz w:val="20"/>
+          <w:szCs w:val="20"/>
+          <w:lang w:val="es-ES_tradnl"/>
+        </w:rPr>
+        <w:t xml:space="preserve">El usuario selecciona el menú “Seguimiento del Caso”.</w:t>
+      </w:r>
+    </w:p>
+    <w:p>
+      <w:pPr>
+        <w:numPr>
+          <w:ilvl w:val="0"/>
+          <w:numId w:val="30"/>
+        </w:numPr>
+        <w:rPr>
+          <w:sz w:val="20"/>
+          <w:szCs w:val="20"/>
+          <w:lang w:val="es-ES_tradnl"/>
+        </w:rPr>
+      </w:pPr>
+      <w:r>
+        <w:rPr>
+          <w:sz w:val="20"/>
+          <w:szCs w:val="20"/>
+          <w:lang w:val="es-ES_tradnl"/>
+        </w:rPr>
+        <w:t xml:space="preserve">El sistema muestra el formulario seguimiento del caso. </w:t>
+      </w:r>
+      <w:r>
+        <w:rPr>
+          <w:b/>
+          <w:bCs/>
+          <w:sz w:val="20"/>
+          <w:szCs w:val="20"/>
+          <w:lang w:val="es-ES_tradnl"/>
+        </w:rPr>
+        <w:t xml:space="preserve">RN37</w:t>
+      </w:r>
+    </w:p>
+    <w:p>
+      <w:pPr>
+        <w:numPr>
+          <w:ilvl w:val="0"/>
+          <w:numId w:val="30"/>
+        </w:numPr>
+        <w:rPr>
+          <w:sz w:val="20"/>
+          <w:szCs w:val="20"/>
+          <w:lang w:val="es-ES_tradnl"/>
+        </w:rPr>
+      </w:pPr>
+      <w:r>
+        <w:rPr>
+          <w:sz w:val="20"/>
+          <w:szCs w:val="20"/>
+          <w:lang w:val="es-ES_tradnl"/>
+        </w:rPr>
+        <w:t xml:space="preserve">El usuario ingresa el código de seguimiento y selecciona el botón “Buscar”. </w:t>
+      </w:r>
+      <w:r>
+        <w:rPr>
+          <w:b/>
+          <w:bCs/>
+          <w:sz w:val="20"/>
+          <w:szCs w:val="20"/>
+          <w:lang w:val="es-ES_tradnl"/>
+        </w:rPr>
+        <w:t xml:space="preserve">FA09-A</w:t>
+      </w:r>
+    </w:p>
+    <w:p>
+      <w:pPr>
+        <w:numPr>
+          <w:ilvl w:val="0"/>
+          <w:numId w:val="30"/>
+        </w:numPr>
+        <w:rPr>
+          <w:sz w:val="20"/>
+          <w:szCs w:val="20"/>
+          <w:lang w:val="es-ES_tradnl"/>
+        </w:rPr>
+      </w:pPr>
+      <w:r>
+        <w:rPr>
+          <w:sz w:val="20"/>
+          <w:szCs w:val="20"/>
+          <w:lang w:val="es-ES_tradnl"/>
+        </w:rPr>
+        <w:t xml:space="preserve">El sistema muestra el expediente consolidado del caso: sus datos, la decisión del Auxiliar, las observaciones registradas, las actividades del Técnico, los documentos generados y el historial de cambios. </w:t>
+      </w:r>
+      <w:r>
+        <w:rPr>
+          <w:b/>
+          <w:bCs/>
+          <w:sz w:val="20"/>
+          <w:szCs w:val="20"/>
+          <w:lang w:val="es-ES_tradnl"/>
+        </w:rPr>
+        <w:t xml:space="preserve">RN37</w:t>
+      </w:r>
+    </w:p>
+    <w:p>
+      <w:pPr>
+        <w:numPr>
+          <w:ilvl w:val="0"/>
+          <w:numId w:val="30"/>
+        </w:numPr>
+        <w:rPr>
+          <w:sz w:val="20"/>
+          <w:szCs w:val="20"/>
+          <w:lang w:val="es-ES_tradnl"/>
+        </w:rPr>
+      </w:pPr>
+      <w:r>
+        <w:rPr>
+          <w:sz w:val="20"/>
+          <w:szCs w:val="20"/>
+          <w:lang w:val="es-ES_tradnl"/>
+        </w:rPr>
+        <w:t xml:space="preserve">El sistema muestra el expediente en modo de solo lectura, sin permitir modificar ningún dato.</w:t>
+      </w:r>
+    </w:p>
+    <w:p>
+      <w:pPr>
+        <w:numPr>
+          <w:ilvl w:val="0"/>
+          <w:numId w:val="30"/>
+        </w:numPr>
+        <w:rPr>
+          <w:sz w:val="20"/>
+          <w:szCs w:val="20"/>
+          <w:lang w:val="es-ES_tradnl"/>
+        </w:rPr>
+      </w:pPr>
+      <w:r>
+        <w:rPr>
+          <w:sz w:val="20"/>
+          <w:szCs w:val="20"/>
+          <w:lang w:val="es-ES_tradnl"/>
+        </w:rPr>
+        <w:t xml:space="preserve">El sistema retorna al paso 4 del flujo básico.</w:t>
+      </w:r>
+    </w:p>
+    <w:p>
+      <w:pPr>
+        <w:numPr>
+          <w:ilvl w:val="0"/>
+          <w:numId w:val="30"/>
+        </w:numPr>
+        <w:rPr>
+          <w:sz w:val="20"/>
+          <w:szCs w:val="20"/>
+          <w:lang w:val="es-ES_tradnl"/>
+        </w:rPr>
+      </w:pPr>
+      <w:r>
+        <w:rPr>
+          <w:sz w:val="20"/>
+          <w:szCs w:val="20"/>
+          <w:lang w:val="es-ES_tradnl"/>
+        </w:rPr>
+        <w:t xml:space="preserve">Fin de flujo alterno.</w:t>
+      </w:r>
+    </w:p>
+    <w:p>
+      <w:pPr>
+        <w:rPr>
+          <w:sz w:val="20"/>
+          <w:szCs w:val="20"/>
+          <w:lang w:val="es-ES_tradnl"/>
+        </w:rPr>
+      </w:pPr>
+    </w:p>
+    <w:p>
+      <w:pPr>
+        <w:rPr>
+          <w:b/>
+          <w:bCs/>
+          <w:sz w:val="20"/>
+          <w:szCs w:val="20"/>
+          <w:lang w:val="es-ES_tradnl"/>
+        </w:rPr>
+      </w:pPr>
+      <w:r>
+        <w:rPr>
+          <w:b/>
+          <w:bCs/>
+          <w:sz w:val="20"/>
+          <w:szCs w:val="20"/>
+          <w:lang w:val="es-ES_tradnl"/>
+        </w:rPr>
+        <w:t xml:space="preserve">FA09-A Caso no encontrado en el seguimiento</w:t>
+      </w:r>
+    </w:p>
+    <w:p>
+      <w:pPr>
+        <w:numPr>
+          <w:ilvl w:val="0"/>
+          <w:numId w:val="31"/>
+        </w:numPr>
+        <w:rPr>
+          <w:sz w:val="20"/>
+          <w:szCs w:val="20"/>
+          <w:lang w:val="es-ES_tradnl"/>
+        </w:rPr>
+      </w:pPr>
+      <w:r>
+        <w:rPr>
+          <w:sz w:val="20"/>
+          <w:szCs w:val="20"/>
+          <w:lang w:val="es-ES_tradnl"/>
+        </w:rPr>
+        <w:t xml:space="preserve">El sistema valida que exista un caso con el código ingresado.</w:t>
+      </w:r>
+    </w:p>
+    <w:p>
+      <w:pPr>
+        <w:numPr>
+          <w:ilvl w:val="0"/>
+          <w:numId w:val="31"/>
+        </w:numPr>
+        <w:rPr>
+          <w:sz w:val="20"/>
+          <w:szCs w:val="20"/>
+          <w:lang w:val="es-ES_tradnl"/>
+        </w:rPr>
+      </w:pPr>
+      <w:r>
+        <w:rPr>
+          <w:sz w:val="20"/>
+          <w:szCs w:val="20"/>
+          <w:lang w:val="es-ES_tradnl"/>
+        </w:rPr>
+        <w:t xml:space="preserve">El sistema muestra el mensaje de error. </w:t>
+      </w:r>
+      <w:r>
+        <w:rPr>
+          <w:b/>
+          <w:bCs/>
+          <w:sz w:val="20"/>
+          <w:szCs w:val="20"/>
+          <w:lang w:val="es-ES_tradnl"/>
+        </w:rPr>
+        <w:t xml:space="preserve">AN02 # 24</w:t>
+      </w:r>
+    </w:p>
+    <w:p>
+      <w:pPr>
+        <w:numPr>
+          <w:ilvl w:val="0"/>
+          <w:numId w:val="31"/>
+        </w:numPr>
+        <w:rPr>
+          <w:sz w:val="20"/>
+          <w:szCs w:val="20"/>
+          <w:lang w:val="es-ES_tradnl"/>
+        </w:rPr>
+      </w:pPr>
+      <w:r>
+        <w:rPr>
+          <w:sz w:val="20"/>
+          <w:szCs w:val="20"/>
+          <w:lang w:val="es-ES_tradnl"/>
+        </w:rPr>
+        <w:t xml:space="preserve">El sistema retorna al paso 3 del flujo alterno FA09, para corregir.</w:t>
+      </w:r>
+    </w:p>
+    <w:p>
+      <w:pPr>
+        <w:numPr>
+          <w:ilvl w:val="0"/>
+          <w:numId w:val="31"/>
+        </w:numPr>
+        <w:rPr>
+          <w:sz w:val="20"/>
+          <w:szCs w:val="20"/>
+          <w:lang w:val="es-ES_tradnl"/>
+        </w:rPr>
+      </w:pPr>
+      <w:r>
+        <w:rPr>
+          <w:sz w:val="20"/>
+          <w:szCs w:val="20"/>
+          <w:lang w:val="es-ES_tradnl"/>
+        </w:rPr>
+        <w:t xml:space="preserve">Fin de flujo alterno.</w:t>
+      </w:r>
+    </w:p>
+    <w:p>
+      <w:pPr>
+        <w:rPr>
+          <w:sz w:val="20"/>
+          <w:szCs w:val="20"/>
+          <w:lang w:val="es-ES_tradnl"/>
+        </w:rPr>
+      </w:pPr>
+    </w:p>
+    <w:p>
+      <w:pPr>
+        <w:rPr>
+          <w:b/>
+          <w:bCs/>
+          <w:sz w:val="20"/>
+          <w:szCs w:val="20"/>
+          <w:lang w:val="es-ES_tradnl"/>
+        </w:rPr>
+      </w:pPr>
+      <w:r>
+        <w:rPr>
+          <w:b/>
+          <w:bCs/>
+          <w:sz w:val="20"/>
+          <w:szCs w:val="20"/>
+          <w:lang w:val="es-ES_tradnl"/>
+        </w:rPr>
+        <w:t xml:space="preserve">FA10 No existe un Técnico que pueda recibir los casos</w:t>
+      </w:r>
+    </w:p>
+    <w:p>
+      <w:pPr>
+        <w:numPr>
+          <w:ilvl w:val="0"/>
+          <w:numId w:val="32"/>
+        </w:numPr>
+        <w:rPr>
+          <w:sz w:val="20"/>
+          <w:szCs w:val="20"/>
+          <w:lang w:val="es-ES_tradnl"/>
+        </w:rPr>
+      </w:pPr>
+      <w:r>
+        <w:rPr>
+          <w:sz w:val="20"/>
+          <w:szCs w:val="20"/>
+          <w:lang w:val="es-ES_tradnl"/>
+        </w:rPr>
+        <w:t xml:space="preserve">El sistema valida que exista al menos un Técnico en estado Activo en el mismo departamento del Técnico que deja de estar Activo. </w:t>
+      </w:r>
+      <w:r>
+        <w:rPr>
+          <w:b/>
+          <w:bCs/>
+          <w:sz w:val="20"/>
+          <w:szCs w:val="20"/>
+          <w:lang w:val="es-ES_tradnl"/>
+        </w:rPr>
+        <w:t xml:space="preserve">RN01, RN06</w:t>
+      </w:r>
+    </w:p>
+    <w:p>
+      <w:pPr>
+        <w:numPr>
+          <w:ilvl w:val="0"/>
+          <w:numId w:val="32"/>
+        </w:numPr>
+        <w:rPr>
+          <w:sz w:val="20"/>
+          <w:szCs w:val="20"/>
+          <w:lang w:val="es-ES_tradnl"/>
+        </w:rPr>
+      </w:pPr>
+      <w:r>
+        <w:rPr>
+          <w:sz w:val="20"/>
+          <w:szCs w:val="20"/>
+          <w:lang w:val="es-ES_tradnl"/>
+        </w:rPr>
+        <w:t xml:space="preserve">El sistema muestra el mensaje de error. </w:t>
+      </w:r>
+      <w:r>
+        <w:rPr>
+          <w:b/>
+          <w:bCs/>
+          <w:sz w:val="20"/>
+          <w:szCs w:val="20"/>
+          <w:lang w:val="es-ES_tradnl"/>
+        </w:rPr>
+        <w:t xml:space="preserve">AN02 # 46</w:t>
+      </w:r>
+    </w:p>
+    <w:p>
+      <w:pPr>
+        <w:numPr>
+          <w:ilvl w:val="0"/>
+          <w:numId w:val="32"/>
+        </w:numPr>
+        <w:rPr>
+          <w:sz w:val="20"/>
+          <w:szCs w:val="20"/>
+          <w:lang w:val="es-ES_tradnl"/>
+        </w:rPr>
+      </w:pPr>
+      <w:r>
+        <w:rPr>
+          <w:sz w:val="20"/>
+          <w:szCs w:val="20"/>
+          <w:lang w:val="es-ES_tradnl"/>
+        </w:rPr>
+        <w:t xml:space="preserve">El sistema conserva el estado actual del usuario y retorna al paso 4 del flujo básico.</w:t>
+      </w:r>
+    </w:p>
+    <w:p>
+      <w:pPr>
+        <w:numPr>
+          <w:ilvl w:val="0"/>
+          <w:numId w:val="32"/>
+        </w:numPr>
+        <w:rPr>
+          <w:sz w:val="20"/>
+          <w:szCs w:val="20"/>
+          <w:lang w:val="es-ES_tradnl"/>
+        </w:rPr>
+      </w:pPr>
+      <w:r>
+        <w:rPr>
+          <w:sz w:val="20"/>
+          <w:szCs w:val="20"/>
+          <w:lang w:val="es-ES_tradnl"/>
+        </w:rPr>
+        <w:t xml:space="preserve">Fin de flujo alterno.</w:t>
+      </w:r>
+    </w:p>
+    <w:p>
+      <w:pPr>
+        <w:rPr>
+          <w:sz w:val="20"/>
+          <w:szCs w:val="20"/>
+          <w:lang w:val="es-ES_tradnl"/>
+        </w:rPr>
+      </w:pPr>
+    </w:p>
+    <w:p>
+      <w:pPr>
+        <w:rPr>
+          <w:b/>
+          <w:bCs/>
+          <w:sz w:val="20"/>
+          <w:szCs w:val="20"/>
+          <w:lang w:val="es-ES_tradnl"/>
+        </w:rPr>
+      </w:pPr>
+      <w:r>
+        <w:rPr>
+          <w:b/>
+          <w:bCs/>
+          <w:sz w:val="20"/>
+          <w:szCs w:val="20"/>
+          <w:lang w:val="es-ES_tradnl"/>
+        </w:rPr>
+        <w:t xml:space="preserve">FA11 Cambio de estado, rol o departamento desde el formulario usuario</w:t>
+      </w:r>
+    </w:p>
+    <w:p>
+      <w:pPr>
+        <w:numPr>
+          <w:ilvl w:val="0"/>
+          <w:numId w:val="33"/>
+        </w:numPr>
+        <w:rPr>
+          <w:sz w:val="20"/>
+          <w:szCs w:val="20"/>
+          <w:lang w:val="es-ES_tradnl"/>
+        </w:rPr>
+      </w:pPr>
+      <w:r>
+        <w:rPr>
+          <w:sz w:val="20"/>
+          <w:szCs w:val="20"/>
+          <w:lang w:val="es-ES_tradnl"/>
+        </w:rPr>
+        <w:t xml:space="preserve">El usuario modifica el estado, el rol o el departamento del usuario desde el formulario usuario y selecciona el botón “Guardar”. </w:t>
+      </w:r>
+      <w:r>
+        <w:rPr>
+          <w:b/>
+          <w:bCs/>
+          <w:sz w:val="20"/>
+          <w:szCs w:val="20"/>
+          <w:lang w:val="es-ES_tradnl"/>
+        </w:rPr>
+        <w:t xml:space="preserve">RN27</w:t>
+      </w:r>
+    </w:p>
+    <w:p>
+      <w:pPr>
+        <w:numPr>
+          <w:ilvl w:val="0"/>
+          <w:numId w:val="33"/>
+        </w:numPr>
+        <w:rPr>
+          <w:sz w:val="20"/>
+          <w:szCs w:val="20"/>
+          <w:lang w:val="es-ES_tradnl"/>
+        </w:rPr>
+      </w:pPr>
+      <w:r>
+        <w:rPr>
+          <w:sz w:val="20"/>
+          <w:szCs w:val="20"/>
+          <w:lang w:val="es-ES_tradnl"/>
+        </w:rPr>
+        <w:t xml:space="preserve">El sistema valida que el usuario no tenga casos a su cargo cuando cambia su rol o su departamento, o cuando el nuevo estado es distinto de Activo, porque esos casos dejarían de aparecer en la bandeja que los atiende. </w:t>
+      </w:r>
+      <w:r>
+        <w:rPr>
+          <w:b/>
+          <w:bCs/>
+          <w:sz w:val="20"/>
+          <w:szCs w:val="20"/>
+          <w:lang w:val="es-ES_tradnl"/>
+        </w:rPr>
+        <w:t xml:space="preserve">RN40</w:t>
+      </w:r>
+    </w:p>
+    <w:p>
+      <w:pPr>
+        <w:numPr>
+          <w:ilvl w:val="0"/>
+          <w:numId w:val="33"/>
+        </w:numPr>
+        <w:rPr>
+          <w:sz w:val="20"/>
+          <w:szCs w:val="20"/>
+          <w:lang w:val="es-ES_tradnl"/>
+        </w:rPr>
+      </w:pPr>
+      <w:r>
+        <w:rPr>
+          <w:sz w:val="20"/>
+          <w:szCs w:val="20"/>
+          <w:lang w:val="es-ES_tradnl"/>
+        </w:rPr>
+        <w:t xml:space="preserve">El sistema muestra el mensaje de error, o el mensaje de la bandeja sin responsable cuando ningún otro usuario activo con ese rol puede atender sus casos pendientes. </w:t>
+      </w:r>
+      <w:r>
+        <w:rPr>
+          <w:b/>
+          <w:bCs/>
+          <w:sz w:val="20"/>
+          <w:szCs w:val="20"/>
+          <w:lang w:val="es-ES_tradnl"/>
+        </w:rPr>
+        <w:t xml:space="preserve">AN02 # 26, AN02 # 47</w:t>
+      </w:r>
+    </w:p>
+    <w:p>
+      <w:pPr>
+        <w:numPr>
+          <w:ilvl w:val="0"/>
+          <w:numId w:val="33"/>
+        </w:numPr>
+        <w:rPr>
+          <w:sz w:val="20"/>
+          <w:szCs w:val="20"/>
+          <w:lang w:val="es-ES_tradnl"/>
+        </w:rPr>
+      </w:pPr>
+      <w:r>
+        <w:rPr>
+          <w:sz w:val="20"/>
+          <w:szCs w:val="20"/>
+          <w:lang w:val="es-ES_tradnl"/>
+        </w:rPr>
+        <w:t xml:space="preserve">El sistema no guarda ninguno de los cambios del formulario, porque la reasignación de los casos se realiza únicamente con el botón “Estado”. </w:t>
+      </w:r>
+      <w:r>
+        <w:rPr>
+          <w:b/>
+          <w:bCs/>
+          <w:sz w:val="20"/>
+          <w:szCs w:val="20"/>
+          <w:lang w:val="es-ES_tradnl"/>
+        </w:rPr>
+        <w:t xml:space="preserve">FA04, FA08</w:t>
+      </w:r>
+    </w:p>
+    <w:p>
+      <w:pPr>
+        <w:numPr>
+          <w:ilvl w:val="0"/>
+          <w:numId w:val="33"/>
+        </w:numPr>
+        <w:rPr>
+          <w:sz w:val="20"/>
+          <w:szCs w:val="20"/>
+          <w:lang w:val="es-ES_tradnl"/>
+        </w:rPr>
+      </w:pPr>
+      <w:r>
+        <w:rPr>
+          <w:sz w:val="20"/>
+          <w:szCs w:val="20"/>
+          <w:lang w:val="es-ES_tradnl"/>
+        </w:rPr>
+        <w:t xml:space="preserve">El sistema retorna al paso 4 del flujo básico.</w:t>
+      </w:r>
+    </w:p>
+    <w:p>
+      <w:pPr>
+        <w:numPr>
+          <w:ilvl w:val="0"/>
+          <w:numId w:val="33"/>
+        </w:numPr>
+        <w:rPr>
+          <w:sz w:val="20"/>
+          <w:szCs w:val="20"/>
+          <w:lang w:val="es-ES_tradnl"/>
+        </w:rPr>
+      </w:pPr>
+      <w:r>
+        <w:rPr>
+          <w:sz w:val="20"/>
+          <w:szCs w:val="20"/>
+          <w:lang w:val="es-ES_tradnl"/>
+        </w:rPr>
+        <w:t xml:space="preserve">Fin de flujo alterno.</w:t>
+      </w:r>
+    </w:p>
+    <w:p>
+      <w:pPr>
+        <w:rPr>
+          <w:sz w:val="20"/>
+          <w:szCs w:val="20"/>
+          <w:lang w:val="es-ES_tradnl"/>
+        </w:rPr>
+      </w:pPr>
+    </w:p>
+    <w:p>
+      <w:pPr>
+        <w:rPr>
+          <w:b/>
+          <w:bCs/>
+          <w:sz w:val="20"/>
+          <w:szCs w:val="20"/>
+          <w:lang w:val="es-ES_tradnl"/>
+        </w:rPr>
+      </w:pPr>
+      <w:r>
+        <w:rPr>
+          <w:b/>
+          <w:bCs/>
+          <w:sz w:val="20"/>
+          <w:szCs w:val="20"/>
+          <w:lang w:val="es-ES_tradnl"/>
+        </w:rPr>
+        <w:t xml:space="preserve">FA12 La bandeja del rol quedaría sin responsable</w:t>
+      </w:r>
+    </w:p>
+    <w:p>
+      <w:pPr>
+        <w:numPr>
+          <w:ilvl w:val="0"/>
+          <w:numId w:val="34"/>
+        </w:numPr>
+        <w:rPr>
+          <w:sz w:val="20"/>
+          <w:szCs w:val="20"/>
+          <w:lang w:val="es-ES_tradnl"/>
+        </w:rPr>
+      </w:pPr>
+      <w:r>
+        <w:rPr>
+          <w:sz w:val="20"/>
+          <w:szCs w:val="20"/>
+          <w:lang w:val="es-ES_tradnl"/>
+        </w:rPr>
+        <w:t xml:space="preserve">El sistema valida si la bandeja que atiende el usuario tiene casos pendientes, cuando el nuevo estado es distinto de Activo o cuando cambia su rol o su departamento. Esto ocurre con los roles de Auxiliar, Supervisor y Jefe de Departamento, que atienden bandejas compartidas y no tienen casos propios que reasignar. </w:t>
+      </w:r>
+      <w:r>
+        <w:rPr>
+          <w:b/>
+          <w:bCs/>
+          <w:sz w:val="20"/>
+          <w:szCs w:val="20"/>
+          <w:lang w:val="es-ES_tradnl"/>
+        </w:rPr>
+        <w:t xml:space="preserve">RN26, FA08</w:t>
+      </w:r>
+    </w:p>
+    <w:p>
+      <w:pPr>
+        <w:numPr>
+          <w:ilvl w:val="0"/>
+          <w:numId w:val="34"/>
+        </w:numPr>
+        <w:rPr>
+          <w:sz w:val="20"/>
+          <w:szCs w:val="20"/>
+          <w:lang w:val="es-ES_tradnl"/>
+        </w:rPr>
+      </w:pPr>
+      <w:r>
+        <w:rPr>
+          <w:sz w:val="20"/>
+          <w:szCs w:val="20"/>
+          <w:lang w:val="es-ES_tradnl"/>
+        </w:rPr>
+        <w:t xml:space="preserve">El sistema valida si existe otro usuario en estado Activo con el mismo rol que pueda seguir atendiendo esa bandeja: para el Auxiliar, de cualquier departamento, y para el Supervisor y el Jefe de Departamento, del mismo departamento. </w:t>
+      </w:r>
+      <w:r>
+        <w:rPr>
+          <w:b/>
+          <w:bCs/>
+          <w:sz w:val="20"/>
+          <w:szCs w:val="20"/>
+          <w:lang w:val="es-ES_tradnl"/>
+        </w:rPr>
+        <w:t xml:space="preserve">RN01, RN06</w:t>
+      </w:r>
+    </w:p>
+    <w:p>
+      <w:pPr>
+        <w:numPr>
+          <w:ilvl w:val="0"/>
+          <w:numId w:val="34"/>
+        </w:numPr>
+        <w:rPr>
+          <w:sz w:val="20"/>
+          <w:szCs w:val="20"/>
+          <w:lang w:val="es-ES_tradnl"/>
+        </w:rPr>
+      </w:pPr>
+      <w:r>
+        <w:rPr>
+          <w:sz w:val="20"/>
+          <w:szCs w:val="20"/>
+          <w:lang w:val="es-ES_tradnl"/>
+        </w:rPr>
+        <w:t xml:space="preserve">El sistema muestra el mensaje de error cuando no existe ese usuario. </w:t>
+      </w:r>
+      <w:r>
+        <w:rPr>
+          <w:b/>
+          <w:bCs/>
+          <w:sz w:val="20"/>
+          <w:szCs w:val="20"/>
+          <w:lang w:val="es-ES_tradnl"/>
+        </w:rPr>
+        <w:t xml:space="preserve">AN02 # 47</w:t>
+      </w:r>
+    </w:p>
+    <w:p>
+      <w:pPr>
+        <w:numPr>
+          <w:ilvl w:val="0"/>
+          <w:numId w:val="34"/>
+        </w:numPr>
+        <w:rPr>
+          <w:sz w:val="20"/>
+          <w:szCs w:val="20"/>
+          <w:lang w:val="es-ES_tradnl"/>
+        </w:rPr>
+      </w:pPr>
+      <w:r>
+        <w:rPr>
+          <w:sz w:val="20"/>
+          <w:szCs w:val="20"/>
+          <w:lang w:val="es-ES_tradnl"/>
+        </w:rPr>
+        <w:t xml:space="preserve">El sistema no guarda ningún cambio del usuario.</w:t>
+      </w:r>
+    </w:p>
+    <w:p>
+      <w:pPr>
+        <w:numPr>
+          <w:ilvl w:val="0"/>
+          <w:numId w:val="34"/>
+        </w:numPr>
+        <w:rPr>
+          <w:sz w:val="20"/>
+          <w:szCs w:val="20"/>
+          <w:lang w:val="es-ES_tradnl"/>
+        </w:rPr>
+      </w:pPr>
+      <w:r>
+        <w:rPr>
+          <w:sz w:val="20"/>
+          <w:szCs w:val="20"/>
+          <w:lang w:val="es-ES_tradnl"/>
+        </w:rPr>
+        <w:t xml:space="preserve">El sistema retorna al paso 2 del flujo alterno FA04, para que el Administrador active otro usuario con ese rol e intente de nuevo.</w:t>
+      </w:r>
+    </w:p>
+    <w:p>
+      <w:pPr>
+        <w:numPr>
+          <w:ilvl w:val="0"/>
+          <w:numId w:val="34"/>
+        </w:numPr>
+        <w:rPr>
+          <w:sz w:val="20"/>
+          <w:szCs w:val="20"/>
+          <w:lang w:val="es-ES_tradnl"/>
+        </w:rPr>
+      </w:pPr>
+      <w:r>
+        <w:rPr>
+          <w:sz w:val="20"/>
+          <w:szCs w:val="20"/>
+          <w:lang w:val="es-ES_tradnl"/>
+        </w:rPr>
+        <w:t xml:space="preserve">Fin de flujo alterno.</w:t>
+      </w:r>
+    </w:p>
+    <w:p>
+      <w:pPr>
+        <w:pStyle w:val="Ttulo2"/>
         <w:numPr>
           <w:ilvl w:val="1"/>
           <w:numId w:val="17"/>
@@ -1975,1661 +4347,7 @@
           <w:szCs w:val="24"/>
           <w:lang w:val="es-ES_tradnl"/>
         </w:rPr>
-        <w:t>Flujos Alternos</w:t>
-      </w:r>
-    </w:p>
-    <w:p>
-      <w:pPr>
-        <w:rPr>
-          <w:b/>
-          <w:bCs/>
-          <w:sz w:val="20"/>
-          <w:szCs w:val="20"/>
-          <w:lang w:val="es-ES_tradnl"/>
-        </w:rPr>
-      </w:pPr>
-      <w:r>
-        <w:rPr>
-          <w:b/>
-          <w:bCs/>
-          <w:sz w:val="20"/>
-          <w:szCs w:val="20"/>
-          <w:lang w:val="es-ES_tradnl"/>
-        </w:rPr>
-        <w:t>FA01 Cerrar sesión</w:t>
-      </w:r>
-    </w:p>
-    <w:p>
-      <w:pPr>
-        <w:numPr>
-          <w:ilvl w:val="0"/>
-          <w:numId w:val="20"/>
-        </w:numPr>
-        <w:rPr>
-          <w:sz w:val="20"/>
-          <w:szCs w:val="20"/>
-          <w:lang w:val="es-ES_tradnl"/>
-        </w:rPr>
-      </w:pPr>
-      <w:r>
-        <w:rPr>
-          <w:sz w:val="20"/>
-          <w:szCs w:val="20"/>
-          <w:lang w:val="es-ES_tradnl"/>
-        </w:rPr>
-        <w:t>El usuario selecciona el botón “Cerrar sesión”</w:t>
-      </w:r>
-    </w:p>
-    <w:p>
-      <w:pPr>
-        <w:numPr>
-          <w:ilvl w:val="0"/>
-          <w:numId w:val="20"/>
-        </w:numPr>
-        <w:rPr>
-          <w:sz w:val="20"/>
-          <w:szCs w:val="20"/>
-          <w:lang w:val="es-ES_tradnl"/>
-        </w:rPr>
-      </w:pPr>
-      <w:r>
-        <w:rPr>
-          <w:sz w:val="20"/>
-          <w:szCs w:val="20"/>
-          <w:lang w:val="es-ES_tradnl"/>
-        </w:rPr>
-        <w:t xml:space="preserve">El sistema registra el cierre de sesión en bitácora. </w:t>
-      </w:r>
-      <w:r>
-        <w:rPr>
-          <w:b/>
-          <w:bCs/>
-          <w:sz w:val="20"/>
-          <w:szCs w:val="20"/>
-          <w:lang w:val="es-ES_tradnl"/>
-        </w:rPr>
-        <w:t>Ver CU15</w:t>
-      </w:r>
-    </w:p>
-    <w:p>
-      <w:pPr>
-        <w:numPr>
-          <w:ilvl w:val="0"/>
-          <w:numId w:val="20"/>
-        </w:numPr>
-        <w:rPr>
-          <w:sz w:val="20"/>
-          <w:szCs w:val="20"/>
-          <w:lang w:val="es-ES_tradnl"/>
-        </w:rPr>
-      </w:pPr>
-      <w:r>
-        <w:rPr>
-          <w:sz w:val="20"/>
-          <w:szCs w:val="20"/>
-          <w:lang w:val="es-ES_tradnl"/>
-        </w:rPr>
-        <w:t>El sistema retorna al portal web.</w:t>
-      </w:r>
-    </w:p>
-    <w:p>
-      <w:pPr>
-        <w:numPr>
-          <w:ilvl w:val="0"/>
-          <w:numId w:val="20"/>
-        </w:numPr>
-        <w:rPr>
-          <w:sz w:val="20"/>
-          <w:szCs w:val="20"/>
-          <w:lang w:val="es-ES_tradnl"/>
-        </w:rPr>
-      </w:pPr>
-      <w:r>
-        <w:rPr>
-          <w:sz w:val="20"/>
-          <w:szCs w:val="20"/>
-          <w:lang w:val="es-ES_tradnl"/>
-        </w:rPr>
-        <w:t>Fin de flujo alterno.</w:t>
-      </w:r>
-    </w:p>
-    <w:p>
-      <w:pPr>
-        <w:rPr>
-          <w:sz w:val="20"/>
-          <w:szCs w:val="20"/>
-          <w:lang w:val="es-ES_tradnl"/>
-        </w:rPr>
-      </w:pPr>
-    </w:p>
-    <w:p>
-      <w:pPr>
-        <w:rPr>
-          <w:b/>
-          <w:bCs/>
-          <w:sz w:val="20"/>
-          <w:szCs w:val="20"/>
-          <w:lang w:val="es-ES_tradnl"/>
-        </w:rPr>
-      </w:pPr>
-      <w:r>
-        <w:rPr>
-          <w:b/>
-          <w:bCs/>
-          <w:sz w:val="20"/>
-          <w:szCs w:val="20"/>
-          <w:lang w:val="es-ES_tradnl"/>
-        </w:rPr>
-        <w:t>FA02 Filtros de búsqueda</w:t>
-      </w:r>
-    </w:p>
-    <w:p>
-      <w:pPr>
-        <w:numPr>
-          <w:ilvl w:val="0"/>
-          <w:numId w:val="21"/>
-        </w:numPr>
-        <w:rPr>
-          <w:sz w:val="20"/>
-          <w:szCs w:val="20"/>
-          <w:lang w:val="es-ES_tradnl"/>
-        </w:rPr>
-      </w:pPr>
-      <w:r>
-        <w:rPr>
-          <w:sz w:val="20"/>
-          <w:szCs w:val="20"/>
-          <w:lang w:val="es-ES_tradnl"/>
-        </w:rPr>
         <w:lastRenderedPageBreak/>
-        <w:t xml:space="preserve">El usuario ingresa el nombre o el correo del usuario, o selecciona un rol o un departamento. </w:t>
-      </w:r>
-      <w:r>
-        <w:rPr>
-          <w:b/>
-          <w:bCs/>
-          <w:sz w:val="20"/>
-          <w:szCs w:val="20"/>
-          <w:lang w:val="es-ES_tradnl"/>
-        </w:rPr>
-        <w:t>RN26</w:t>
-      </w:r>
-    </w:p>
-    <w:p>
-      <w:pPr>
-        <w:numPr>
-          <w:ilvl w:val="0"/>
-          <w:numId w:val="21"/>
-        </w:numPr>
-        <w:rPr>
-          <w:sz w:val="20"/>
-          <w:szCs w:val="20"/>
-          <w:lang w:val="es-ES_tradnl"/>
-        </w:rPr>
-      </w:pPr>
-      <w:r>
-        <w:rPr>
-          <w:sz w:val="20"/>
-          <w:szCs w:val="20"/>
-          <w:lang w:val="es-ES_tradnl"/>
-        </w:rPr>
-        <w:t>El sistema muestra el resultado, retornando al paso 4 del flujo básico.</w:t>
-      </w:r>
-    </w:p>
-    <w:p>
-      <w:pPr>
-        <w:numPr>
-          <w:ilvl w:val="0"/>
-          <w:numId w:val="21"/>
-        </w:numPr>
-        <w:rPr>
-          <w:sz w:val="20"/>
-          <w:szCs w:val="20"/>
-          <w:lang w:val="es-ES_tradnl"/>
-        </w:rPr>
-      </w:pPr>
-      <w:r>
-        <w:rPr>
-          <w:sz w:val="20"/>
-          <w:szCs w:val="20"/>
-          <w:lang w:val="es-ES_tradnl"/>
-        </w:rPr>
-        <w:t>Fin de flujo alterno.</w:t>
-      </w:r>
-    </w:p>
-    <w:p>
-      <w:pPr>
-        <w:rPr>
-          <w:sz w:val="20"/>
-          <w:szCs w:val="20"/>
-          <w:lang w:val="es-ES_tradnl"/>
-        </w:rPr>
-      </w:pPr>
-    </w:p>
-    <w:p>
-      <w:pPr>
-        <w:rPr>
-          <w:b/>
-          <w:bCs/>
-          <w:sz w:val="20"/>
-          <w:szCs w:val="20"/>
-          <w:lang w:val="es-ES_tradnl"/>
-        </w:rPr>
-      </w:pPr>
-      <w:r>
-        <w:rPr>
-          <w:b/>
-          <w:bCs/>
-          <w:sz w:val="20"/>
-          <w:szCs w:val="20"/>
-          <w:lang w:val="es-ES_tradnl"/>
-        </w:rPr>
-        <w:t>FA03 Editar</w:t>
-      </w:r>
-      <w:r>
-        <w:rPr>
-          <w:b/>
-          <w:bCs/>
-          <w:sz w:val="20"/>
-          <w:szCs w:val="20"/>
-          <w:lang w:val="es-ES_tradnl"/>
-        </w:rPr>
-        <w:t xml:space="preserve"> usuario</w:t>
-      </w:r>
-    </w:p>
-    <w:p>
-      <w:pPr>
-        <w:numPr>
-          <w:ilvl w:val="0"/>
-          <w:numId w:val="22"/>
-        </w:numPr>
-        <w:rPr>
-          <w:sz w:val="20"/>
-          <w:szCs w:val="20"/>
-          <w:lang w:val="es-ES_tradnl"/>
-        </w:rPr>
-      </w:pPr>
-      <w:r>
-        <w:rPr>
-          <w:sz w:val="20"/>
-          <w:szCs w:val="20"/>
-          <w:lang w:val="es-ES_tradnl"/>
-        </w:rPr>
-        <w:t>El usuario selecciona el botón “Editar” del usuario que desea modificar.</w:t>
-      </w:r>
-    </w:p>
-    <w:p>
-      <w:pPr>
-        <w:numPr>
-          <w:ilvl w:val="0"/>
-          <w:numId w:val="22"/>
-        </w:numPr>
-        <w:rPr>
-          <w:sz w:val="20"/>
-          <w:szCs w:val="20"/>
-          <w:lang w:val="es-ES_tradnl"/>
-        </w:rPr>
-      </w:pPr>
-      <w:r>
-        <w:rPr>
-          <w:sz w:val="20"/>
-          <w:szCs w:val="20"/>
-          <w:lang w:val="es-ES_tradnl"/>
-        </w:rPr>
-        <w:t xml:space="preserve">El sistema muestra el formulario usuario con los datos del usuario seleccionado. </w:t>
-      </w:r>
-      <w:r>
-        <w:rPr>
-          <w:b/>
-          <w:bCs/>
-          <w:sz w:val="20"/>
-          <w:szCs w:val="20"/>
-          <w:lang w:val="es-ES_tradnl"/>
-        </w:rPr>
-        <w:t>RN27</w:t>
-      </w:r>
-    </w:p>
-    <w:p>
-      <w:pPr>
-        <w:numPr>
-          <w:ilvl w:val="0"/>
-          <w:numId w:val="22"/>
-        </w:numPr>
-        <w:rPr>
-          <w:sz w:val="20"/>
-          <w:szCs w:val="20"/>
-          <w:lang w:val="es-ES_tradnl"/>
-        </w:rPr>
-      </w:pPr>
-      <w:r>
-        <w:rPr>
-          <w:sz w:val="20"/>
-          <w:szCs w:val="20"/>
-          <w:lang w:val="es-ES_tradnl"/>
-        </w:rPr>
-        <w:t xml:space="preserve">El usuario modifica los datos y selecciona el botón “Guardar”. </w:t>
-      </w:r>
-      <w:r>
-        <w:rPr>
-          <w:b/>
-          <w:bCs/>
-          <w:sz w:val="20"/>
-          <w:szCs w:val="20"/>
-          <w:lang w:val="es-ES_tradnl"/>
-        </w:rPr>
-        <w:t>FA06</w:t>
-      </w:r>
-    </w:p>
-    <w:p>
-      <w:pPr>
-        <w:numPr>
-          <w:ilvl w:val="0"/>
-          <w:numId w:val="22"/>
-        </w:numPr>
-        <w:rPr>
-          <w:sz w:val="20"/>
-          <w:szCs w:val="20"/>
-          <w:lang w:val="es-ES_tradnl"/>
-        </w:rPr>
-      </w:pPr>
-      <w:r>
-        <w:rPr>
-          <w:sz w:val="20"/>
-          <w:szCs w:val="20"/>
-          <w:lang w:val="es-ES_tradnl"/>
-        </w:rPr>
-        <w:t xml:space="preserve">El sistema conserva la contraseña anterior cuando el campo se deja vacío. </w:t>
-      </w:r>
-      <w:r>
-        <w:rPr>
-          <w:b/>
-          <w:bCs/>
-          <w:sz w:val="20"/>
-          <w:szCs w:val="20"/>
-          <w:lang w:val="es-ES_tradnl"/>
-        </w:rPr>
-        <w:t>RN27</w:t>
-      </w:r>
-    </w:p>
-    <w:p>
-      <w:pPr>
-        <w:numPr>
-          <w:ilvl w:val="0"/>
-          <w:numId w:val="22"/>
-        </w:numPr>
-        <w:rPr>
-          <w:sz w:val="20"/>
-          <w:szCs w:val="20"/>
-          <w:lang w:val="es-ES_tradnl"/>
-        </w:rPr>
-      </w:pPr>
-      <w:r>
-        <w:rPr>
-          <w:sz w:val="20"/>
-          <w:szCs w:val="20"/>
-          <w:lang w:val="es-ES_tradnl"/>
-        </w:rPr>
-        <w:t>El sistema continúa en el paso 12 del flujo básico.</w:t>
-      </w:r>
-    </w:p>
-    <w:p>
-      <w:pPr>
-        <w:numPr>
-          <w:ilvl w:val="0"/>
-          <w:numId w:val="22"/>
-        </w:numPr>
-        <w:rPr>
-          <w:sz w:val="20"/>
-          <w:szCs w:val="20"/>
-          <w:lang w:val="es-ES_tradnl"/>
-        </w:rPr>
-      </w:pPr>
-      <w:r>
-        <w:rPr>
-          <w:sz w:val="20"/>
-          <w:szCs w:val="20"/>
-          <w:lang w:val="es-ES_tradnl"/>
-        </w:rPr>
-        <w:t>Fin de flujo alterno.</w:t>
-      </w:r>
-    </w:p>
-    <w:p>
-      <w:pPr>
-        <w:rPr>
-          <w:sz w:val="20"/>
-          <w:szCs w:val="20"/>
-          <w:lang w:val="es-ES_tradnl"/>
-        </w:rPr>
-      </w:pPr>
-    </w:p>
-    <w:p>
-      <w:pPr>
-        <w:rPr>
-          <w:b/>
-          <w:bCs/>
-          <w:sz w:val="20"/>
-          <w:szCs w:val="20"/>
-          <w:lang w:val="es-ES_tradnl"/>
-        </w:rPr>
-      </w:pPr>
-      <w:r>
-        <w:rPr>
-          <w:b/>
-          <w:bCs/>
-          <w:sz w:val="20"/>
-          <w:szCs w:val="20"/>
-          <w:lang w:val="es-ES_tradnl"/>
-        </w:rPr>
-        <w:t>FA04 Cambiar e</w:t>
-      </w:r>
-      <w:r>
-        <w:rPr>
-          <w:b/>
-          <w:bCs/>
-          <w:sz w:val="20"/>
-          <w:szCs w:val="20"/>
-          <w:lang w:val="es-ES_tradnl"/>
-        </w:rPr>
-        <w:t>stado</w:t>
-      </w:r>
-    </w:p>
-    <w:p>
-      <w:pPr>
-        <w:numPr>
-          <w:ilvl w:val="0"/>
-          <w:numId w:val="25"/>
-        </w:numPr>
-        <w:rPr>
-          <w:sz w:val="20"/>
-          <w:szCs w:val="20"/>
-          <w:lang w:val="es-ES_tradnl"/>
-        </w:rPr>
-      </w:pPr>
-      <w:r>
-        <w:rPr>
-          <w:sz w:val="20"/>
-          <w:szCs w:val="20"/>
-          <w:lang w:val="es-ES_tradnl"/>
-        </w:rPr>
-        <w:t>El usuario selecciona el botón “Estado” del usuario que desea modificar.</w:t>
-      </w:r>
-    </w:p>
-    <w:p>
-      <w:pPr>
-        <w:numPr>
-          <w:ilvl w:val="0"/>
-          <w:numId w:val="25"/>
-        </w:numPr>
-        <w:rPr>
-          <w:sz w:val="20"/>
-          <w:szCs w:val="20"/>
-          <w:lang w:val="es-ES_tradnl"/>
-        </w:rPr>
-      </w:pPr>
-      <w:r>
-        <w:rPr>
-          <w:sz w:val="20"/>
-          <w:szCs w:val="20"/>
-          <w:lang w:val="es-ES_tradnl"/>
-        </w:rPr>
-        <w:t xml:space="preserve">El sistema muestra los estados disponibles. </w:t>
-      </w:r>
-      <w:r>
-        <w:rPr>
-          <w:b/>
-          <w:bCs/>
-          <w:sz w:val="20"/>
-          <w:szCs w:val="20"/>
-          <w:lang w:val="es-ES_tradnl"/>
-        </w:rPr>
-        <w:t>RN02</w:t>
-      </w:r>
-    </w:p>
-    <w:p>
-      <w:pPr>
-        <w:numPr>
-          <w:ilvl w:val="0"/>
-          <w:numId w:val="25"/>
-        </w:numPr>
-        <w:rPr>
-          <w:sz w:val="20"/>
-          <w:szCs w:val="20"/>
-          <w:lang w:val="es-ES_tradnl"/>
-        </w:rPr>
-      </w:pPr>
-      <w:r>
-        <w:rPr>
-          <w:sz w:val="20"/>
-          <w:szCs w:val="20"/>
-          <w:lang w:val="es-ES_tradnl"/>
-        </w:rPr>
-        <w:t xml:space="preserve">El usuario selecciona el nuevo estado y selecciona el botón “Guardar”. </w:t>
-      </w:r>
-      <w:r>
-        <w:rPr>
-          <w:b/>
-          <w:bCs/>
-          <w:sz w:val="20"/>
-          <w:szCs w:val="20"/>
-          <w:lang w:val="es-ES_tradnl"/>
-        </w:rPr>
-        <w:t>FA08</w:t>
-      </w:r>
-    </w:p>
-    <w:p>
-      <w:pPr>
-        <w:numPr>
-          <w:ilvl w:val="0"/>
-          <w:numId w:val="25"/>
-        </w:numPr>
-        <w:rPr>
-          <w:sz w:val="20"/>
-          <w:szCs w:val="20"/>
-          <w:lang w:val="es-ES_tradnl"/>
-        </w:rPr>
-      </w:pPr>
-      <w:r>
-        <w:rPr>
-          <w:sz w:val="20"/>
-          <w:szCs w:val="20"/>
-          <w:lang w:val="es-ES_tradnl"/>
-        </w:rPr>
-        <w:t>El sistema guarda el nuevo estado del usuario.</w:t>
-      </w:r>
-    </w:p>
-    <w:p>
-      <w:pPr>
-        <w:numPr>
-          <w:ilvl w:val="0"/>
-          <w:numId w:val="25"/>
-        </w:numPr>
-        <w:rPr>
-          <w:sz w:val="20"/>
-          <w:szCs w:val="20"/>
-          <w:lang w:val="es-ES_tradnl"/>
-        </w:rPr>
-      </w:pPr>
-      <w:r>
-        <w:rPr>
-          <w:sz w:val="20"/>
-          <w:szCs w:val="20"/>
-          <w:lang w:val="es-ES_tradnl"/>
-        </w:rPr>
-        <w:t xml:space="preserve">El sistema registra los cambios en bitácora. </w:t>
-      </w:r>
-      <w:r>
-        <w:rPr>
-          <w:b/>
-          <w:bCs/>
-          <w:sz w:val="20"/>
-          <w:szCs w:val="20"/>
-          <w:lang w:val="es-ES_tradnl"/>
-        </w:rPr>
-        <w:t xml:space="preserve">Ver </w:t>
-      </w:r>
-      <w:r>
-        <w:rPr>
-          <w:b/>
-          <w:bCs/>
-          <w:sz w:val="20"/>
-          <w:szCs w:val="20"/>
-          <w:lang w:val="es-ES_tradnl"/>
-        </w:rPr>
-        <w:t>CU13</w:t>
-      </w:r>
-    </w:p>
-    <w:p>
-      <w:pPr>
-        <w:numPr>
-          <w:ilvl w:val="0"/>
-          <w:numId w:val="25"/>
-        </w:numPr>
-        <w:rPr>
-          <w:sz w:val="20"/>
-          <w:szCs w:val="20"/>
-          <w:lang w:val="es-ES_tradnl"/>
-        </w:rPr>
-      </w:pPr>
-      <w:r>
-        <w:rPr>
-          <w:sz w:val="20"/>
-          <w:szCs w:val="20"/>
-          <w:lang w:val="es-ES_tradnl"/>
-        </w:rPr>
-        <w:t xml:space="preserve">El sistema muestra el mensaje de éxito. </w:t>
-      </w:r>
-      <w:r>
-        <w:rPr>
-          <w:b/>
-          <w:bCs/>
-          <w:sz w:val="20"/>
-          <w:szCs w:val="20"/>
-          <w:lang w:val="es-ES_tradnl"/>
-        </w:rPr>
-        <w:t>AN01 # 8</w:t>
-      </w:r>
-    </w:p>
-    <w:p>
-      <w:pPr>
-        <w:numPr>
-          <w:ilvl w:val="0"/>
-          <w:numId w:val="25"/>
-        </w:numPr>
-        <w:rPr>
-          <w:sz w:val="20"/>
-          <w:szCs w:val="20"/>
-          <w:lang w:val="es-ES_tradnl"/>
-        </w:rPr>
-      </w:pPr>
-      <w:r>
-        <w:rPr>
-          <w:sz w:val="20"/>
-          <w:szCs w:val="20"/>
-          <w:lang w:val="es-ES_tradnl"/>
-        </w:rPr>
-        <w:t>El sistema retorna al paso 4 del flujo básico.</w:t>
-      </w:r>
-    </w:p>
-    <w:p>
-      <w:pPr>
-        <w:numPr>
-          <w:ilvl w:val="0"/>
-          <w:numId w:val="25"/>
-        </w:numPr>
-        <w:rPr>
-          <w:sz w:val="20"/>
-          <w:szCs w:val="20"/>
-          <w:lang w:val="es-ES_tradnl"/>
-        </w:rPr>
-      </w:pPr>
-      <w:r>
-        <w:rPr>
-          <w:sz w:val="20"/>
-          <w:szCs w:val="20"/>
-          <w:lang w:val="es-ES_tradnl"/>
-        </w:rPr>
-        <w:t>Fin de flujo alterno.</w:t>
-      </w:r>
-    </w:p>
-    <w:p>
-      <w:pPr>
-        <w:rPr>
-          <w:sz w:val="20"/>
-          <w:szCs w:val="20"/>
-          <w:lang w:val="es-ES_tradnl"/>
-        </w:rPr>
-      </w:pPr>
-    </w:p>
-    <w:p>
-      <w:pPr>
-        <w:rPr>
-          <w:b/>
-          <w:bCs/>
-          <w:sz w:val="20"/>
-          <w:szCs w:val="20"/>
-          <w:lang w:val="es-ES_tradnl"/>
-        </w:rPr>
-      </w:pPr>
-      <w:r>
-        <w:rPr>
-          <w:b/>
-          <w:bCs/>
-          <w:sz w:val="20"/>
-          <w:szCs w:val="20"/>
-          <w:lang w:val="es-ES_tradnl"/>
-        </w:rPr>
-        <w:t>FA05 Cancelar</w:t>
-      </w:r>
-    </w:p>
-    <w:p>
-      <w:pPr>
-        <w:numPr>
-          <w:ilvl w:val="0"/>
-          <w:numId w:val="26"/>
-        </w:numPr>
-        <w:rPr>
-          <w:sz w:val="20"/>
-          <w:szCs w:val="20"/>
-          <w:lang w:val="es-ES_tradnl"/>
-        </w:rPr>
-      </w:pPr>
-      <w:r>
-        <w:rPr>
-          <w:sz w:val="20"/>
-          <w:szCs w:val="20"/>
-          <w:lang w:val="es-ES_tradnl"/>
-        </w:rPr>
-        <w:t>El usuario selecciona el botón “Cancelar”</w:t>
-      </w:r>
-    </w:p>
-    <w:p>
-      <w:pPr>
-        <w:numPr>
-          <w:ilvl w:val="0"/>
-          <w:numId w:val="26"/>
-        </w:numPr>
-        <w:rPr>
-          <w:sz w:val="20"/>
-          <w:szCs w:val="20"/>
-          <w:lang w:val="es-ES_tradnl"/>
-        </w:rPr>
-      </w:pPr>
-      <w:r>
-        <w:rPr>
-          <w:sz w:val="20"/>
-          <w:szCs w:val="20"/>
-          <w:lang w:val="es-ES_tradnl"/>
-        </w:rPr>
-        <w:t>El sistema cierra el formulario.</w:t>
-      </w:r>
-    </w:p>
-    <w:p>
-      <w:pPr>
-        <w:numPr>
-          <w:ilvl w:val="0"/>
-          <w:numId w:val="26"/>
-        </w:numPr>
-        <w:rPr>
-          <w:sz w:val="20"/>
-          <w:szCs w:val="20"/>
-          <w:lang w:val="es-ES_tradnl"/>
-        </w:rPr>
-      </w:pPr>
-      <w:r>
-        <w:rPr>
-          <w:sz w:val="20"/>
-          <w:szCs w:val="20"/>
-          <w:lang w:val="es-ES_tradnl"/>
-        </w:rPr>
-        <w:t>El sistema retorna al paso 4 del flujo básico.</w:t>
-      </w:r>
-    </w:p>
-    <w:p>
-      <w:pPr>
-        <w:numPr>
-          <w:ilvl w:val="0"/>
-          <w:numId w:val="26"/>
-        </w:numPr>
-        <w:rPr>
-          <w:sz w:val="20"/>
-          <w:szCs w:val="20"/>
-          <w:lang w:val="es-ES_tradnl"/>
-        </w:rPr>
-      </w:pPr>
-      <w:r>
-        <w:rPr>
-          <w:sz w:val="20"/>
-          <w:szCs w:val="20"/>
-          <w:lang w:val="es-ES_tradnl"/>
-        </w:rPr>
-        <w:t>Fin de flujo alterno.</w:t>
-      </w:r>
-    </w:p>
-    <w:p>
-      <w:pPr>
-        <w:rPr>
-          <w:sz w:val="20"/>
-          <w:szCs w:val="20"/>
-          <w:lang w:val="es-ES_tradnl"/>
-        </w:rPr>
-      </w:pPr>
-    </w:p>
-    <w:p>
-      <w:pPr>
-        <w:rPr>
-          <w:b/>
-          <w:bCs/>
-          <w:sz w:val="20"/>
-          <w:szCs w:val="20"/>
-          <w:lang w:val="es-ES_tradnl"/>
-        </w:rPr>
-      </w:pPr>
-      <w:r>
-        <w:rPr>
-          <w:b/>
-          <w:bCs/>
-          <w:sz w:val="20"/>
-          <w:szCs w:val="20"/>
-          <w:lang w:val="es-ES_tradnl"/>
-        </w:rPr>
-        <w:t>FA06 Campos obligatorios incompletos</w:t>
-      </w:r>
-    </w:p>
-    <w:p>
-      <w:pPr>
-        <w:numPr>
-          <w:ilvl w:val="0"/>
-          <w:numId w:val="27"/>
-        </w:numPr>
-        <w:rPr>
-          <w:sz w:val="20"/>
-          <w:szCs w:val="20"/>
-          <w:lang w:val="es-ES_tradnl"/>
-        </w:rPr>
-      </w:pPr>
-      <w:r>
-        <w:rPr>
-          <w:sz w:val="20"/>
-          <w:szCs w:val="20"/>
-          <w:lang w:val="es-ES_tradnl"/>
-        </w:rPr>
-        <w:t>El sistema valida que los campos obligatorios hayan sido ingresados.</w:t>
-      </w:r>
-    </w:p>
-    <w:p>
-      <w:pPr>
-        <w:numPr>
-          <w:ilvl w:val="0"/>
-          <w:numId w:val="27"/>
-        </w:numPr>
-        <w:rPr>
-          <w:sz w:val="20"/>
-          <w:szCs w:val="20"/>
-          <w:lang w:val="es-ES_tradnl"/>
-        </w:rPr>
-      </w:pPr>
-      <w:r>
-        <w:rPr>
-          <w:sz w:val="20"/>
-          <w:szCs w:val="20"/>
-          <w:lang w:val="es-ES_tradnl"/>
-        </w:rPr>
-        <w:t xml:space="preserve">El sistema muestra el mensaje de error. </w:t>
-      </w:r>
-      <w:r>
-        <w:rPr>
-          <w:b/>
-          <w:bCs/>
-          <w:sz w:val="20"/>
-          <w:szCs w:val="20"/>
-          <w:lang w:val="es-ES_tradnl"/>
-        </w:rPr>
-        <w:t>AN02 # 7</w:t>
-      </w:r>
-    </w:p>
-    <w:p>
-      <w:pPr>
-        <w:numPr>
-          <w:ilvl w:val="0"/>
-          <w:numId w:val="27"/>
-        </w:numPr>
-        <w:rPr>
-          <w:sz w:val="20"/>
-          <w:szCs w:val="20"/>
-          <w:lang w:val="es-ES_tradnl"/>
-        </w:rPr>
-      </w:pPr>
-      <w:r>
-        <w:rPr>
-          <w:sz w:val="20"/>
-          <w:szCs w:val="20"/>
-          <w:lang w:val="es-ES_tradnl"/>
-        </w:rPr>
-        <w:t>El sistema retorna al paso 9 del flujo básico, para corregir.</w:t>
-      </w:r>
-    </w:p>
-    <w:p>
-      <w:pPr>
-        <w:numPr>
-          <w:ilvl w:val="0"/>
-          <w:numId w:val="27"/>
-        </w:numPr>
-        <w:rPr>
-          <w:sz w:val="20"/>
-          <w:szCs w:val="20"/>
-          <w:lang w:val="es-ES_tradnl"/>
-        </w:rPr>
-      </w:pPr>
-      <w:r>
-        <w:rPr>
-          <w:sz w:val="20"/>
-          <w:szCs w:val="20"/>
-          <w:lang w:val="es-ES_tradnl"/>
-        </w:rPr>
-        <w:t>Fin de flujo alterno.</w:t>
-      </w:r>
-    </w:p>
-    <w:p>
-      <w:pPr>
-        <w:rPr>
-          <w:sz w:val="20"/>
-          <w:szCs w:val="20"/>
-          <w:lang w:val="es-ES_tradnl"/>
-        </w:rPr>
-      </w:pPr>
-    </w:p>
-    <w:p>
-      <w:pPr>
-        <w:rPr>
-          <w:b/>
-          <w:bCs/>
-          <w:sz w:val="20"/>
-          <w:szCs w:val="20"/>
-          <w:lang w:val="es-ES_tradnl"/>
-        </w:rPr>
-      </w:pPr>
-      <w:r>
-        <w:rPr>
-          <w:b/>
-          <w:bCs/>
-          <w:sz w:val="20"/>
-          <w:szCs w:val="20"/>
-          <w:lang w:val="es-ES_tradnl"/>
-        </w:rPr>
-        <w:t>FA07 Datos no válidos o usuario duplicado</w:t>
-      </w:r>
-    </w:p>
-    <w:p>
-      <w:pPr>
-        <w:numPr>
-          <w:ilvl w:val="0"/>
-          <w:numId w:val="28"/>
-        </w:numPr>
-        <w:rPr>
-          <w:sz w:val="20"/>
-          <w:szCs w:val="20"/>
-          <w:lang w:val="es-ES_tradnl"/>
-        </w:rPr>
-      </w:pPr>
-      <w:r>
-        <w:rPr>
-          <w:sz w:val="20"/>
-          <w:szCs w:val="20"/>
-          <w:lang w:val="es-ES_tradnl"/>
-        </w:rPr>
-        <w:t>El sistema valida el formato del CUI, del correo electrónico y de la contraseña.</w:t>
-      </w:r>
-    </w:p>
-    <w:p>
-      <w:pPr>
-        <w:numPr>
-          <w:ilvl w:val="0"/>
-          <w:numId w:val="28"/>
-        </w:numPr>
-        <w:rPr>
-          <w:sz w:val="20"/>
-          <w:szCs w:val="20"/>
-          <w:lang w:val="es-ES_tradnl"/>
-        </w:rPr>
-      </w:pPr>
-      <w:r>
-        <w:rPr>
-          <w:sz w:val="20"/>
-          <w:szCs w:val="20"/>
-          <w:lang w:val="es-ES_tradnl"/>
-        </w:rPr>
-        <w:t xml:space="preserve">El sistema muestra el mensaje de error. </w:t>
-      </w:r>
-      <w:r>
-        <w:rPr>
-          <w:b/>
-          <w:bCs/>
-          <w:sz w:val="20"/>
-          <w:szCs w:val="20"/>
-          <w:lang w:val="es-ES_tradnl"/>
-        </w:rPr>
-        <w:t>AN02 # 28</w:t>
-      </w:r>
-    </w:p>
-    <w:p>
-      <w:pPr>
-        <w:numPr>
-          <w:ilvl w:val="0"/>
-          <w:numId w:val="28"/>
-        </w:numPr>
-        <w:rPr>
-          <w:sz w:val="20"/>
-          <w:szCs w:val="20"/>
-          <w:lang w:val="es-ES_tradnl"/>
-        </w:rPr>
-      </w:pPr>
-      <w:r>
-        <w:rPr>
-          <w:sz w:val="20"/>
-          <w:szCs w:val="20"/>
-          <w:lang w:val="es-ES_tradnl"/>
-        </w:rPr>
-        <w:t xml:space="preserve">El sistema muestra el mensaje de error cuando el CUI o el correo ya existen. </w:t>
-      </w:r>
-      <w:r>
-        <w:rPr>
-          <w:b/>
-          <w:bCs/>
-          <w:sz w:val="20"/>
-          <w:szCs w:val="20"/>
-          <w:lang w:val="es-ES_tradnl"/>
-        </w:rPr>
-        <w:t>AN02 # 43</w:t>
-      </w:r>
-    </w:p>
-    <w:p>
-      <w:pPr>
-        <w:numPr>
-          <w:ilvl w:val="0"/>
-          <w:numId w:val="28"/>
-        </w:numPr>
-        <w:rPr>
-          <w:sz w:val="20"/>
-          <w:szCs w:val="20"/>
-          <w:lang w:val="es-ES_tradnl"/>
-        </w:rPr>
-      </w:pPr>
-      <w:r>
-        <w:rPr>
-          <w:sz w:val="20"/>
-          <w:szCs w:val="20"/>
-          <w:lang w:val="es-ES_tradnl"/>
-        </w:rPr>
-        <w:t>El sistema retorna al paso 9 del flujo básico, para corregir.</w:t>
-      </w:r>
-    </w:p>
-    <w:p>
-      <w:pPr>
-        <w:numPr>
-          <w:ilvl w:val="0"/>
-          <w:numId w:val="28"/>
-        </w:numPr>
-        <w:rPr>
-          <w:sz w:val="20"/>
-          <w:szCs w:val="20"/>
-          <w:lang w:val="es-ES_tradnl"/>
-        </w:rPr>
-      </w:pPr>
-      <w:r>
-        <w:rPr>
-          <w:sz w:val="20"/>
-          <w:szCs w:val="20"/>
-          <w:lang w:val="es-ES_tradnl"/>
-        </w:rPr>
-        <w:t>Fin de flujo alterno.</w:t>
-      </w:r>
-    </w:p>
-    <w:p>
-      <w:pPr>
-        <w:rPr>
-          <w:sz w:val="20"/>
-          <w:szCs w:val="20"/>
-          <w:lang w:val="es-ES_tradnl"/>
-        </w:rPr>
-      </w:pPr>
-    </w:p>
-    <w:p>
-      <w:pPr>
-        <w:rPr>
-          <w:b/>
-          <w:bCs/>
-          <w:sz w:val="20"/>
-          <w:szCs w:val="20"/>
-          <w:lang w:val="es-ES_tradnl"/>
-        </w:rPr>
-      </w:pPr>
-      <w:r>
-        <w:rPr>
-          <w:b/>
-          <w:bCs/>
-          <w:sz w:val="20"/>
-          <w:szCs w:val="20"/>
-          <w:lang w:val="es-ES_tradnl"/>
-        </w:rPr>
-        <w:t>FA08 El usuario tiene casos activos asignados</w:t>
-      </w:r>
-    </w:p>
-    <w:p>
-      <w:pPr>
-        <w:numPr>
-          <w:ilvl w:val="0"/>
-          <w:numId w:val="29"/>
-        </w:numPr>
-        <w:rPr>
-          <w:sz w:val="20"/>
-          <w:szCs w:val="20"/>
-          <w:lang w:val="es-ES_tradnl"/>
-        </w:rPr>
-      </w:pPr>
-      <w:r>
-        <w:rPr>
-          <w:sz w:val="20"/>
-          <w:szCs w:val="20"/>
-          <w:lang w:val="es-ES_tradnl"/>
-        </w:rPr>
-        <w:t xml:space="preserve">El sistema valida que el usuario no tenga casos en atención cuando el nuevo estado no es Activo. </w:t>
-      </w:r>
-      <w:r>
-        <w:rPr>
-          <w:b/>
-          <w:bCs/>
-          <w:sz w:val="20"/>
-          <w:szCs w:val="20"/>
-          <w:lang w:val="es-ES_tradnl"/>
-        </w:rPr>
-        <w:t>RN02</w:t>
-      </w:r>
-      <w:r>
-        <w:rPr>
-          <w:b/>
-          <w:bCs/>
-          <w:sz w:val="20"/>
-          <w:szCs w:val="20"/>
-          <w:lang w:val="es-ES_tradnl"/>
-        </w:rPr>
-        <w:t>, AN02 # 26</w:t>
-      </w:r>
-    </w:p>
-    <w:p>
-      <w:pPr>
-        <w:numPr>
-          <w:ilvl w:val="0"/>
-          <w:numId w:val="29"/>
-        </w:numPr>
-        <w:rPr>
-          <w:sz w:val="20"/>
-          <w:szCs w:val="20"/>
-          <w:lang w:val="es-ES_tradnl"/>
-        </w:rPr>
-      </w:pPr>
-      <w:r>
-        <w:rPr>
-          <w:sz w:val="20"/>
-          <w:szCs w:val="20"/>
-          <w:lang w:val="es-ES_tradnl"/>
-        </w:rPr>
-        <w:t xml:space="preserve">El sistema solicita el </w:t>
-      </w:r>
-      <w:r>
-        <w:rPr>
-          <w:sz w:val="20"/>
-          <w:szCs w:val="20"/>
-          <w:lang w:val="es-ES_tradnl"/>
-        </w:rPr>
-        <w:t xml:space="preserve">nuevo usuario </w:t>
-      </w:r>
-      <w:r>
-        <w:rPr>
-          <w:sz w:val="20"/>
-          <w:szCs w:val="20"/>
-          <w:lang w:val="es-ES_tradnl"/>
-        </w:rPr>
-        <w:t>al que se reasignarán los casos.</w:t>
-      </w:r>
-    </w:p>
-    <w:p>
-      <w:pPr>
-        <w:numPr>
-          <w:ilvl w:val="0"/>
-          <w:numId w:val="29"/>
-        </w:numPr>
-        <w:rPr>
-          <w:sz w:val="20"/>
-          <w:szCs w:val="20"/>
-          <w:lang w:val="es-ES_tradnl"/>
-        </w:rPr>
-      </w:pPr>
-      <w:r>
-        <w:rPr>
-          <w:sz w:val="20"/>
-          <w:szCs w:val="20"/>
-          <w:lang w:val="es-ES_tradnl"/>
-        </w:rPr>
-        <w:t xml:space="preserve">El usuario selecciona el </w:t>
-      </w:r>
-      <w:r>
-        <w:rPr>
-          <w:sz w:val="20"/>
-          <w:szCs w:val="20"/>
-          <w:lang w:val="es-ES_tradnl"/>
-        </w:rPr>
-        <w:t xml:space="preserve">nuevo usuario </w:t>
-      </w:r>
-      <w:r>
-        <w:rPr>
-          <w:sz w:val="20"/>
-          <w:szCs w:val="20"/>
-          <w:lang w:val="es-ES_tradnl"/>
-        </w:rPr>
-        <w:t>y selecciona el botón “Reasignar y continuar”.</w:t>
-      </w:r>
-      <w:r>
-        <w:rPr>
-          <w:sz w:val="20"/>
-          <w:szCs w:val="20"/>
-          <w:lang w:val="es-ES_tradnl"/>
-        </w:rPr>
-        <w:t xml:space="preserve"> </w:t>
-      </w:r>
-      <w:r>
-        <w:rPr>
-          <w:b/>
-          <w:bCs/>
-          <w:sz w:val="20"/>
-          <w:szCs w:val="20"/>
-          <w:lang w:val="es-ES_tradnl"/>
-        </w:rPr>
-        <w:t>FA</w:t>
-      </w:r>
-      <w:r>
-        <w:rPr>
-          <w:b/>
-          <w:bCs/>
-          <w:sz w:val="20"/>
-          <w:szCs w:val="20"/>
-          <w:lang w:val="es-ES_tradnl"/>
-        </w:rPr>
-        <w:t>05</w:t>
-      </w:r>
-    </w:p>
-    <w:p>
-      <w:pPr>
-        <w:numPr>
-          <w:ilvl w:val="0"/>
-          <w:numId w:val="29"/>
-        </w:numPr>
-        <w:rPr>
-          <w:sz w:val="20"/>
-          <w:szCs w:val="20"/>
-          <w:lang w:val="es-ES_tradnl"/>
-        </w:rPr>
-      </w:pPr>
-      <w:r>
-        <w:rPr>
-          <w:sz w:val="20"/>
-          <w:szCs w:val="20"/>
-          <w:lang w:val="es-ES_tradnl"/>
-        </w:rPr>
-        <w:t xml:space="preserve">El sistema registra los cambios en bitácora. </w:t>
-      </w:r>
-      <w:r>
-        <w:rPr>
-          <w:b/>
-          <w:bCs/>
-          <w:sz w:val="20"/>
-          <w:szCs w:val="20"/>
-          <w:lang w:val="es-ES_tradnl"/>
-        </w:rPr>
-        <w:t xml:space="preserve">Ver </w:t>
-      </w:r>
-      <w:r>
-        <w:rPr>
-          <w:b/>
-          <w:bCs/>
-          <w:sz w:val="20"/>
-          <w:szCs w:val="20"/>
-          <w:lang w:val="es-ES_tradnl"/>
-        </w:rPr>
-        <w:t>CU13</w:t>
-      </w:r>
-    </w:p>
-    <w:p>
-      <w:pPr>
-        <w:numPr>
-          <w:ilvl w:val="0"/>
-          <w:numId w:val="29"/>
-        </w:numPr>
-        <w:rPr>
-          <w:sz w:val="20"/>
-          <w:szCs w:val="20"/>
-          <w:lang w:val="es-ES_tradnl"/>
-        </w:rPr>
-      </w:pPr>
-      <w:r>
-        <w:rPr>
-          <w:sz w:val="20"/>
-          <w:szCs w:val="20"/>
-          <w:lang w:val="es-ES_tradnl"/>
-        </w:rPr>
-        <w:t xml:space="preserve">El sistema continúa en el paso 4 del flujo alterno </w:t>
-      </w:r>
-      <w:r>
-        <w:rPr>
-          <w:b/>
-          <w:bCs/>
-          <w:sz w:val="20"/>
-          <w:szCs w:val="20"/>
-          <w:lang w:val="es-ES_tradnl"/>
-        </w:rPr>
-        <w:t>FA04.</w:t>
-      </w:r>
-    </w:p>
-    <w:p>
-      <w:pPr>
-        <w:numPr>
-          <w:ilvl w:val="0"/>
-          <w:numId w:val="29"/>
-        </w:numPr>
-        <w:rPr>
-          <w:sz w:val="20"/>
-          <w:szCs w:val="20"/>
-          <w:lang w:val="es-ES_tradnl"/>
-        </w:rPr>
-      </w:pPr>
-      <w:r>
-        <w:rPr>
-          <w:sz w:val="20"/>
-          <w:szCs w:val="20"/>
-          <w:lang w:val="es-ES_tradnl"/>
-        </w:rPr>
-        <w:t>Fin de flujo alterno.</w:t>
-      </w:r>
-    </w:p>
-    <w:p>
-      <w:pPr>
-        <w:rPr>
-          <w:sz w:val="20"/>
-          <w:szCs w:val="20"/>
-          <w:lang w:val="es-ES_tradnl"/>
-        </w:rPr>
-      </w:pPr>
-    </w:p>
-    <w:p>
-      <w:pPr>
-        <w:rPr>
-          <w:b/>
-          <w:bCs/>
-          <w:sz w:val="20"/>
-          <w:szCs w:val="20"/>
-          <w:lang w:val="es-ES_tradnl"/>
-        </w:rPr>
-      </w:pPr>
-      <w:r>
-        <w:rPr>
-          <w:b/>
-          <w:bCs/>
-          <w:sz w:val="20"/>
-          <w:szCs w:val="20"/>
-          <w:lang w:val="es-ES_tradnl"/>
-        </w:rPr>
-        <w:t>FA09 Seguimiento del caso</w:t>
-      </w:r>
-    </w:p>
-    <w:p>
-      <w:pPr>
-        <w:numPr>
-          <w:ilvl w:val="0"/>
-          <w:numId w:val="30"/>
-        </w:numPr>
-        <w:rPr>
-          <w:sz w:val="20"/>
-          <w:szCs w:val="20"/>
-          <w:lang w:val="es-ES_tradnl"/>
-        </w:rPr>
-      </w:pPr>
-      <w:r>
-        <w:rPr>
-          <w:sz w:val="20"/>
-          <w:szCs w:val="20"/>
-          <w:lang w:val="es-ES_tradnl"/>
-        </w:rPr>
-        <w:t>El usuario selecciona el menú “Seguimiento del Caso”.</w:t>
-      </w:r>
-    </w:p>
-    <w:p>
-      <w:pPr>
-        <w:numPr>
-          <w:ilvl w:val="0"/>
-          <w:numId w:val="30"/>
-        </w:numPr>
-        <w:rPr>
-          <w:sz w:val="20"/>
-          <w:szCs w:val="20"/>
-          <w:lang w:val="es-ES_tradnl"/>
-        </w:rPr>
-      </w:pPr>
-      <w:r>
-        <w:rPr>
-          <w:sz w:val="20"/>
-          <w:szCs w:val="20"/>
-          <w:lang w:val="es-ES_tradnl"/>
-        </w:rPr>
-        <w:t xml:space="preserve">El sistema muestra el formulario seguimiento del caso. </w:t>
-      </w:r>
-      <w:r>
-        <w:rPr>
-          <w:b/>
-          <w:bCs/>
-          <w:sz w:val="20"/>
-          <w:szCs w:val="20"/>
-          <w:lang w:val="es-ES_tradnl"/>
-        </w:rPr>
-        <w:t>RN37</w:t>
-      </w:r>
-    </w:p>
-    <w:p>
-      <w:pPr>
-        <w:numPr>
-          <w:ilvl w:val="0"/>
-          <w:numId w:val="30"/>
-        </w:numPr>
-        <w:rPr>
-          <w:sz w:val="20"/>
-          <w:szCs w:val="20"/>
-          <w:lang w:val="es-ES_tradnl"/>
-        </w:rPr>
-      </w:pPr>
-      <w:r>
-        <w:rPr>
-          <w:sz w:val="20"/>
-          <w:szCs w:val="20"/>
-          <w:lang w:val="es-ES_tradnl"/>
-        </w:rPr>
-        <w:t xml:space="preserve">El usuario ingresa el código de seguimiento y selecciona el botón “Buscar”. </w:t>
-      </w:r>
-      <w:r>
-        <w:rPr>
-          <w:b/>
-          <w:bCs/>
-          <w:sz w:val="20"/>
-          <w:szCs w:val="20"/>
-          <w:lang w:val="es-ES_tradnl"/>
-        </w:rPr>
-        <w:t>FA09-A</w:t>
-      </w:r>
-    </w:p>
-    <w:p>
-      <w:pPr>
-        <w:numPr>
-          <w:ilvl w:val="0"/>
-          <w:numId w:val="30"/>
-        </w:numPr>
-        <w:rPr>
-          <w:sz w:val="20"/>
-          <w:szCs w:val="20"/>
-          <w:lang w:val="es-ES_tradnl"/>
-        </w:rPr>
-      </w:pPr>
-      <w:r>
-        <w:rPr>
-          <w:sz w:val="20"/>
-          <w:szCs w:val="20"/>
-          <w:lang w:val="es-ES_tradnl"/>
-        </w:rPr>
-        <w:t>El sistema muestra el expediente en modo de solo lectura, sin permitir modificar ningún dato.</w:t>
-      </w:r>
-    </w:p>
-    <w:p>
-      <w:pPr>
-        <w:numPr>
-          <w:ilvl w:val="0"/>
-          <w:numId w:val="30"/>
-        </w:numPr>
-        <w:rPr>
-          <w:sz w:val="20"/>
-          <w:szCs w:val="20"/>
-          <w:lang w:val="es-ES_tradnl"/>
-        </w:rPr>
-      </w:pPr>
-      <w:r>
-        <w:rPr>
-          <w:sz w:val="20"/>
-          <w:szCs w:val="20"/>
-          <w:lang w:val="es-ES_tradnl"/>
-        </w:rPr>
-        <w:t>El sistema retorna al paso 4 del flujo básico.</w:t>
-      </w:r>
-    </w:p>
-    <w:p>
-      <w:pPr>
-        <w:numPr>
-          <w:ilvl w:val="0"/>
-          <w:numId w:val="30"/>
-        </w:numPr>
-        <w:rPr>
-          <w:sz w:val="20"/>
-          <w:szCs w:val="20"/>
-          <w:lang w:val="es-ES_tradnl"/>
-        </w:rPr>
-      </w:pPr>
-      <w:r>
-        <w:rPr>
-          <w:sz w:val="20"/>
-          <w:szCs w:val="20"/>
-          <w:lang w:val="es-ES_tradnl"/>
-        </w:rPr>
-        <w:lastRenderedPageBreak/>
-        <w:t>Fin de flujo alterno.</w:t>
-      </w:r>
-    </w:p>
-    <w:p>
-      <w:pPr>
-        <w:rPr>
-          <w:sz w:val="20"/>
-          <w:szCs w:val="20"/>
-          <w:lang w:val="es-ES_tradnl"/>
-        </w:rPr>
-      </w:pPr>
-    </w:p>
-    <w:p>
-      <w:pPr>
-        <w:rPr>
-          <w:b/>
-          <w:bCs/>
-          <w:sz w:val="20"/>
-          <w:szCs w:val="20"/>
-          <w:lang w:val="es-ES_tradnl"/>
-        </w:rPr>
-      </w:pPr>
-      <w:r>
-        <w:rPr>
-          <w:b/>
-          <w:bCs/>
-          <w:sz w:val="20"/>
-          <w:szCs w:val="20"/>
-          <w:lang w:val="es-ES_tradnl"/>
-        </w:rPr>
-        <w:t>FA09-A Caso no encontrado en el seguimiento</w:t>
-      </w:r>
-    </w:p>
-    <w:p>
-      <w:pPr>
-        <w:numPr>
-          <w:ilvl w:val="0"/>
-          <w:numId w:val="31"/>
-        </w:numPr>
-        <w:rPr>
-          <w:sz w:val="20"/>
-          <w:szCs w:val="20"/>
-          <w:lang w:val="es-ES_tradnl"/>
-        </w:rPr>
-      </w:pPr>
-      <w:r>
-        <w:rPr>
-          <w:sz w:val="20"/>
-          <w:szCs w:val="20"/>
-          <w:lang w:val="es-ES_tradnl"/>
-        </w:rPr>
-        <w:t>El sistema valida que exista un caso con el código ingresado.</w:t>
-      </w:r>
-    </w:p>
-    <w:p>
-      <w:pPr>
-        <w:numPr>
-          <w:ilvl w:val="0"/>
-          <w:numId w:val="31"/>
-        </w:numPr>
-        <w:rPr>
-          <w:sz w:val="20"/>
-          <w:szCs w:val="20"/>
-          <w:lang w:val="es-ES_tradnl"/>
-        </w:rPr>
-      </w:pPr>
-      <w:r>
-        <w:rPr>
-          <w:sz w:val="20"/>
-          <w:szCs w:val="20"/>
-          <w:lang w:val="es-ES_tradnl"/>
-        </w:rPr>
-        <w:t xml:space="preserve">El sistema muestra el mensaje de error. </w:t>
-      </w:r>
-      <w:r>
-        <w:rPr>
-          <w:b/>
-          <w:bCs/>
-          <w:sz w:val="20"/>
-          <w:szCs w:val="20"/>
-          <w:lang w:val="es-ES_tradnl"/>
-        </w:rPr>
-        <w:t>AN02 # 24</w:t>
-      </w:r>
-    </w:p>
-    <w:p>
-      <w:pPr>
-        <w:numPr>
-          <w:ilvl w:val="0"/>
-          <w:numId w:val="31"/>
-        </w:numPr>
-        <w:rPr>
-          <w:sz w:val="20"/>
-          <w:szCs w:val="20"/>
-          <w:lang w:val="es-ES_tradnl"/>
-        </w:rPr>
-      </w:pPr>
-      <w:r>
-        <w:rPr>
-          <w:sz w:val="20"/>
-          <w:szCs w:val="20"/>
-          <w:lang w:val="es-ES_tradnl"/>
-        </w:rPr>
-        <w:t>El sistema retorna al paso 3 del flujo alterno FA09, para corregir.</w:t>
-      </w:r>
-    </w:p>
-    <w:p>
-      <w:pPr>
-        <w:numPr>
-          <w:ilvl w:val="0"/>
-          <w:numId w:val="31"/>
-        </w:numPr>
-        <w:rPr>
-          <w:sz w:val="20"/>
-          <w:szCs w:val="20"/>
-          <w:lang w:val="es-ES_tradnl"/>
-        </w:rPr>
-      </w:pPr>
-      <w:r>
-        <w:rPr>
-          <w:sz w:val="20"/>
-          <w:szCs w:val="20"/>
-          <w:lang w:val="es-ES_tradnl"/>
-        </w:rPr>
-        <w:t>Fin de flujo alterno.</w:t>
-      </w:r>
-    </w:p>
-    <w:p>
-      <w:pPr>
-        <w:pStyle w:val="Heading2"/>
-        <w:numPr>
-          <w:ilvl w:val="1"/>
-          <w:numId w:val="17"/>
-        </w:numPr>
-        <w:rPr>
-          <w:sz w:val="24"/>
-          <w:szCs w:val="24"/>
-          <w:lang w:val="es-ES_tradnl"/>
-        </w:rPr>
-      </w:pPr>
-      <w:r>
-        <w:rPr>
-          <w:sz w:val="24"/>
-          <w:szCs w:val="24"/>
-          <w:lang w:val="es-ES_tradnl"/>
-        </w:rPr>
         <w:t>Postcondiciones</w:t>
       </w:r>
     </w:p>
@@ -3649,7 +4367,7 @@
           <w:sz w:val="20"/>
           <w:szCs w:val="20"/>
         </w:rPr>
-        <w:t>El usuario interno queda creado o editado, con su estado de disponibilidad actualizado.</w:t>
+        <w:t xml:space="preserve">El usuario interno queda creado o editado, con su estado de disponibilidad actualizado.</w:t>
       </w:r>
     </w:p>
     <w:p>
@@ -3668,7 +4386,7 @@
           <w:sz w:val="20"/>
           <w:szCs w:val="20"/>
         </w:rPr>
-        <w:t>La contraseña del usuario queda almacenada cifrada.</w:t>
+        <w:t xml:space="preserve">La contraseña del usuario queda almacenada cifrada.</w:t>
       </w:r>
     </w:p>
     <w:p>
@@ -3687,7 +4405,7 @@
           <w:sz w:val="20"/>
           <w:szCs w:val="20"/>
         </w:rPr>
-        <w:t>Los casos del usuario inactivado quedan reasignados a otro Técnico del mismo departamento.</w:t>
+        <w:t xml:space="preserve">Los casos del Técnico que deja de estar Activo quedan a nombre de otro Técnico en estado Activo del mismo departamento, con la cantidad de casos En Atención actualizada en ambos.</w:t>
       </w:r>
     </w:p>
     <w:p>
@@ -3706,12 +4424,69 @@
           <w:sz w:val="20"/>
           <w:szCs w:val="20"/>
         </w:rPr>
-        <w:t>El sistema registra en bitácora la operación realizada.</w:t>
-      </w:r>
-    </w:p>
-    <w:p>
-      <w:pPr>
-        <w:pStyle w:val="Heading1"/>
+        <w:t xml:space="preserve">El Técnico que recibe los casos queda notificado por correo electrónico.</w:t>
+      </w:r>
+    </w:p>
+    <w:p>
+      <w:pPr>
+        <w:numPr>
+          <w:ilvl w:val="0"/>
+          <w:numId w:val="23"/>
+        </w:numPr>
+        <w:rPr>
+          <w:sz w:val="20"/>
+          <w:szCs w:val="20"/>
+        </w:rPr>
+      </w:pPr>
+      <w:r>
+        <w:rPr>
+          <w:sz w:val="20"/>
+          <w:szCs w:val="20"/>
+        </w:rPr>
+        <w:t xml:space="preserve">El rol y el departamento de un usuario con casos a su cargo permanecen sin cambios hasta que esos casos se reasignen.</w:t>
+      </w:r>
+    </w:p>
+    <w:p>
+      <w:pPr>
+        <w:numPr>
+          <w:ilvl w:val="0"/>
+          <w:numId w:val="23"/>
+        </w:numPr>
+        <w:rPr>
+          <w:sz w:val="20"/>
+          <w:szCs w:val="20"/>
+        </w:rPr>
+      </w:pPr>
+      <w:r>
+        <w:rPr>
+          <w:sz w:val="20"/>
+          <w:szCs w:val="20"/>
+        </w:rPr>
+        <w:t xml:space="preserve">El usuario que pasa al estado Activo queda con sus intentos fallidos en cero.</w:t>
+      </w:r>
+    </w:p>
+    <w:p>
+      <w:pPr>
+        <w:numPr>
+          <w:ilvl w:val="0"/>
+          <w:numId w:val="23"/>
+        </w:numPr>
+        <w:rPr>
+          <w:sz w:val="20"/>
+          <w:szCs w:val="20"/>
+        </w:rPr>
+      </w:pPr>
+      <w:r>
+        <w:rPr>
+          <w:sz w:val="20"/>
+          <w:szCs w:val="20"/>
+        </w:rPr>
+        <w:t xml:space="preserve">El sistema registra en bitácora la operación realizada.</w:t>
+      </w:r>
+    </w:p>
+    <w:p>
+      <w:pPr>
+        <w:pStyle w:val="Ttulo1"/>
         <w:numPr>
           <w:ilvl w:val="0"/>
           <w:numId w:val="17"/>
@@ -3763,7 +4538,7 @@
           <w:sz w:val="20"/>
           <w:szCs w:val="20"/>
         </w:rPr>
-        <w:t>El formulario deberá utilizar conexión segura HTTPS.</w:t>
+        <w:t xml:space="preserve">El formulario deberá utilizar conexión segura HTTPS.</w:t>
       </w:r>
     </w:p>
     <w:p>
@@ -3782,7 +4557,7 @@
           <w:sz w:val="20"/>
           <w:szCs w:val="20"/>
         </w:rPr>
-        <w:t>Las contraseñas de los usuarios deberán almacenarse cifradas, nunca en texto plano.</w:t>
+        <w:t xml:space="preserve">Las contraseñas de los usuarios deberán almacenarse cifradas, nunca en texto plano.</w:t>
       </w:r>
     </w:p>
     <w:p>
@@ -3801,12 +4576,12 @@
           <w:sz w:val="20"/>
           <w:szCs w:val="20"/>
         </w:rPr>
-        <w:t>El mantenimiento de usuarios deberá estar restringido al rol de Administrador.</w:t>
-      </w:r>
-    </w:p>
-    <w:p>
-      <w:pPr>
-        <w:pStyle w:val="Heading1"/>
+        <w:t xml:space="preserve">El mantenimiento de usuarios deberá estar restringido al rol de Administrador.</w:t>
+      </w:r>
+    </w:p>
+    <w:p>
+      <w:pPr>
+        <w:pStyle w:val="Ttulo1"/>
         <w:numPr>
           <w:ilvl w:val="0"/>
           <w:numId w:val="17"/>
@@ -3958,7 +4733,7 @@
           </w:tcPr>
           <w:p>
             <w:r>
-              <w:t> Edy Rigoberto Ramírez</w:t>
+              <w:t xml:space="preserve">Edy Rigoberto Ramírez</w:t>
             </w:r>
           </w:p>
         </w:tc>
@@ -3973,11 +4748,7 @@
             </w:tcBorders>
             <w:vAlign w:val="center"/>
           </w:tcPr>
-          <w:p>
-            <w:r>
-              <w:t> </w:t>
-            </w:r>
-          </w:p>
+          <w:p/>
         </w:tc>
         <w:tc>
           <w:tcPr>
@@ -3990,11 +4761,7 @@
             </w:tcBorders>
             <w:vAlign w:val="center"/>
           </w:tcPr>
-          <w:p>
-            <w:r>
-              <w:t> </w:t>
-            </w:r>
-          </w:p>
+          <w:p/>
         </w:tc>
       </w:tr>
       <w:tr>
@@ -4014,11 +4781,7 @@
             </w:tcBorders>
             <w:vAlign w:val="center"/>
           </w:tcPr>
-          <w:p>
-            <w:r>
-              <w:t> </w:t>
-            </w:r>
-          </w:p>
+          <w:p/>
         </w:tc>
         <w:tc>
           <w:tcPr>
@@ -4031,11 +4794,7 @@
             </w:tcBorders>
             <w:vAlign w:val="center"/>
           </w:tcPr>
-          <w:p>
-            <w:r>
-              <w:t> </w:t>
-            </w:r>
-          </w:p>
+          <w:p/>
         </w:tc>
         <w:tc>
           <w:tcPr>
@@ -4048,11 +4807,7 @@
             </w:tcBorders>
             <w:vAlign w:val="center"/>
           </w:tcPr>
-          <w:p>
-            <w:r>
-              <w:t> </w:t>
-            </w:r>
-          </w:p>
+          <w:p/>
         </w:tc>
       </w:tr>
     </w:tbl>
@@ -4099,7 +4854,7 @@
 </file>
 
 <file path=word/endnotes.xml><?xml version="1.0" encoding="utf-8"?>
-<w:endnotes xmlns:wpc="http://schemas.microsoft.com/office/word/2010/wordprocessingCanvas" xmlns:cx="http://schemas.microsoft.com/office/drawing/2014/chartex" xmlns:cx1="http://schemas.microsoft.com/office/drawing/2015/9/8/chartex" xmlns:cx2="http://schemas.microsoft.com/office/drawing/2015/10/21/chartex" xmlns:cx3="http://schemas.microsoft.com/office/drawing/2016/5/9/chartex" xmlns:cx4="http://schemas.microsoft.com/office/drawing/2016/5/10/chartex" xmlns:cx5="http://schemas.microsoft.com/office/drawing/2016/5/11/chartex" xmlns:cx6="http://schemas.microsoft.com/office/drawing/2016/5/12/chartex" xmlns:cx7="http://schemas.microsoft.com/office/drawing/2016/5/13/chartex" xmlns:cx8="http://schemas.microsoft.com/office/drawing/2016/5/14/chartex" xmlns:mc="http://schemas.openxmlformats.org/markup-compatibility/2006" xmlns:aink="http://schemas.microsoft.com/office/drawing/2016/ink" xmlns:am3d="http://schemas.microsoft.com/office/drawing/2017/model3d" xmlns:o="urn:schemas-microsoft-com:office:office" xmlns:r="http://schemas.openxmlformats.org/officeDocument/2006/relationships" xmlns:m="http://schemas.openxmlformats.org/officeDocument/2006/math" xmlns:v="urn:schemas-microsoft-com:vml" xmlns:wp14="http://schemas.microsoft.com/office/word/2010/wordprocessingDrawing" xmlns:wp="http://schemas.openxmlformats.org/drawingml/2006/wordprocessingDrawing" xmlns:w10="urn:schemas-microsoft-com:office:word" xmlns:w="http://schemas.openxmlformats.org/wordprocessingml/2006/main" xmlns:w14="http://schemas.microsoft.com/office/word/2010/wordml" xmlns:w15="http://schemas.microsoft.com/office/word/2012/wordml" xmlns:w16cex="http://schemas.microsoft.com/office/word/2018/wordml/cex" xmlns:w16cid="http://schemas.microsoft.com/office/word/2016/wordml/cid" xmlns:w16="http://schemas.microsoft.com/office/word/2018/wordml" xmlns:w16sdtdh="http://schemas.microsoft.com/office/word/2020/wordml/sdtdatahash" xmlns:w16se="http://schemas.microsoft.com/office/word/2015/wordml/symex" xmlns:wpg="http://schemas.microsoft.com/office/word/2010/wordprocessingGroup" xmlns:wpi="http://schemas.microsoft.com/office/word/2010/wordprocessingInk" xmlns:wne="http://schemas.microsoft.com/office/word/2006/wordml" xmlns:wps="http://schemas.microsoft.com/office/word/2010/wordprocessingShape" mc:Ignorable="w14 w15 w16se w16cid w16 w16cex w16sdtdh wp14">
+<w:endnotes xmlns:wpc="http://schemas.microsoft.com/office/word/2010/wordprocessingCanvas" xmlns:cx="http://schemas.microsoft.com/office/drawing/2014/chartex" xmlns:cx1="http://schemas.microsoft.com/office/drawing/2015/9/8/chartex" xmlns:cx2="http://schemas.microsoft.com/office/drawing/2015/10/21/chartex" xmlns:cx3="http://schemas.microsoft.com/office/drawing/2016/5/9/chartex" xmlns:cx4="http://schemas.microsoft.com/office/drawing/2016/5/10/chartex" xmlns:cx5="http://schemas.microsoft.com/office/drawing/2016/5/11/chartex" xmlns:cx6="http://schemas.microsoft.com/office/drawing/2016/5/12/chartex" xmlns:cx7="http://schemas.microsoft.com/office/drawing/2016/5/13/chartex" xmlns:cx8="http://schemas.microsoft.com/office/drawing/2016/5/14/chartex" xmlns:mc="http://schemas.openxmlformats.org/markup-compatibility/2006" xmlns:aink="http://schemas.microsoft.com/office/drawing/2016/ink" xmlns:am3d="http://schemas.microsoft.com/office/drawing/2017/model3d" xmlns:o="urn:schemas-microsoft-com:office:office" xmlns:oel="http://schemas.microsoft.com/office/2019/extlst" xmlns:r="http://schemas.openxmlformats.org/officeDocument/2006/relationships" xmlns:m="http://schemas.openxmlformats.org/officeDocument/2006/math" xmlns:v="urn:schemas-microsoft-com:vml" xmlns:wp14="http://schemas.microsoft.com/office/word/2010/wordprocessingDrawing" xmlns:wp="http://schemas.openxmlformats.org/drawingml/2006/wordprocessingDrawing" xmlns:w10="urn:schemas-microsoft-com:office:word" xmlns:w="http://schemas.openxmlformats.org/wordprocessingml/2006/main" xmlns:w14="http://schemas.microsoft.com/office/word/2010/wordml" xmlns:w15="http://schemas.microsoft.com/office/word/2012/wordml" xmlns:w16cex="http://schemas.microsoft.com/office/word/2018/wordml/cex" xmlns:w16cid="http://schemas.microsoft.com/office/word/2016/wordml/cid" xmlns:w16="http://schemas.microsoft.com/office/word/2018/wordml" xmlns:w16du="http://schemas.microsoft.com/office/word/2023/wordml/word16du" xmlns:w16sdtdh="http://schemas.microsoft.com/office/word/2020/wordml/sdtdatahash" xmlns:w16sdtfl="http://schemas.microsoft.com/office/word/2024/wordml/sdtformatlock" xmlns:w16se="http://schemas.microsoft.com/office/word/2015/wordml/symex" xmlns:wpg="http://schemas.microsoft.com/office/word/2010/wordprocessingGroup" xmlns:wpi="http://schemas.microsoft.com/office/word/2010/wordprocessingInk" xmlns:wne="http://schemas.microsoft.com/office/word/2006/wordml" xmlns:wps="http://schemas.microsoft.com/office/word/2010/wordprocessingShape" mc:Ignorable="w14 w15 w16se w16cid w16 w16cex w16sdtdh w16sdtfl w16du wp14">
   <w:endnote w:type="separator" w:id="-1">
     <w:p>
       <w:r>
@@ -4118,7 +4873,7 @@
 </file>
 
 <file path=word/footnotes.xml><?xml version="1.0" encoding="utf-8"?>
-<w:footnotes xmlns:wpc="http://schemas.microsoft.com/office/word/2010/wordprocessingCanvas" xmlns:cx="http://schemas.microsoft.com/office/drawing/2014/chartex" xmlns:cx1="http://schemas.microsoft.com/office/drawing/2015/9/8/chartex" xmlns:cx2="http://schemas.microsoft.com/office/drawing/2015/10/21/chartex" xmlns:cx3="http://schemas.microsoft.com/office/drawing/2016/5/9/chartex" xmlns:cx4="http://schemas.microsoft.com/office/drawing/2016/5/10/chartex" xmlns:cx5="http://schemas.microsoft.com/office/drawing/2016/5/11/chartex" xmlns:cx6="http://schemas.microsoft.com/office/drawing/2016/5/12/chartex" xmlns:cx7="http://schemas.microsoft.com/office/drawing/2016/5/13/chartex" xmlns:cx8="http://schemas.microsoft.com/office/drawing/2016/5/14/chartex" xmlns:mc="http://schemas.openxmlformats.org/markup-compatibility/2006" xmlns:aink="http://schemas.microsoft.com/office/drawing/2016/ink" xmlns:am3d="http://schemas.microsoft.com/office/drawing/2017/model3d" xmlns:o="urn:schemas-microsoft-com:office:office" xmlns:r="http://schemas.openxmlformats.org/officeDocument/2006/relationships" xmlns:m="http://schemas.openxmlformats.org/officeDocument/2006/math" xmlns:v="urn:schemas-microsoft-com:vml" xmlns:wp14="http://schemas.microsoft.com/office/word/2010/wordprocessingDrawing" xmlns:wp="http://schemas.openxmlformats.org/drawingml/2006/wordprocessingDrawing" xmlns:w10="urn:schemas-microsoft-com:office:word" xmlns:w="http://schemas.openxmlformats.org/wordprocessingml/2006/main" xmlns:w14="http://schemas.microsoft.com/office/word/2010/wordml" xmlns:w15="http://schemas.microsoft.com/office/word/2012/wordml" xmlns:w16cex="http://schemas.microsoft.com/office/word/2018/wordml/cex" xmlns:w16cid="http://schemas.microsoft.com/office/word/2016/wordml/cid" xmlns:w16="http://schemas.microsoft.com/office/word/2018/wordml" xmlns:w16sdtdh="http://schemas.microsoft.com/office/word/2020/wordml/sdtdatahash" xmlns:w16se="http://schemas.microsoft.com/office/word/2015/wordml/symex" xmlns:wpg="http://schemas.microsoft.com/office/word/2010/wordprocessingGroup" xmlns:wpi="http://schemas.microsoft.com/office/word/2010/wordprocessingInk" xmlns:wne="http://schemas.microsoft.com/office/word/2006/wordml" xmlns:wps="http://schemas.microsoft.com/office/word/2010/wordprocessingShape" mc:Ignorable="w14 w15 w16se w16cid w16 w16cex w16sdtdh wp14">
+<w:footnotes xmlns:wpc="http://schemas.microsoft.com/office/word/2010/wordprocessingCanvas" xmlns:cx="http://schemas.microsoft.com/office/drawing/2014/chartex" xmlns:cx1="http://schemas.microsoft.com/office/drawing/2015/9/8/chartex" xmlns:cx2="http://schemas.microsoft.com/office/drawing/2015/10/21/chartex" xmlns:cx3="http://schemas.microsoft.com/office/drawing/2016/5/9/chartex" xmlns:cx4="http://schemas.microsoft.com/office/drawing/2016/5/10/chartex" xmlns:cx5="http://schemas.microsoft.com/office/drawing/2016/5/11/chartex" xmlns:cx6="http://schemas.microsoft.com/office/drawing/2016/5/12/chartex" xmlns:cx7="http://schemas.microsoft.com/office/drawing/2016/5/13/chartex" xmlns:cx8="http://schemas.microsoft.com/office/drawing/2016/5/14/chartex" xmlns:mc="http://schemas.openxmlformats.org/markup-compatibility/2006" xmlns:aink="http://schemas.microsoft.com/office/drawing/2016/ink" xmlns:am3d="http://schemas.microsoft.com/office/drawing/2017/model3d" xmlns:o="urn:schemas-microsoft-com:office:office" xmlns:oel="http://schemas.microsoft.com/office/2019/extlst" xmlns:r="http://schemas.openxmlformats.org/officeDocument/2006/relationships" xmlns:m="http://schemas.openxmlformats.org/officeDocument/2006/math" xmlns:v="urn:schemas-microsoft-com:vml" xmlns:wp14="http://schemas.microsoft.com/office/word/2010/wordprocessingDrawing" xmlns:wp="http://schemas.openxmlformats.org/drawingml/2006/wordprocessingDrawing" xmlns:w10="urn:schemas-microsoft-com:office:word" xmlns:w="http://schemas.openxmlformats.org/wordprocessingml/2006/main" xmlns:w14="http://schemas.microsoft.com/office/word/2010/wordml" xmlns:w15="http://schemas.microsoft.com/office/word/2012/wordml" xmlns:w16cex="http://schemas.microsoft.com/office/word/2018/wordml/cex" xmlns:w16cid="http://schemas.microsoft.com/office/word/2016/wordml/cid" xmlns:w16="http://schemas.microsoft.com/office/word/2018/wordml" xmlns:w16du="http://schemas.microsoft.com/office/word/2023/wordml/word16du" xmlns:w16sdtdh="http://schemas.microsoft.com/office/word/2020/wordml/sdtdatahash" xmlns:w16sdtfl="http://schemas.microsoft.com/office/word/2024/wordml/sdtformatlock" xmlns:w16se="http://schemas.microsoft.com/office/word/2015/wordml/symex" xmlns:wpg="http://schemas.microsoft.com/office/word/2010/wordprocessingGroup" xmlns:wpi="http://schemas.microsoft.com/office/word/2010/wordprocessingInk" xmlns:wne="http://schemas.microsoft.com/office/word/2006/wordml" xmlns:wps="http://schemas.microsoft.com/office/word/2010/wordprocessingShape" mc:Ignorable="w14 w15 w16se w16cid w16 w16cex w16sdtdh w16sdtfl w16du wp14">
   <w:footnote w:type="separator" w:id="-1">
     <w:p>
       <w:r>
@@ -4137,7 +4892,7 @@
 </file>
 
 <file path=word/numbering.xml><?xml version="1.0" encoding="utf-8"?>
-<w:numbering xmlns:wpc="http://schemas.microsoft.com/office/word/2010/wordprocessingCanvas" xmlns:cx="http://schemas.microsoft.com/office/drawing/2014/chartex" xmlns:cx1="http://schemas.microsoft.com/office/drawing/2015/9/8/chartex" xmlns:cx2="http://schemas.microsoft.com/office/drawing/2015/10/21/chartex" xmlns:cx3="http://schemas.microsoft.com/office/drawing/2016/5/9/chartex" xmlns:cx4="http://schemas.microsoft.com/office/drawing/2016/5/10/chartex" xmlns:cx5="http://schemas.microsoft.com/office/drawing/2016/5/11/chartex" xmlns:cx6="http://schemas.microsoft.com/office/drawing/2016/5/12/chartex" xmlns:cx7="http://schemas.microsoft.com/office/drawing/2016/5/13/chartex" xmlns:cx8="http://schemas.microsoft.com/office/drawing/2016/5/14/chartex" xmlns:mc="http://schemas.openxmlformats.org/markup-compatibility/2006" xmlns:aink="http://schemas.microsoft.com/office/drawing/2016/ink" xmlns:am3d="http://schemas.microsoft.com/office/drawing/2017/model3d" xmlns:o="urn:schemas-microsoft-com:office:office" xmlns:r="http://schemas.openxmlformats.org/officeDocument/2006/relationships" xmlns:m="http://schemas.openxmlformats.org/officeDocument/2006/math" xmlns:v="urn:schemas-microsoft-com:vml" xmlns:wp14="http://schemas.microsoft.com/office/word/2010/wordprocessingDrawing" xmlns:wp="http://schemas.openxmlformats.org/drawingml/2006/wordprocessingDrawing" xmlns:w10="urn:schemas-microsoft-com:office:word" xmlns:w="http://schemas.openxmlformats.org/wordprocessingml/2006/main" xmlns:w14="http://schemas.microsoft.com/office/word/2010/wordml" xmlns:w15="http://schemas.microsoft.com/office/word/2012/wordml" xmlns:w16cex="http://schemas.microsoft.com/office/word/2018/wordml/cex" xmlns:w16cid="http://schemas.microsoft.com/office/word/2016/wordml/cid" xmlns:w16="http://schemas.microsoft.com/office/word/2018/wordml" xmlns:w16sdtdh="http://schemas.microsoft.com/office/word/2020/wordml/sdtdatahash" xmlns:w16se="http://schemas.microsoft.com/office/word/2015/wordml/symex" xmlns:wpg="http://schemas.microsoft.com/office/word/2010/wordprocessingGroup" xmlns:wpi="http://schemas.microsoft.com/office/word/2010/wordprocessingInk" xmlns:wne="http://schemas.microsoft.com/office/word/2006/wordml" xmlns:wps="http://schemas.microsoft.com/office/word/2010/wordprocessingShape" mc:Ignorable="w14 w15 w16se w16cid w16 w16cex w16sdtdh wp14">
+<w:numbering xmlns:wpc="http://schemas.microsoft.com/office/word/2010/wordprocessingCanvas" xmlns:cx="http://schemas.microsoft.com/office/drawing/2014/chartex" xmlns:cx1="http://schemas.microsoft.com/office/drawing/2015/9/8/chartex" xmlns:cx2="http://schemas.microsoft.com/office/drawing/2015/10/21/chartex" xmlns:cx3="http://schemas.microsoft.com/office/drawing/2016/5/9/chartex" xmlns:cx4="http://schemas.microsoft.com/office/drawing/2016/5/10/chartex" xmlns:cx5="http://schemas.microsoft.com/office/drawing/2016/5/11/chartex" xmlns:cx6="http://schemas.microsoft.com/office/drawing/2016/5/12/chartex" xmlns:cx7="http://schemas.microsoft.com/office/drawing/2016/5/13/chartex" xmlns:cx8="http://schemas.microsoft.com/office/drawing/2016/5/14/chartex" xmlns:mc="http://schemas.openxmlformats.org/markup-compatibility/2006" xmlns:aink="http://schemas.microsoft.com/office/drawing/2016/ink" xmlns:am3d="http://schemas.microsoft.com/office/drawing/2017/model3d" xmlns:o="urn:schemas-microsoft-com:office:office" xmlns:oel="http://schemas.microsoft.com/office/2019/extlst" xmlns:r="http://schemas.openxmlformats.org/officeDocument/2006/relationships" xmlns:m="http://schemas.openxmlformats.org/officeDocument/2006/math" xmlns:v="urn:schemas-microsoft-com:vml" xmlns:wp14="http://schemas.microsoft.com/office/word/2010/wordprocessingDrawing" xmlns:wp="http://schemas.openxmlformats.org/drawingml/2006/wordprocessingDrawing" xmlns:w10="urn:schemas-microsoft-com:office:word" xmlns:w="http://schemas.openxmlformats.org/wordprocessingml/2006/main" xmlns:w14="http://schemas.microsoft.com/office/word/2010/wordml" xmlns:w15="http://schemas.microsoft.com/office/word/2012/wordml" xmlns:w16cex="http://schemas.microsoft.com/office/word/2018/wordml/cex" xmlns:w16cid="http://schemas.microsoft.com/office/word/2016/wordml/cid" xmlns:w16="http://schemas.microsoft.com/office/word/2018/wordml" xmlns:w16du="http://schemas.microsoft.com/office/word/2023/wordml/word16du" xmlns:w16sdtdh="http://schemas.microsoft.com/office/word/2020/wordml/sdtdatahash" xmlns:w16sdtfl="http://schemas.microsoft.com/office/word/2024/wordml/sdtformatlock" xmlns:w16se="http://schemas.microsoft.com/office/word/2015/wordml/symex" xmlns:wpg="http://schemas.microsoft.com/office/word/2010/wordprocessingGroup" xmlns:wpi="http://schemas.microsoft.com/office/word/2010/wordprocessingInk" xmlns:wne="http://schemas.microsoft.com/office/word/2006/wordml" xmlns:wps="http://schemas.microsoft.com/office/word/2010/wordprocessingShape" mc:Ignorable="w14 w15 w16se w16cid w16 w16cex w16sdtdh w16sdtfl w16du wp14">
   <w:abstractNum w:abstractNumId="0" w15:restartNumberingAfterBreak="0">
     <w:nsid w:val="02F81A67"/>
     <w:multiLevelType w:val="multilevel"/>
@@ -4932,6 +5687,1484 @@
     </w:lvl>
   </w:abstractNum>
   <w:abstractNum w:abstractNumId="9" w15:restartNumberingAfterBreak="0">
+    <w:nsid w:val="2EAD69B2"/>
+    <w:multiLevelType w:val="singleLevel"/>
+    <w:tmpl w:val="4D90F492"/>
+    <w:lvl w:ilvl="0">
+      <w:start w:val="1"/>
+      <w:numFmt w:val="decimal"/>
+      <w:lvlText w:val="%1."/>
+      <w:legacy w:legacy="1" w:legacySpace="0" w:legacyIndent="360"/>
+      <w:lvlJc w:val="left"/>
+      <w:pPr>
+        <w:ind w:left="1080" w:hanging="360"/>
+      </w:pPr>
+    </w:lvl>
+  </w:abstractNum>
+  <w:abstractNum w:abstractNumId="10" w15:restartNumberingAfterBreak="0">
+    <w:nsid w:val="3A0A5BE7"/>
+    <w:multiLevelType w:val="hybridMultilevel"/>
+    <w:tmpl w:val="0AA0074A"/>
+    <w:lvl w:ilvl="0" w:tplc="479446F2">
+      <w:start w:val="1"/>
+      <w:numFmt w:val="decimal"/>
+      <w:lvlText w:val="%1."/>
+      <w:lvlJc w:val="left"/>
+      <w:pPr>
+        <w:ind w:left="1068" w:hanging="360"/>
+      </w:pPr>
+      <w:rPr>
+        <w:rFonts w:hint="default"/>
+      </w:rPr>
+    </w:lvl>
+    <w:lvl w:ilvl="1" w:tplc="080A0019" w:tentative="1">
+      <w:start w:val="1"/>
+      <w:numFmt w:val="lowerLetter"/>
+      <w:lvlText w:val="%2."/>
+      <w:lvlJc w:val="left"/>
+      <w:pPr>
+        <w:ind w:left="1788" w:hanging="360"/>
+      </w:pPr>
+    </w:lvl>
+    <w:lvl w:ilvl="2" w:tplc="080A001B" w:tentative="1">
+      <w:start w:val="1"/>
+      <w:numFmt w:val="lowerRoman"/>
+      <w:lvlText w:val="%3."/>
+      <w:lvlJc w:val="right"/>
+      <w:pPr>
+        <w:ind w:left="2508" w:hanging="180"/>
+      </w:pPr>
+    </w:lvl>
+    <w:lvl w:ilvl="3" w:tplc="080A000F" w:tentative="1">
+      <w:start w:val="1"/>
+      <w:numFmt w:val="decimal"/>
+      <w:lvlText w:val="%4."/>
+      <w:lvlJc w:val="left"/>
+      <w:pPr>
+        <w:ind w:left="3228" w:hanging="360"/>
+      </w:pPr>
+    </w:lvl>
+    <w:lvl w:ilvl="4" w:tplc="080A0019" w:tentative="1">
+      <w:start w:val="1"/>
+      <w:numFmt w:val="lowerLetter"/>
+      <w:lvlText w:val="%5."/>
+      <w:lvlJc w:val="left"/>
+      <w:pPr>
+        <w:ind w:left="3948" w:hanging="360"/>
+      </w:pPr>
+    </w:lvl>
+    <w:lvl w:ilvl="5" w:tplc="080A001B" w:tentative="1">
+      <w:start w:val="1"/>
+      <w:numFmt w:val="lowerRoman"/>
+      <w:lvlText w:val="%6."/>
+      <w:lvlJc w:val="right"/>
+      <w:pPr>
+        <w:ind w:left="4668" w:hanging="180"/>
+      </w:pPr>
+    </w:lvl>
+    <w:lvl w:ilvl="6" w:tplc="080A000F" w:tentative="1">
+      <w:start w:val="1"/>
+      <w:numFmt w:val="decimal"/>
+      <w:lvlText w:val="%7."/>
+      <w:lvlJc w:val="left"/>
+      <w:pPr>
+        <w:ind w:left="5388" w:hanging="360"/>
+      </w:pPr>
+    </w:lvl>
+    <w:lvl w:ilvl="7" w:tplc="080A0019" w:tentative="1">
+      <w:start w:val="1"/>
+      <w:numFmt w:val="lowerLetter"/>
+      <w:lvlText w:val="%8."/>
+      <w:lvlJc w:val="left"/>
+      <w:pPr>
+        <w:ind w:left="6108" w:hanging="360"/>
+      </w:pPr>
+    </w:lvl>
+    <w:lvl w:ilvl="8" w:tplc="080A001B" w:tentative="1">
+      <w:start w:val="1"/>
+      <w:numFmt w:val="lowerRoman"/>
+      <w:lvlText w:val="%9."/>
+      <w:lvlJc w:val="right"/>
+      <w:pPr>
+        <w:ind w:left="6828" w:hanging="180"/>
+      </w:pPr>
+    </w:lvl>
+  </w:abstractNum>
+  <w:abstractNum w:abstractNumId="11" w15:restartNumberingAfterBreak="0">
+    <w:nsid w:val="3D216DD9"/>
+    <w:multiLevelType w:val="hybridMultilevel"/>
+    <w:tmpl w:val="61B6E42C"/>
+    <w:lvl w:ilvl="0" w:tplc="2F4A8AE8">
+      <w:start w:val="1"/>
+      <w:numFmt w:val="decimal"/>
+      <w:lvlText w:val="%1."/>
+      <w:lvlJc w:val="left"/>
+      <w:pPr>
+        <w:ind w:left="1068" w:hanging="360"/>
+      </w:pPr>
+      <w:rPr>
+        <w:rFonts w:hint="default"/>
+      </w:rPr>
+    </w:lvl>
+    <w:lvl w:ilvl="1" w:tplc="080A0019" w:tentative="1">
+      <w:start w:val="1"/>
+      <w:numFmt w:val="lowerLetter"/>
+      <w:lvlText w:val="%2."/>
+      <w:lvlJc w:val="left"/>
+      <w:pPr>
+        <w:ind w:left="1788" w:hanging="360"/>
+      </w:pPr>
+    </w:lvl>
+    <w:lvl w:ilvl="2" w:tplc="080A001B" w:tentative="1">
+      <w:start w:val="1"/>
+      <w:numFmt w:val="lowerRoman"/>
+      <w:lvlText w:val="%3."/>
+      <w:lvlJc w:val="right"/>
+      <w:pPr>
+        <w:ind w:left="2508" w:hanging="180"/>
+      </w:pPr>
+    </w:lvl>
+    <w:lvl w:ilvl="3" w:tplc="080A000F" w:tentative="1">
+      <w:start w:val="1"/>
+      <w:numFmt w:val="decimal"/>
+      <w:lvlText w:val="%4."/>
+      <w:lvlJc w:val="left"/>
+      <w:pPr>
+        <w:ind w:left="3228" w:hanging="360"/>
+      </w:pPr>
+    </w:lvl>
+    <w:lvl w:ilvl="4" w:tplc="080A0019" w:tentative="1">
+      <w:start w:val="1"/>
+      <w:numFmt w:val="lowerLetter"/>
+      <w:lvlText w:val="%5."/>
+      <w:lvlJc w:val="left"/>
+      <w:pPr>
+        <w:ind w:left="3948" w:hanging="360"/>
+      </w:pPr>
+    </w:lvl>
+    <w:lvl w:ilvl="5" w:tplc="080A001B" w:tentative="1">
+      <w:start w:val="1"/>
+      <w:numFmt w:val="lowerRoman"/>
+      <w:lvlText w:val="%6."/>
+      <w:lvlJc w:val="right"/>
+      <w:pPr>
+        <w:ind w:left="4668" w:hanging="180"/>
+      </w:pPr>
+    </w:lvl>
+    <w:lvl w:ilvl="6" w:tplc="080A000F" w:tentative="1">
+      <w:start w:val="1"/>
+      <w:numFmt w:val="decimal"/>
+      <w:lvlText w:val="%7."/>
+      <w:lvlJc w:val="left"/>
+      <w:pPr>
+        <w:ind w:left="5388" w:hanging="360"/>
+      </w:pPr>
+    </w:lvl>
+    <w:lvl w:ilvl="7" w:tplc="080A0019" w:tentative="1">
+      <w:start w:val="1"/>
+      <w:numFmt w:val="lowerLetter"/>
+      <w:lvlText w:val="%8."/>
+      <w:lvlJc w:val="left"/>
+      <w:pPr>
+        <w:ind w:left="6108" w:hanging="360"/>
+      </w:pPr>
+    </w:lvl>
+    <w:lvl w:ilvl="8" w:tplc="080A001B" w:tentative="1">
+      <w:start w:val="1"/>
+      <w:numFmt w:val="lowerRoman"/>
+      <w:lvlText w:val="%9."/>
+      <w:lvlJc w:val="right"/>
+      <w:pPr>
+        <w:ind w:left="6828" w:hanging="180"/>
+      </w:pPr>
+    </w:lvl>
+  </w:abstractNum>
+  <w:abstractNum w:abstractNumId="12" w15:restartNumberingAfterBreak="0">
+    <w:nsid w:val="3D441E1C"/>
+    <w:multiLevelType w:val="multilevel"/>
+    <w:tmpl w:val="0409001F"/>
+    <w:lvl w:ilvl="0">
+      <w:start w:val="1"/>
+      <w:numFmt w:val="decimal"/>
+      <w:lvlText w:val="%1."/>
+      <w:lvlJc w:val="left"/>
+      <w:pPr>
+        <w:ind w:left="360" w:hanging="360"/>
+      </w:pPr>
+      <w:rPr>
+        <w:rFonts w:hint="default"/>
+      </w:rPr>
+    </w:lvl>
+    <w:lvl w:ilvl="1">
+      <w:start w:val="1"/>
+      <w:numFmt w:val="decimal"/>
+      <w:lvlText w:val="%1.%2."/>
+      <w:lvlJc w:val="left"/>
+      <w:pPr>
+        <w:ind w:left="792" w:hanging="432"/>
+      </w:pPr>
+    </w:lvl>
+    <w:lvl w:ilvl="2">
+      <w:start w:val="1"/>
+      <w:numFmt w:val="decimal"/>
+      <w:lvlText w:val="%1.%2.%3."/>
+      <w:lvlJc w:val="left"/>
+      <w:pPr>
+        <w:ind w:left="1224" w:hanging="504"/>
+      </w:pPr>
+    </w:lvl>
+    <w:lvl w:ilvl="3">
+      <w:start w:val="1"/>
+      <w:numFmt w:val="decimal"/>
+      <w:lvlText w:val="%1.%2.%3.%4."/>
+      <w:lvlJc w:val="left"/>
+      <w:pPr>
+        <w:ind w:left="1728" w:hanging="648"/>
+      </w:pPr>
+    </w:lvl>
+    <w:lvl w:ilvl="4">
+      <w:start w:val="1"/>
+      <w:numFmt w:val="decimal"/>
+      <w:lvlText w:val="%1.%2.%3.%4.%5."/>
+      <w:lvlJc w:val="left"/>
+      <w:pPr>
+        <w:ind w:left="2232" w:hanging="792"/>
+      </w:pPr>
+    </w:lvl>
+    <w:lvl w:ilvl="5">
+      <w:start w:val="1"/>
+      <w:numFmt w:val="decimal"/>
+      <w:lvlText w:val="%1.%2.%3.%4.%5.%6."/>
+      <w:lvlJc w:val="left"/>
+      <w:pPr>
+        <w:ind w:left="2736" w:hanging="936"/>
+      </w:pPr>
+    </w:lvl>
+    <w:lvl w:ilvl="6">
+      <w:start w:val="1"/>
+      <w:numFmt w:val="decimal"/>
+      <w:lvlText w:val="%1.%2.%3.%4.%5.%6.%7."/>
+      <w:lvlJc w:val="left"/>
+      <w:pPr>
+        <w:ind w:left="3240" w:hanging="1080"/>
+      </w:pPr>
+    </w:lvl>
+    <w:lvl w:ilvl="7">
+      <w:start w:val="1"/>
+      <w:numFmt w:val="decimal"/>
+      <w:lvlText w:val="%1.%2.%3.%4.%5.%6.%7.%8."/>
+      <w:lvlJc w:val="left"/>
+      <w:pPr>
+        <w:ind w:left="3744" w:hanging="1224"/>
+      </w:pPr>
+    </w:lvl>
+    <w:lvl w:ilvl="8">
+      <w:start w:val="1"/>
+      <w:numFmt w:val="decimal"/>
+      <w:lvlText w:val="%1.%2.%3.%4.%5.%6.%7.%8.%9."/>
+      <w:lvlJc w:val="left"/>
+      <w:pPr>
+        <w:ind w:left="4320" w:hanging="1440"/>
+      </w:pPr>
+    </w:lvl>
+  </w:abstractNum>
+  <w:abstractNum w:abstractNumId="13" w15:restartNumberingAfterBreak="0">
+    <w:nsid w:val="433C1667"/>
+    <w:multiLevelType w:val="hybridMultilevel"/>
+    <w:tmpl w:val="29CCE532"/>
+    <w:lvl w:ilvl="0" w:tplc="100A000F">
+      <w:start w:val="1"/>
+      <w:numFmt w:val="decimal"/>
+      <w:lvlText w:val="%1."/>
+      <w:lvlJc w:val="left"/>
+      <w:pPr>
+        <w:ind w:left="720" w:hanging="360"/>
+      </w:pPr>
+    </w:lvl>
+    <w:lvl w:ilvl="1" w:tplc="100A0019">
+      <w:start w:val="1"/>
+      <w:numFmt w:val="lowerLetter"/>
+      <w:lvlText w:val="%2."/>
+      <w:lvlJc w:val="left"/>
+      <w:pPr>
+        <w:ind w:left="1440" w:hanging="360"/>
+      </w:pPr>
+    </w:lvl>
+    <w:lvl w:ilvl="2" w:tplc="100A001B" w:tentative="1">
+      <w:start w:val="1"/>
+      <w:numFmt w:val="lowerRoman"/>
+      <w:lvlText w:val="%3."/>
+      <w:lvlJc w:val="right"/>
+      <w:pPr>
+        <w:ind w:left="2160" w:hanging="180"/>
+      </w:pPr>
+    </w:lvl>
+    <w:lvl w:ilvl="3" w:tplc="100A000F" w:tentative="1">
+      <w:start w:val="1"/>
+      <w:numFmt w:val="decimal"/>
+      <w:lvlText w:val="%4."/>
+      <w:lvlJc w:val="left"/>
+      <w:pPr>
+        <w:ind w:left="2880" w:hanging="360"/>
+      </w:pPr>
+    </w:lvl>
+    <w:lvl w:ilvl="4" w:tplc="100A0019" w:tentative="1">
+      <w:start w:val="1"/>
+      <w:numFmt w:val="lowerLetter"/>
+      <w:lvlText w:val="%5."/>
+      <w:lvlJc w:val="left"/>
+      <w:pPr>
+        <w:ind w:left="3600" w:hanging="360"/>
+      </w:pPr>
+    </w:lvl>
+    <w:lvl w:ilvl="5" w:tplc="100A001B" w:tentative="1">
+      <w:start w:val="1"/>
+      <w:numFmt w:val="lowerRoman"/>
+      <w:lvlText w:val="%6."/>
+      <w:lvlJc w:val="right"/>
+      <w:pPr>
+        <w:ind w:left="4320" w:hanging="180"/>
+      </w:pPr>
+    </w:lvl>
+    <w:lvl w:ilvl="6" w:tplc="100A000F" w:tentative="1">
+      <w:start w:val="1"/>
+      <w:numFmt w:val="decimal"/>
+      <w:lvlText w:val="%7."/>
+      <w:lvlJc w:val="left"/>
+      <w:pPr>
+        <w:ind w:left="5040" w:hanging="360"/>
+      </w:pPr>
+    </w:lvl>
+    <w:lvl w:ilvl="7" w:tplc="100A0019" w:tentative="1">
+      <w:start w:val="1"/>
+      <w:numFmt w:val="lowerLetter"/>
+      <w:lvlText w:val="%8."/>
+      <w:lvlJc w:val="left"/>
+      <w:pPr>
+        <w:ind w:left="5760" w:hanging="360"/>
+      </w:pPr>
+    </w:lvl>
+    <w:lvl w:ilvl="8" w:tplc="100A001B" w:tentative="1">
+      <w:start w:val="1"/>
+      <w:numFmt w:val="lowerRoman"/>
+      <w:lvlText w:val="%9."/>
+      <w:lvlJc w:val="right"/>
+      <w:pPr>
+        <w:ind w:left="6480" w:hanging="180"/>
+      </w:pPr>
+    </w:lvl>
+  </w:abstractNum>
+  <w:abstractNum w:abstractNumId="14" w15:restartNumberingAfterBreak="0">
+    <w:nsid w:val="468E7701"/>
+    <w:multiLevelType w:val="multilevel"/>
+    <w:tmpl w:val="85A0DEC6"/>
+    <w:lvl w:ilvl="0">
+      <w:start w:val="1"/>
+      <w:numFmt w:val="bullet"/>
+      <w:lvlText w:val=""/>
+      <w:lvlJc w:val="left"/>
+      <w:pPr>
+        <w:tabs>
+          <w:tab w:val="num" w:pos="720"/>
+        </w:tabs>
+        <w:ind w:left="720" w:hanging="360"/>
+      </w:pPr>
+      <w:rPr>
+        <w:rFonts w:ascii="Symbol" w:hAnsi="Symbol" w:hint="default"/>
+        <w:sz w:val="20"/>
+      </w:rPr>
+    </w:lvl>
+    <w:lvl w:ilvl="1" w:tentative="1">
+      <w:start w:val="1"/>
+      <w:numFmt w:val="bullet"/>
+      <w:lvlText w:val="o"/>
+      <w:lvlJc w:val="left"/>
+      <w:pPr>
+        <w:tabs>
+          <w:tab w:val="num" w:pos="1440"/>
+        </w:tabs>
+        <w:ind w:left="1440" w:hanging="360"/>
+      </w:pPr>
+      <w:rPr>
+        <w:rFonts w:ascii="Courier New" w:hAnsi="Courier New" w:hint="default"/>
+        <w:sz w:val="20"/>
+      </w:rPr>
+    </w:lvl>
+    <w:lvl w:ilvl="2" w:tentative="1">
+      <w:start w:val="1"/>
+      <w:numFmt w:val="bullet"/>
+      <w:lvlText w:val=""/>
+      <w:lvlJc w:val="left"/>
+      <w:pPr>
+        <w:tabs>
+          <w:tab w:val="num" w:pos="2160"/>
+        </w:tabs>
+        <w:ind w:left="2160" w:hanging="360"/>
+      </w:pPr>
+      <w:rPr>
+        <w:rFonts w:ascii="Wingdings" w:hAnsi="Wingdings" w:hint="default"/>
+        <w:sz w:val="20"/>
+      </w:rPr>
+    </w:lvl>
+    <w:lvl w:ilvl="3" w:tentative="1">
+      <w:start w:val="1"/>
+      <w:numFmt w:val="bullet"/>
+      <w:lvlText w:val=""/>
+      <w:lvlJc w:val="left"/>
+      <w:pPr>
+        <w:tabs>
+          <w:tab w:val="num" w:pos="2880"/>
+        </w:tabs>
+        <w:ind w:left="2880" w:hanging="360"/>
+      </w:pPr>
+      <w:rPr>
+        <w:rFonts w:ascii="Wingdings" w:hAnsi="Wingdings" w:hint="default"/>
+        <w:sz w:val="20"/>
+      </w:rPr>
+    </w:lvl>
+    <w:lvl w:ilvl="4" w:tentative="1">
+      <w:start w:val="1"/>
+      <w:numFmt w:val="bullet"/>
+      <w:lvlText w:val=""/>
+      <w:lvlJc w:val="left"/>
+      <w:pPr>
+        <w:tabs>
+          <w:tab w:val="num" w:pos="3600"/>
+        </w:tabs>
+        <w:ind w:left="3600" w:hanging="360"/>
+      </w:pPr>
+      <w:rPr>
+        <w:rFonts w:ascii="Wingdings" w:hAnsi="Wingdings" w:hint="default"/>
+        <w:sz w:val="20"/>
+      </w:rPr>
+    </w:lvl>
+    <w:lvl w:ilvl="5" w:tentative="1">
+      <w:start w:val="1"/>
+      <w:numFmt w:val="bullet"/>
+      <w:lvlText w:val=""/>
+      <w:lvlJc w:val="left"/>
+      <w:pPr>
+        <w:tabs>
+          <w:tab w:val="num" w:pos="4320"/>
+        </w:tabs>
+        <w:ind w:left="4320" w:hanging="360"/>
+      </w:pPr>
+      <w:rPr>
+        <w:rFonts w:ascii="Wingdings" w:hAnsi="Wingdings" w:hint="default"/>
+        <w:sz w:val="20"/>
+      </w:rPr>
+    </w:lvl>
+    <w:lvl w:ilvl="6" w:tentative="1">
+      <w:start w:val="1"/>
+      <w:numFmt w:val="bullet"/>
+      <w:lvlText w:val=""/>
+      <w:lvlJc w:val="left"/>
+      <w:pPr>
+        <w:tabs>
+          <w:tab w:val="num" w:pos="5040"/>
+        </w:tabs>
+        <w:ind w:left="5040" w:hanging="360"/>
+      </w:pPr>
+      <w:rPr>
+        <w:rFonts w:ascii="Wingdings" w:hAnsi="Wingdings" w:hint="default"/>
+        <w:sz w:val="20"/>
+      </w:rPr>
+    </w:lvl>
+    <w:lvl w:ilvl="7" w:tentative="1">
+      <w:start w:val="1"/>
+      <w:numFmt w:val="bullet"/>
+      <w:lvlText w:val=""/>
+      <w:lvlJc w:val="left"/>
+      <w:pPr>
+        <w:tabs>
+          <w:tab w:val="num" w:pos="5760"/>
+        </w:tabs>
+        <w:ind w:left="5760" w:hanging="360"/>
+      </w:pPr>
+      <w:rPr>
+        <w:rFonts w:ascii="Wingdings" w:hAnsi="Wingdings" w:hint="default"/>
+        <w:sz w:val="20"/>
+      </w:rPr>
+    </w:lvl>
+    <w:lvl w:ilvl="8" w:tentative="1">
+      <w:start w:val="1"/>
+      <w:numFmt w:val="bullet"/>
+      <w:lvlText w:val=""/>
+      <w:lvlJc w:val="left"/>
+      <w:pPr>
+        <w:tabs>
+          <w:tab w:val="num" w:pos="6480"/>
+        </w:tabs>
+        <w:ind w:left="6480" w:hanging="360"/>
+      </w:pPr>
+      <w:rPr>
+        <w:rFonts w:ascii="Wingdings" w:hAnsi="Wingdings" w:hint="default"/>
+        <w:sz w:val="20"/>
+      </w:rPr>
+    </w:lvl>
+  </w:abstractNum>
+  <w:abstractNum w:abstractNumId="15" w15:restartNumberingAfterBreak="0">
+    <w:nsid w:val="47571CF2"/>
+    <w:multiLevelType w:val="hybridMultilevel"/>
+    <w:tmpl w:val="FEBADBA0"/>
+    <w:lvl w:ilvl="0" w:tplc="FFFFFFFF">
+      <w:start w:val="1"/>
+      <w:numFmt w:val="decimal"/>
+      <w:lvlText w:val="%1."/>
+      <w:lvlJc w:val="left"/>
+      <w:pPr>
+        <w:ind w:left="720" w:hanging="360"/>
+      </w:pPr>
+    </w:lvl>
+    <w:lvl w:ilvl="1" w:tplc="FFFFFFFF" w:tentative="1">
+      <w:start w:val="1"/>
+      <w:numFmt w:val="lowerLetter"/>
+      <w:lvlText w:val="%2."/>
+      <w:lvlJc w:val="left"/>
+      <w:pPr>
+        <w:ind w:left="1440" w:hanging="360"/>
+      </w:pPr>
+    </w:lvl>
+    <w:lvl w:ilvl="2" w:tplc="FFFFFFFF" w:tentative="1">
+      <w:start w:val="1"/>
+      <w:numFmt w:val="lowerRoman"/>
+      <w:lvlText w:val="%3."/>
+      <w:lvlJc w:val="right"/>
+      <w:pPr>
+        <w:ind w:left="2160" w:hanging="180"/>
+      </w:pPr>
+    </w:lvl>
+    <w:lvl w:ilvl="3" w:tplc="FFFFFFFF" w:tentative="1">
+      <w:start w:val="1"/>
+      <w:numFmt w:val="decimal"/>
+      <w:lvlText w:val="%4."/>
+      <w:lvlJc w:val="left"/>
+      <w:pPr>
+        <w:ind w:left="2880" w:hanging="360"/>
+      </w:pPr>
+    </w:lvl>
+    <w:lvl w:ilvl="4" w:tplc="FFFFFFFF" w:tentative="1">
+      <w:start w:val="1"/>
+      <w:numFmt w:val="lowerLetter"/>
+      <w:lvlText w:val="%5."/>
+      <w:lvlJc w:val="left"/>
+      <w:pPr>
+        <w:ind w:left="3600" w:hanging="360"/>
+      </w:pPr>
+    </w:lvl>
+    <w:lvl w:ilvl="5" w:tplc="FFFFFFFF" w:tentative="1">
+      <w:start w:val="1"/>
+      <w:numFmt w:val="lowerRoman"/>
+      <w:lvlText w:val="%6."/>
+      <w:lvlJc w:val="right"/>
+      <w:pPr>
+        <w:ind w:left="4320" w:hanging="180"/>
+      </w:pPr>
+    </w:lvl>
+    <w:lvl w:ilvl="6" w:tplc="FFFFFFFF" w:tentative="1">
+      <w:start w:val="1"/>
+      <w:numFmt w:val="decimal"/>
+      <w:lvlText w:val="%7."/>
+      <w:lvlJc w:val="left"/>
+      <w:pPr>
+        <w:ind w:left="5040" w:hanging="360"/>
+      </w:pPr>
+    </w:lvl>
+    <w:lvl w:ilvl="7" w:tplc="FFFFFFFF" w:tentative="1">
+      <w:start w:val="1"/>
+      <w:numFmt w:val="lowerLetter"/>
+      <w:lvlText w:val="%8."/>
+      <w:lvlJc w:val="left"/>
+      <w:pPr>
+        <w:ind w:left="5760" w:hanging="360"/>
+      </w:pPr>
+    </w:lvl>
+    <w:lvl w:ilvl="8" w:tplc="FFFFFFFF" w:tentative="1">
+      <w:start w:val="1"/>
+      <w:numFmt w:val="lowerRoman"/>
+      <w:lvlText w:val="%9."/>
+      <w:lvlJc w:val="right"/>
+      <w:pPr>
+        <w:ind w:left="6480" w:hanging="180"/>
+      </w:pPr>
+    </w:lvl>
+  </w:abstractNum>
+  <w:abstractNum w:abstractNumId="16" w15:restartNumberingAfterBreak="0">
+    <w:nsid w:val="4E5005E9"/>
+    <w:multiLevelType w:val="hybridMultilevel"/>
+    <w:tmpl w:val="97AAC656"/>
+    <w:lvl w:ilvl="0" w:tplc="AF4A1518">
+      <w:start w:val="1"/>
+      <w:numFmt w:val="decimal"/>
+      <w:lvlText w:val="%1."/>
+      <w:lvlJc w:val="left"/>
+      <w:pPr>
+        <w:ind w:left="1068" w:hanging="360"/>
+      </w:pPr>
+      <w:rPr>
+        <w:rFonts w:hint="default"/>
+      </w:rPr>
+    </w:lvl>
+    <w:lvl w:ilvl="1" w:tplc="080A0019" w:tentative="1">
+      <w:start w:val="1"/>
+      <w:numFmt w:val="lowerLetter"/>
+      <w:lvlText w:val="%2."/>
+      <w:lvlJc w:val="left"/>
+      <w:pPr>
+        <w:ind w:left="1788" w:hanging="360"/>
+      </w:pPr>
+    </w:lvl>
+    <w:lvl w:ilvl="2" w:tplc="080A001B" w:tentative="1">
+      <w:start w:val="1"/>
+      <w:numFmt w:val="lowerRoman"/>
+      <w:lvlText w:val="%3."/>
+      <w:lvlJc w:val="right"/>
+      <w:pPr>
+        <w:ind w:left="2508" w:hanging="180"/>
+      </w:pPr>
+    </w:lvl>
+    <w:lvl w:ilvl="3" w:tplc="080A000F" w:tentative="1">
+      <w:start w:val="1"/>
+      <w:numFmt w:val="decimal"/>
+      <w:lvlText w:val="%4."/>
+      <w:lvlJc w:val="left"/>
+      <w:pPr>
+        <w:ind w:left="3228" w:hanging="360"/>
+      </w:pPr>
+    </w:lvl>
+    <w:lvl w:ilvl="4" w:tplc="080A0019" w:tentative="1">
+      <w:start w:val="1"/>
+      <w:numFmt w:val="lowerLetter"/>
+      <w:lvlText w:val="%5."/>
+      <w:lvlJc w:val="left"/>
+      <w:pPr>
+        <w:ind w:left="3948" w:hanging="360"/>
+      </w:pPr>
+    </w:lvl>
+    <w:lvl w:ilvl="5" w:tplc="080A001B" w:tentative="1">
+      <w:start w:val="1"/>
+      <w:numFmt w:val="lowerRoman"/>
+      <w:lvlText w:val="%6."/>
+      <w:lvlJc w:val="right"/>
+      <w:pPr>
+        <w:ind w:left="4668" w:hanging="180"/>
+      </w:pPr>
+    </w:lvl>
+    <w:lvl w:ilvl="6" w:tplc="080A000F" w:tentative="1">
+      <w:start w:val="1"/>
+      <w:numFmt w:val="decimal"/>
+      <w:lvlText w:val="%7."/>
+      <w:lvlJc w:val="left"/>
+      <w:pPr>
+        <w:ind w:left="5388" w:hanging="360"/>
+      </w:pPr>
+    </w:lvl>
+    <w:lvl w:ilvl="7" w:tplc="080A0019" w:tentative="1">
+      <w:start w:val="1"/>
+      <w:numFmt w:val="lowerLetter"/>
+      <w:lvlText w:val="%8."/>
+      <w:lvlJc w:val="left"/>
+      <w:pPr>
+        <w:ind w:left="6108" w:hanging="360"/>
+      </w:pPr>
+    </w:lvl>
+    <w:lvl w:ilvl="8" w:tplc="080A001B" w:tentative="1">
+      <w:start w:val="1"/>
+      <w:numFmt w:val="lowerRoman"/>
+      <w:lvlText w:val="%9."/>
+      <w:lvlJc w:val="right"/>
+      <w:pPr>
+        <w:ind w:left="6828" w:hanging="180"/>
+      </w:pPr>
+    </w:lvl>
+  </w:abstractNum>
+  <w:abstractNum w:abstractNumId="17" w15:restartNumberingAfterBreak="0">
+    <w:nsid w:val="5C8A5CBA"/>
+    <w:multiLevelType w:val="hybridMultilevel"/>
+    <w:tmpl w:val="05863FEC"/>
+    <w:lvl w:ilvl="0" w:tplc="100A000F">
+      <w:start w:val="1"/>
+      <w:numFmt w:val="decimal"/>
+      <w:lvlText w:val="%1."/>
+      <w:lvlJc w:val="left"/>
+      <w:pPr>
+        <w:ind w:left="720" w:hanging="360"/>
+      </w:pPr>
+    </w:lvl>
+    <w:lvl w:ilvl="1" w:tplc="100A0019" w:tentative="1">
+      <w:start w:val="1"/>
+      <w:numFmt w:val="lowerLetter"/>
+      <w:lvlText w:val="%2."/>
+      <w:lvlJc w:val="left"/>
+      <w:pPr>
+        <w:ind w:left="1440" w:hanging="360"/>
+      </w:pPr>
+    </w:lvl>
+    <w:lvl w:ilvl="2" w:tplc="100A001B" w:tentative="1">
+      <w:start w:val="1"/>
+      <w:numFmt w:val="lowerRoman"/>
+      <w:lvlText w:val="%3."/>
+      <w:lvlJc w:val="right"/>
+      <w:pPr>
+        <w:ind w:left="2160" w:hanging="180"/>
+      </w:pPr>
+    </w:lvl>
+    <w:lvl w:ilvl="3" w:tplc="100A000F" w:tentative="1">
+      <w:start w:val="1"/>
+      <w:numFmt w:val="decimal"/>
+      <w:lvlText w:val="%4."/>
+      <w:lvlJc w:val="left"/>
+      <w:pPr>
+        <w:ind w:left="2880" w:hanging="360"/>
+      </w:pPr>
+    </w:lvl>
+    <w:lvl w:ilvl="4" w:tplc="100A0019" w:tentative="1">
+      <w:start w:val="1"/>
+      <w:numFmt w:val="lowerLetter"/>
+      <w:lvlText w:val="%5."/>
+      <w:lvlJc w:val="left"/>
+      <w:pPr>
+        <w:ind w:left="3600" w:hanging="360"/>
+      </w:pPr>
+    </w:lvl>
+    <w:lvl w:ilvl="5" w:tplc="100A001B" w:tentative="1">
+      <w:start w:val="1"/>
+      <w:numFmt w:val="lowerRoman"/>
+      <w:lvlText w:val="%6."/>
+      <w:lvlJc w:val="right"/>
+      <w:pPr>
+        <w:ind w:left="4320" w:hanging="180"/>
+      </w:pPr>
+    </w:lvl>
+    <w:lvl w:ilvl="6" w:tplc="100A000F" w:tentative="1">
+      <w:start w:val="1"/>
+      <w:numFmt w:val="decimal"/>
+      <w:lvlText w:val="%7."/>
+      <w:lvlJc w:val="left"/>
+      <w:pPr>
+        <w:ind w:left="5040" w:hanging="360"/>
+      </w:pPr>
+    </w:lvl>
+    <w:lvl w:ilvl="7" w:tplc="100A0019" w:tentative="1">
+      <w:start w:val="1"/>
+      <w:numFmt w:val="lowerLetter"/>
+      <w:lvlText w:val="%8."/>
+      <w:lvlJc w:val="left"/>
+      <w:pPr>
+        <w:ind w:left="5760" w:hanging="360"/>
+      </w:pPr>
+    </w:lvl>
+    <w:lvl w:ilvl="8" w:tplc="100A001B" w:tentative="1">
+      <w:start w:val="1"/>
+      <w:numFmt w:val="lowerRoman"/>
+      <w:lvlText w:val="%9."/>
+      <w:lvlJc w:val="right"/>
+      <w:pPr>
+        <w:ind w:left="6480" w:hanging="180"/>
+      </w:pPr>
+    </w:lvl>
+  </w:abstractNum>
+  <w:abstractNum w:abstractNumId="18" w15:restartNumberingAfterBreak="0">
+    <w:nsid w:val="70926623"/>
+    <w:multiLevelType w:val="hybridMultilevel"/>
+    <w:tmpl w:val="59F69580"/>
+    <w:lvl w:ilvl="0" w:tplc="92AE99EC">
+      <w:start w:val="1"/>
+      <w:numFmt w:val="decimal"/>
+      <w:lvlText w:val="%1."/>
+      <w:lvlJc w:val="left"/>
+      <w:pPr>
+        <w:ind w:left="1068" w:hanging="360"/>
+      </w:pPr>
+      <w:rPr>
+        <w:rFonts w:hint="default"/>
+      </w:rPr>
+    </w:lvl>
+    <w:lvl w:ilvl="1" w:tplc="080A0019" w:tentative="1">
+      <w:start w:val="1"/>
+      <w:numFmt w:val="lowerLetter"/>
+      <w:lvlText w:val="%2."/>
+      <w:lvlJc w:val="left"/>
+      <w:pPr>
+        <w:ind w:left="1788" w:hanging="360"/>
+      </w:pPr>
+    </w:lvl>
+    <w:lvl w:ilvl="2" w:tplc="080A001B" w:tentative="1">
+      <w:start w:val="1"/>
+      <w:numFmt w:val="lowerRoman"/>
+      <w:lvlText w:val="%3."/>
+      <w:lvlJc w:val="right"/>
+      <w:pPr>
+        <w:ind w:left="2508" w:hanging="180"/>
+      </w:pPr>
+    </w:lvl>
+    <w:lvl w:ilvl="3" w:tplc="080A000F" w:tentative="1">
+      <w:start w:val="1"/>
+      <w:numFmt w:val="decimal"/>
+      <w:lvlText w:val="%4."/>
+      <w:lvlJc w:val="left"/>
+      <w:pPr>
+        <w:ind w:left="3228" w:hanging="360"/>
+      </w:pPr>
+    </w:lvl>
+    <w:lvl w:ilvl="4" w:tplc="080A0019" w:tentative="1">
+      <w:start w:val="1"/>
+      <w:numFmt w:val="lowerLetter"/>
+      <w:lvlText w:val="%5."/>
+      <w:lvlJc w:val="left"/>
+      <w:pPr>
+        <w:ind w:left="3948" w:hanging="360"/>
+      </w:pPr>
+    </w:lvl>
+    <w:lvl w:ilvl="5" w:tplc="080A001B" w:tentative="1">
+      <w:start w:val="1"/>
+      <w:numFmt w:val="lowerRoman"/>
+      <w:lvlText w:val="%6."/>
+      <w:lvlJc w:val="right"/>
+      <w:pPr>
+        <w:ind w:left="4668" w:hanging="180"/>
+      </w:pPr>
+    </w:lvl>
+    <w:lvl w:ilvl="6" w:tplc="080A000F" w:tentative="1">
+      <w:start w:val="1"/>
+      <w:numFmt w:val="decimal"/>
+      <w:lvlText w:val="%7."/>
+      <w:lvlJc w:val="left"/>
+      <w:pPr>
+        <w:ind w:left="5388" w:hanging="360"/>
+      </w:pPr>
+    </w:lvl>
+    <w:lvl w:ilvl="7" w:tplc="080A0019" w:tentative="1">
+      <w:start w:val="1"/>
+      <w:numFmt w:val="lowerLetter"/>
+      <w:lvlText w:val="%8."/>
+      <w:lvlJc w:val="left"/>
+      <w:pPr>
+        <w:ind w:left="6108" w:hanging="360"/>
+      </w:pPr>
+    </w:lvl>
+    <w:lvl w:ilvl="8" w:tplc="080A001B" w:tentative="1">
+      <w:start w:val="1"/>
+      <w:numFmt w:val="lowerRoman"/>
+      <w:lvlText w:val="%9."/>
+      <w:lvlJc w:val="right"/>
+      <w:pPr>
+        <w:ind w:left="6828" w:hanging="180"/>
+      </w:pPr>
+    </w:lvl>
+  </w:abstractNum>
+  <w:abstractNum w:abstractNumId="19" w15:restartNumberingAfterBreak="0">
+    <w:nsid w:val="73112FDD"/>
+    <w:multiLevelType w:val="hybridMultilevel"/>
+    <w:tmpl w:val="FEBADBA0"/>
+    <w:lvl w:ilvl="0" w:tplc="100A000F">
+      <w:start w:val="1"/>
+      <w:numFmt w:val="decimal"/>
+      <w:lvlText w:val="%1."/>
+      <w:lvlJc w:val="left"/>
+      <w:pPr>
+        <w:ind w:left="720" w:hanging="360"/>
+      </w:pPr>
+    </w:lvl>
+    <w:lvl w:ilvl="1" w:tplc="100A0019" w:tentative="1">
+      <w:start w:val="1"/>
+      <w:numFmt w:val="lowerLetter"/>
+      <w:lvlText w:val="%2."/>
+      <w:lvlJc w:val="left"/>
+      <w:pPr>
+        <w:ind w:left="1440" w:hanging="360"/>
+      </w:pPr>
+    </w:lvl>
+    <w:lvl w:ilvl="2" w:tplc="100A001B" w:tentative="1">
+      <w:start w:val="1"/>
+      <w:numFmt w:val="lowerRoman"/>
+      <w:lvlText w:val="%3."/>
+      <w:lvlJc w:val="right"/>
+      <w:pPr>
+        <w:ind w:left="2160" w:hanging="180"/>
+      </w:pPr>
+    </w:lvl>
+    <w:lvl w:ilvl="3" w:tplc="100A000F" w:tentative="1">
+      <w:start w:val="1"/>
+      <w:numFmt w:val="decimal"/>
+      <w:lvlText w:val="%4."/>
+      <w:lvlJc w:val="left"/>
+      <w:pPr>
+        <w:ind w:left="2880" w:hanging="360"/>
+      </w:pPr>
+    </w:lvl>
+    <w:lvl w:ilvl="4" w:tplc="100A0019" w:tentative="1">
+      <w:start w:val="1"/>
+      <w:numFmt w:val="lowerLetter"/>
+      <w:lvlText w:val="%5."/>
+      <w:lvlJc w:val="left"/>
+      <w:pPr>
+        <w:ind w:left="3600" w:hanging="360"/>
+      </w:pPr>
+    </w:lvl>
+    <w:lvl w:ilvl="5" w:tplc="100A001B" w:tentative="1">
+      <w:start w:val="1"/>
+      <w:numFmt w:val="lowerRoman"/>
+      <w:lvlText w:val="%6."/>
+      <w:lvlJc w:val="right"/>
+      <w:pPr>
+        <w:ind w:left="4320" w:hanging="180"/>
+      </w:pPr>
+    </w:lvl>
+    <w:lvl w:ilvl="6" w:tplc="100A000F" w:tentative="1">
+      <w:start w:val="1"/>
+      <w:numFmt w:val="decimal"/>
+      <w:lvlText w:val="%7."/>
+      <w:lvlJc w:val="left"/>
+      <w:pPr>
+        <w:ind w:left="5040" w:hanging="360"/>
+      </w:pPr>
+    </w:lvl>
+    <w:lvl w:ilvl="7" w:tplc="100A0019" w:tentative="1">
+      <w:start w:val="1"/>
+      <w:numFmt w:val="lowerLetter"/>
+      <w:lvlText w:val="%8."/>
+      <w:lvlJc w:val="left"/>
+      <w:pPr>
+        <w:ind w:left="5760" w:hanging="360"/>
+      </w:pPr>
+    </w:lvl>
+    <w:lvl w:ilvl="8" w:tplc="100A001B" w:tentative="1">
+      <w:start w:val="1"/>
+      <w:numFmt w:val="lowerRoman"/>
+      <w:lvlText w:val="%9."/>
+      <w:lvlJc w:val="right"/>
+      <w:pPr>
+        <w:ind w:left="6480" w:hanging="180"/>
+      </w:pPr>
+    </w:lvl>
+  </w:abstractNum>
+  <w:abstractNum w:abstractNumId="20" w15:restartNumberingAfterBreak="0">
+    <w:nsid w:val="757B3DE1"/>
+    <w:multiLevelType w:val="hybridMultilevel"/>
+    <w:tmpl w:val="97AAC656"/>
+    <w:lvl w:ilvl="0" w:tplc="AF4A1518">
+      <w:start w:val="1"/>
+      <w:numFmt w:val="decimal"/>
+      <w:lvlText w:val="%1."/>
+      <w:lvlJc w:val="left"/>
+      <w:pPr>
+        <w:ind w:left="1068" w:hanging="360"/>
+      </w:pPr>
+      <w:rPr>
+        <w:rFonts w:hint="default"/>
+      </w:rPr>
+    </w:lvl>
+    <w:lvl w:ilvl="1" w:tplc="080A0019" w:tentative="1">
+      <w:start w:val="1"/>
+      <w:numFmt w:val="lowerLetter"/>
+      <w:lvlText w:val="%2."/>
+      <w:lvlJc w:val="left"/>
+      <w:pPr>
+        <w:ind w:left="1788" w:hanging="360"/>
+      </w:pPr>
+    </w:lvl>
+    <w:lvl w:ilvl="2" w:tplc="080A001B" w:tentative="1">
+      <w:start w:val="1"/>
+      <w:numFmt w:val="lowerRoman"/>
+      <w:lvlText w:val="%3."/>
+      <w:lvlJc w:val="right"/>
+      <w:pPr>
+        <w:ind w:left="2508" w:hanging="180"/>
+      </w:pPr>
+    </w:lvl>
+    <w:lvl w:ilvl="3" w:tplc="080A000F" w:tentative="1">
+      <w:start w:val="1"/>
+      <w:numFmt w:val="decimal"/>
+      <w:lvlText w:val="%4."/>
+      <w:lvlJc w:val="left"/>
+      <w:pPr>
+        <w:ind w:left="3228" w:hanging="360"/>
+      </w:pPr>
+    </w:lvl>
+    <w:lvl w:ilvl="4" w:tplc="080A0019" w:tentative="1">
+      <w:start w:val="1"/>
+      <w:numFmt w:val="lowerLetter"/>
+      <w:lvlText w:val="%5."/>
+      <w:lvlJc w:val="left"/>
+      <w:pPr>
+        <w:ind w:left="3948" w:hanging="360"/>
+      </w:pPr>
+    </w:lvl>
+    <w:lvl w:ilvl="5" w:tplc="080A001B" w:tentative="1">
+      <w:start w:val="1"/>
+      <w:numFmt w:val="lowerRoman"/>
+      <w:lvlText w:val="%6."/>
+      <w:lvlJc w:val="right"/>
+      <w:pPr>
+        <w:ind w:left="4668" w:hanging="180"/>
+      </w:pPr>
+    </w:lvl>
+    <w:lvl w:ilvl="6" w:tplc="080A000F" w:tentative="1">
+      <w:start w:val="1"/>
+      <w:numFmt w:val="decimal"/>
+      <w:lvlText w:val="%7."/>
+      <w:lvlJc w:val="left"/>
+      <w:pPr>
+        <w:ind w:left="5388" w:hanging="360"/>
+      </w:pPr>
+    </w:lvl>
+    <w:lvl w:ilvl="7" w:tplc="080A0019" w:tentative="1">
+      <w:start w:val="1"/>
+      <w:numFmt w:val="lowerLetter"/>
+      <w:lvlText w:val="%8."/>
+      <w:lvlJc w:val="left"/>
+      <w:pPr>
+        <w:ind w:left="6108" w:hanging="360"/>
+      </w:pPr>
+    </w:lvl>
+    <w:lvl w:ilvl="8" w:tplc="080A001B" w:tentative="1">
+      <w:start w:val="1"/>
+      <w:numFmt w:val="lowerRoman"/>
+      <w:lvlText w:val="%9."/>
+      <w:lvlJc w:val="right"/>
+      <w:pPr>
+        <w:ind w:left="6828" w:hanging="180"/>
+      </w:pPr>
+    </w:lvl>
+  </w:abstractNum>
+  <w:abstractNum w:abstractNumId="21" w15:restartNumberingAfterBreak="0">
+    <w:nsid w:val="77F5392A"/>
+    <w:multiLevelType w:val="hybridMultilevel"/>
+    <w:tmpl w:val="6E72A7EA"/>
+    <w:lvl w:ilvl="0" w:tplc="080A000F">
+      <w:start w:val="1"/>
+      <w:numFmt w:val="decimal"/>
+      <w:lvlText w:val="%1."/>
+      <w:lvlJc w:val="left"/>
+      <w:pPr>
+        <w:ind w:left="1068" w:hanging="360"/>
+      </w:pPr>
+      <w:rPr>
+        <w:rFonts w:hint="default"/>
+      </w:rPr>
+    </w:lvl>
+    <w:lvl w:ilvl="1" w:tplc="080A0019" w:tentative="1">
+      <w:start w:val="1"/>
+      <w:numFmt w:val="lowerLetter"/>
+      <w:lvlText w:val="%2."/>
+      <w:lvlJc w:val="left"/>
+      <w:pPr>
+        <w:ind w:left="1788" w:hanging="360"/>
+      </w:pPr>
+    </w:lvl>
+    <w:lvl w:ilvl="2" w:tplc="080A001B" w:tentative="1">
+      <w:start w:val="1"/>
+      <w:numFmt w:val="lowerRoman"/>
+      <w:lvlText w:val="%3."/>
+      <w:lvlJc w:val="right"/>
+      <w:pPr>
+        <w:ind w:left="2508" w:hanging="180"/>
+      </w:pPr>
+    </w:lvl>
+    <w:lvl w:ilvl="3" w:tplc="080A000F" w:tentative="1">
+      <w:start w:val="1"/>
+      <w:numFmt w:val="decimal"/>
+      <w:lvlText w:val="%4."/>
+      <w:lvlJc w:val="left"/>
+      <w:pPr>
+        <w:ind w:left="3228" w:hanging="360"/>
+      </w:pPr>
+    </w:lvl>
+    <w:lvl w:ilvl="4" w:tplc="080A0019" w:tentative="1">
+      <w:start w:val="1"/>
+      <w:numFmt w:val="lowerLetter"/>
+      <w:lvlText w:val="%5."/>
+      <w:lvlJc w:val="left"/>
+      <w:pPr>
+        <w:ind w:left="3948" w:hanging="360"/>
+      </w:pPr>
+    </w:lvl>
+    <w:lvl w:ilvl="5" w:tplc="080A001B" w:tentative="1">
+      <w:start w:val="1"/>
+      <w:numFmt w:val="lowerRoman"/>
+      <w:lvlText w:val="%6."/>
+      <w:lvlJc w:val="right"/>
+      <w:pPr>
+        <w:ind w:left="4668" w:hanging="180"/>
+      </w:pPr>
+    </w:lvl>
+    <w:lvl w:ilvl="6" w:tplc="080A000F" w:tentative="1">
+      <w:start w:val="1"/>
+      <w:numFmt w:val="decimal"/>
+      <w:lvlText w:val="%7."/>
+      <w:lvlJc w:val="left"/>
+      <w:pPr>
+        <w:ind w:left="5388" w:hanging="360"/>
+      </w:pPr>
+    </w:lvl>
+    <w:lvl w:ilvl="7" w:tplc="080A0019" w:tentative="1">
+      <w:start w:val="1"/>
+      <w:numFmt w:val="lowerLetter"/>
+      <w:lvlText w:val="%8."/>
+      <w:lvlJc w:val="left"/>
+      <w:pPr>
+        <w:ind w:left="6108" w:hanging="360"/>
+      </w:pPr>
+    </w:lvl>
+    <w:lvl w:ilvl="8" w:tplc="080A001B" w:tentative="1">
+      <w:start w:val="1"/>
+      <w:numFmt w:val="lowerRoman"/>
+      <w:lvlText w:val="%9."/>
+      <w:lvlJc w:val="right"/>
+      <w:pPr>
+        <w:ind w:left="6828" w:hanging="180"/>
+      </w:pPr>
+    </w:lvl>
+  </w:abstractNum>
+  <w:abstractNum w:abstractNumId="22" w15:restartNumberingAfterBreak="0">
+    <w:nsid w:val="7A492679"/>
+    <w:multiLevelType w:val="hybridMultilevel"/>
+    <w:tmpl w:val="45E6E7B8"/>
+    <w:lvl w:ilvl="0" w:tplc="479446F2">
+      <w:start w:val="1"/>
+      <w:numFmt w:val="decimal"/>
+      <w:lvlText w:val="%1."/>
+      <w:lvlJc w:val="left"/>
+      <w:pPr>
+        <w:ind w:left="1425" w:hanging="360"/>
+      </w:pPr>
+      <w:rPr>
+        <w:rFonts w:hint="default"/>
+      </w:rPr>
+    </w:lvl>
+    <w:lvl w:ilvl="1" w:tplc="080A0019" w:tentative="1">
+      <w:start w:val="1"/>
+      <w:numFmt w:val="lowerLetter"/>
+      <w:lvlText w:val="%2."/>
+      <w:lvlJc w:val="left"/>
+      <w:pPr>
+        <w:ind w:left="1797" w:hanging="360"/>
+      </w:pPr>
+    </w:lvl>
+    <w:lvl w:ilvl="2" w:tplc="080A001B" w:tentative="1">
+      <w:start w:val="1"/>
+      <w:numFmt w:val="lowerRoman"/>
+      <w:lvlText w:val="%3."/>
+      <w:lvlJc w:val="right"/>
+      <w:pPr>
+        <w:ind w:left="2517" w:hanging="180"/>
+      </w:pPr>
+    </w:lvl>
+    <w:lvl w:ilvl="3" w:tplc="080A000F" w:tentative="1">
+      <w:start w:val="1"/>
+      <w:numFmt w:val="decimal"/>
+      <w:lvlText w:val="%4."/>
+      <w:lvlJc w:val="left"/>
+      <w:pPr>
+        <w:ind w:left="3237" w:hanging="360"/>
+      </w:pPr>
+    </w:lvl>
+    <w:lvl w:ilvl="4" w:tplc="080A0019" w:tentative="1">
+      <w:start w:val="1"/>
+      <w:numFmt w:val="lowerLetter"/>
+      <w:lvlText w:val="%5."/>
+      <w:lvlJc w:val="left"/>
+      <w:pPr>
+        <w:ind w:left="3957" w:hanging="360"/>
+      </w:pPr>
+    </w:lvl>
+    <w:lvl w:ilvl="5" w:tplc="080A001B" w:tentative="1">
+      <w:start w:val="1"/>
+      <w:numFmt w:val="lowerRoman"/>
+      <w:lvlText w:val="%6."/>
+      <w:lvlJc w:val="right"/>
+      <w:pPr>
+        <w:ind w:left="4677" w:hanging="180"/>
+      </w:pPr>
+    </w:lvl>
+    <w:lvl w:ilvl="6" w:tplc="080A000F" w:tentative="1">
+      <w:start w:val="1"/>
+      <w:numFmt w:val="decimal"/>
+      <w:lvlText w:val="%7."/>
+      <w:lvlJc w:val="left"/>
+      <w:pPr>
+        <w:ind w:left="5397" w:hanging="360"/>
+      </w:pPr>
+    </w:lvl>
+    <w:lvl w:ilvl="7" w:tplc="080A0019" w:tentative="1">
+      <w:start w:val="1"/>
+      <w:numFmt w:val="lowerLetter"/>
+      <w:lvlText w:val="%8."/>
+      <w:lvlJc w:val="left"/>
+      <w:pPr>
+        <w:ind w:left="6117" w:hanging="360"/>
+      </w:pPr>
+    </w:lvl>
+    <w:lvl w:ilvl="8" w:tplc="080A001B" w:tentative="1">
+      <w:start w:val="1"/>
+      <w:numFmt w:val="lowerRoman"/>
+      <w:lvlText w:val="%9."/>
+      <w:lvlJc w:val="right"/>
+      <w:pPr>
+        <w:ind w:left="6837" w:hanging="180"/>
+      </w:pPr>
+    </w:lvl>
+  </w:abstractNum>
+  <w:abstractNum w:abstractNumId="23" w15:restartNumberingAfterBreak="0">
+    <w:nsid w:val="7EA42152"/>
+    <w:multiLevelType w:val="multilevel"/>
+    <w:tmpl w:val="100A001F"/>
+    <w:lvl w:ilvl="0">
+      <w:start w:val="1"/>
+      <w:numFmt w:val="decimal"/>
+      <w:lvlText w:val="%1."/>
+      <w:lvlJc w:val="left"/>
+      <w:pPr>
+        <w:ind w:left="360" w:hanging="360"/>
+      </w:pPr>
+    </w:lvl>
+    <w:lvl w:ilvl="1">
+      <w:start w:val="1"/>
+      <w:numFmt w:val="decimal"/>
+      <w:lvlText w:val="%1.%2."/>
+      <w:lvlJc w:val="left"/>
+      <w:pPr>
+        <w:ind w:left="792" w:hanging="432"/>
+      </w:pPr>
+    </w:lvl>
+    <w:lvl w:ilvl="2">
+      <w:start w:val="1"/>
+      <w:numFmt w:val="decimal"/>
+      <w:lvlText w:val="%1.%2.%3."/>
+      <w:lvlJc w:val="left"/>
+      <w:pPr>
+        <w:ind w:left="1224" w:hanging="504"/>
+      </w:pPr>
+    </w:lvl>
+    <w:lvl w:ilvl="3">
+      <w:start w:val="1"/>
+      <w:numFmt w:val="decimal"/>
+      <w:lvlText w:val="%1.%2.%3.%4."/>
+      <w:lvlJc w:val="left"/>
+      <w:pPr>
+        <w:ind w:left="1728" w:hanging="648"/>
+      </w:pPr>
+    </w:lvl>
+    <w:lvl w:ilvl="4">
+      <w:start w:val="1"/>
+      <w:numFmt w:val="decimal"/>
+      <w:lvlText w:val="%1.%2.%3.%4.%5."/>
+      <w:lvlJc w:val="left"/>
+      <w:pPr>
+        <w:ind w:left="2232" w:hanging="792"/>
+      </w:pPr>
+    </w:lvl>
+    <w:lvl w:ilvl="5">
+      <w:start w:val="1"/>
+      <w:numFmt w:val="decimal"/>
+      <w:lvlText w:val="%1.%2.%3.%4.%5.%6."/>
+      <w:lvlJc w:val="left"/>
+      <w:pPr>
+        <w:ind w:left="2736" w:hanging="936"/>
+      </w:pPr>
+    </w:lvl>
+    <w:lvl w:ilvl="6">
+      <w:start w:val="1"/>
+      <w:numFmt w:val="decimal"/>
+      <w:lvlText w:val="%1.%2.%3.%4.%5.%6.%7."/>
+      <w:lvlJc w:val="left"/>
+      <w:pPr>
+        <w:ind w:left="3240" w:hanging="1080"/>
+      </w:pPr>
+    </w:lvl>
+    <w:lvl w:ilvl="7">
+      <w:start w:val="1"/>
+      <w:numFmt w:val="decimal"/>
+      <w:lvlText w:val="%1.%2.%3.%4.%5.%6.%7.%8."/>
+      <w:lvlJc w:val="left"/>
+      <w:pPr>
+        <w:ind w:left="3744" w:hanging="1224"/>
+      </w:pPr>
+    </w:lvl>
+    <w:lvl w:ilvl="8">
+      <w:start w:val="1"/>
+      <w:numFmt w:val="decimal"/>
+      <w:lvlText w:val="%1.%2.%3.%4.%5.%6.%7.%8.%9."/>
+      <w:lvlJc w:val="left"/>
+      <w:pPr>
+        <w:ind w:left="4320" w:hanging="1440"/>
+      </w:pPr>
+    </w:lvl>
+  </w:abstractNum>
+  <w:abstractNum w:abstractNumId="24" w15:restartNumberingAfterBreak="0">
+    <w:nsid w:val="656763EC"/>
+    <w:multiLevelType w:val="hybridMultilevel"/>
+    <w:tmpl w:val="05863FEC"/>
+    <w:lvl w:ilvl="0" w:tplc="100A000F">
+      <w:start w:val="1"/>
+      <w:numFmt w:val="decimal"/>
+      <w:lvlText w:val="%1."/>
+      <w:lvlJc w:val="left"/>
+      <w:pPr>
+        <w:ind w:left="720" w:hanging="360"/>
+      </w:pPr>
+    </w:lvl>
+    <w:lvl w:ilvl="1" w:tplc="100A0019" w:tentative="1">
+      <w:start w:val="1"/>
+      <w:numFmt w:val="lowerLetter"/>
+      <w:lvlText w:val="%2."/>
+      <w:lvlJc w:val="left"/>
+      <w:pPr>
+        <w:ind w:left="1440" w:hanging="360"/>
+      </w:pPr>
+    </w:lvl>
+    <w:lvl w:ilvl="2" w:tplc="100A001B" w:tentative="1">
+      <w:start w:val="1"/>
+      <w:numFmt w:val="lowerRoman"/>
+      <w:lvlText w:val="%3."/>
+      <w:lvlJc w:val="right"/>
+      <w:pPr>
+        <w:ind w:left="2160" w:hanging="180"/>
+      </w:pPr>
+    </w:lvl>
+    <w:lvl w:ilvl="3" w:tplc="100A000F" w:tentative="1">
+      <w:start w:val="1"/>
+      <w:numFmt w:val="decimal"/>
+      <w:lvlText w:val="%4."/>
+      <w:lvlJc w:val="left"/>
+      <w:pPr>
+        <w:ind w:left="2880" w:hanging="360"/>
+      </w:pPr>
+    </w:lvl>
+    <w:lvl w:ilvl="4" w:tplc="100A0019" w:tentative="1">
+      <w:start w:val="1"/>
+      <w:numFmt w:val="lowerLetter"/>
+      <w:lvlText w:val="%5."/>
+      <w:lvlJc w:val="left"/>
+      <w:pPr>
+        <w:ind w:left="3600" w:hanging="360"/>
+      </w:pPr>
+    </w:lvl>
+    <w:lvl w:ilvl="5" w:tplc="100A001B" w:tentative="1">
+      <w:start w:val="1"/>
+      <w:numFmt w:val="lowerRoman"/>
+      <w:lvlText w:val="%6."/>
+      <w:lvlJc w:val="right"/>
+      <w:pPr>
+        <w:ind w:left="4320" w:hanging="180"/>
+      </w:pPr>
+    </w:lvl>
+    <w:lvl w:ilvl="6" w:tplc="100A000F" w:tentative="1">
+      <w:start w:val="1"/>
+      <w:numFmt w:val="decimal"/>
+      <w:lvlText w:val="%7."/>
+      <w:lvlJc w:val="left"/>
+      <w:pPr>
+        <w:ind w:left="5040" w:hanging="360"/>
+      </w:pPr>
+    </w:lvl>
+    <w:lvl w:ilvl="7" w:tplc="100A0019" w:tentative="1">
+      <w:start w:val="1"/>
+      <w:numFmt w:val="lowerLetter"/>
+      <w:lvlText w:val="%8."/>
+      <w:lvlJc w:val="left"/>
+      <w:pPr>
+        <w:ind w:left="5760" w:hanging="360"/>
+      </w:pPr>
+    </w:lvl>
+    <w:lvl w:ilvl="8" w:tplc="100A001B" w:tentative="1">
+      <w:start w:val="1"/>
+      <w:numFmt w:val="lowerRoman"/>
+      <w:lvlText w:val="%9."/>
+      <w:lvlJc w:val="right"/>
+      <w:pPr>
+        <w:ind w:left="6480" w:hanging="180"/>
+      </w:pPr>
+    </w:lvl>
+  </w:abstractNum>
+  <w:abstractNum w:abstractNumId="25" w15:restartNumberingAfterBreak="0">
+    <w:nsid w:val="3EEAA798"/>
+    <w:multiLevelType w:val="hybridMultilevel"/>
+    <w:tmpl w:val="05863FEC"/>
+    <w:lvl w:ilvl="0" w:tplc="100A000F">
+      <w:start w:val="1"/>
+      <w:numFmt w:val="decimal"/>
+      <w:lvlText w:val="%1."/>
+      <w:lvlJc w:val="left"/>
+      <w:pPr>
+        <w:ind w:left="720" w:hanging="360"/>
+      </w:pPr>
+    </w:lvl>
+    <w:lvl w:ilvl="1" w:tplc="100A0019" w:tentative="1">
+      <w:start w:val="1"/>
+      <w:numFmt w:val="lowerLetter"/>
+      <w:lvlText w:val="%2."/>
+      <w:lvlJc w:val="left"/>
+      <w:pPr>
+        <w:ind w:left="1440" w:hanging="360"/>
+      </w:pPr>
+    </w:lvl>
+    <w:lvl w:ilvl="2" w:tplc="100A001B" w:tentative="1">
+      <w:start w:val="1"/>
+      <w:numFmt w:val="lowerRoman"/>
+      <w:lvlText w:val="%3."/>
+      <w:lvlJc w:val="right"/>
+      <w:pPr>
+        <w:ind w:left="2160" w:hanging="180"/>
+      </w:pPr>
+    </w:lvl>
+    <w:lvl w:ilvl="3" w:tplc="100A000F" w:tentative="1">
+      <w:start w:val="1"/>
+      <w:numFmt w:val="decimal"/>
+      <w:lvlText w:val="%4."/>
+      <w:lvlJc w:val="left"/>
+      <w:pPr>
+        <w:ind w:left="2880" w:hanging="360"/>
+      </w:pPr>
+    </w:lvl>
+    <w:lvl w:ilvl="4" w:tplc="100A0019" w:tentative="1">
+      <w:start w:val="1"/>
+      <w:numFmt w:val="lowerLetter"/>
+      <w:lvlText w:val="%5."/>
+      <w:lvlJc w:val="left"/>
+      <w:pPr>
+        <w:ind w:left="3600" w:hanging="360"/>
+      </w:pPr>
+    </w:lvl>
+    <w:lvl w:ilvl="5" w:tplc="100A001B" w:tentative="1">
+      <w:start w:val="1"/>
+      <w:numFmt w:val="lowerRoman"/>
+      <w:lvlText w:val="%6."/>
+      <w:lvlJc w:val="right"/>
+      <w:pPr>
+        <w:ind w:left="4320" w:hanging="180"/>
+      </w:pPr>
+    </w:lvl>
+    <w:lvl w:ilvl="6" w:tplc="100A000F" w:tentative="1">
+      <w:start w:val="1"/>
+      <w:numFmt w:val="decimal"/>
+      <w:lvlText w:val="%7."/>
+      <w:lvlJc w:val="left"/>
+      <w:pPr>
+        <w:ind w:left="5040" w:hanging="360"/>
+      </w:pPr>
+    </w:lvl>
+    <w:lvl w:ilvl="7" w:tplc="100A0019" w:tentative="1">
+      <w:start w:val="1"/>
+      <w:numFmt w:val="lowerLetter"/>
+      <w:lvlText w:val="%8."/>
+      <w:lvlJc w:val="left"/>
+      <w:pPr>
+        <w:ind w:left="5760" w:hanging="360"/>
+      </w:pPr>
+    </w:lvl>
+    <w:lvl w:ilvl="8" w:tplc="100A001B" w:tentative="1">
+      <w:start w:val="1"/>
+      <w:numFmt w:val="lowerRoman"/>
+      <w:lvlText w:val="%9."/>
+      <w:lvlJc w:val="right"/>
+      <w:pPr>
+        <w:ind w:left="6480" w:hanging="180"/>
+      </w:pPr>
+    </w:lvl>
+  </w:abstractNum>
+  <w:abstractNum w:abstractNumId="26" w15:restartNumberingAfterBreak="0">
     <w:nsid w:val="26E9BCDA"/>
     <w:multiLevelType w:val="hybridMultilevel"/>
     <w:tmpl w:val="05863FEC"/>
@@ -5017,22 +7250,93 @@
       </w:pPr>
     </w:lvl>
   </w:abstractNum>
-  <w:abstractNum w:abstractNumId="10" w15:restartNumberingAfterBreak="0">
-    <w:nsid w:val="2EAD69B2"/>
-    <w:multiLevelType w:val="singleLevel"/>
-    <w:tmpl w:val="4D90F492"/>
-    <w:lvl w:ilvl="0">
+  <w:abstractNum w:abstractNumId="27" w15:restartNumberingAfterBreak="0">
+    <w:nsid w:val="4E9EE474"/>
+    <w:multiLevelType w:val="hybridMultilevel"/>
+    <w:tmpl w:val="05863FEC"/>
+    <w:lvl w:ilvl="0" w:tplc="100A000F">
       <w:start w:val="1"/>
       <w:numFmt w:val="decimal"/>
       <w:lvlText w:val="%1."/>
-      <w:legacy w:legacy="1" w:legacySpace="0" w:legacyIndent="360"/>
-      <w:lvlJc w:val="left"/>
-      <w:pPr>
-        <w:ind w:left="1080" w:hanging="360"/>
+      <w:lvlJc w:val="left"/>
+      <w:pPr>
+        <w:ind w:left="720" w:hanging="360"/>
+      </w:pPr>
+    </w:lvl>
+    <w:lvl w:ilvl="1" w:tplc="100A0019" w:tentative="1">
+      <w:start w:val="1"/>
+      <w:numFmt w:val="lowerLetter"/>
+      <w:lvlText w:val="%2."/>
+      <w:lvlJc w:val="left"/>
+      <w:pPr>
+        <w:ind w:left="1440" w:hanging="360"/>
+      </w:pPr>
+    </w:lvl>
+    <w:lvl w:ilvl="2" w:tplc="100A001B" w:tentative="1">
+      <w:start w:val="1"/>
+      <w:numFmt w:val="lowerRoman"/>
+      <w:lvlText w:val="%3."/>
+      <w:lvlJc w:val="right"/>
+      <w:pPr>
+        <w:ind w:left="2160" w:hanging="180"/>
+      </w:pPr>
+    </w:lvl>
+    <w:lvl w:ilvl="3" w:tplc="100A000F" w:tentative="1">
+      <w:start w:val="1"/>
+      <w:numFmt w:val="decimal"/>
+      <w:lvlText w:val="%4."/>
+      <w:lvlJc w:val="left"/>
+      <w:pPr>
+        <w:ind w:left="2880" w:hanging="360"/>
+      </w:pPr>
+    </w:lvl>
+    <w:lvl w:ilvl="4" w:tplc="100A0019" w:tentative="1">
+      <w:start w:val="1"/>
+      <w:numFmt w:val="lowerLetter"/>
+      <w:lvlText w:val="%5."/>
+      <w:lvlJc w:val="left"/>
+      <w:pPr>
+        <w:ind w:left="3600" w:hanging="360"/>
+      </w:pPr>
+    </w:lvl>
+    <w:lvl w:ilvl="5" w:tplc="100A001B" w:tentative="1">
+      <w:start w:val="1"/>
+      <w:numFmt w:val="lowerRoman"/>
+      <w:lvlText w:val="%6."/>
+      <w:lvlJc w:val="right"/>
+      <w:pPr>
+        <w:ind w:left="4320" w:hanging="180"/>
+      </w:pPr>
+    </w:lvl>
+    <w:lvl w:ilvl="6" w:tplc="100A000F" w:tentative="1">
+      <w:start w:val="1"/>
+      <w:numFmt w:val="decimal"/>
+      <w:lvlText w:val="%7."/>
+      <w:lvlJc w:val="left"/>
+      <w:pPr>
+        <w:ind w:left="5040" w:hanging="360"/>
+      </w:pPr>
+    </w:lvl>
+    <w:lvl w:ilvl="7" w:tplc="100A0019" w:tentative="1">
+      <w:start w:val="1"/>
+      <w:numFmt w:val="lowerLetter"/>
+      <w:lvlText w:val="%8."/>
+      <w:lvlJc w:val="left"/>
+      <w:pPr>
+        <w:ind w:left="5760" w:hanging="360"/>
+      </w:pPr>
+    </w:lvl>
+    <w:lvl w:ilvl="8" w:tplc="100A001B" w:tentative="1">
+      <w:start w:val="1"/>
+      <w:numFmt w:val="lowerRoman"/>
+      <w:lvlText w:val="%9."/>
+      <w:lvlJc w:val="right"/>
+      <w:pPr>
+        <w:ind w:left="6480" w:hanging="180"/>
       </w:pPr>
     </w:lvl>
   </w:abstractNum>
-  <w:abstractNum w:abstractNumId="11" w15:restartNumberingAfterBreak="0">
+  <w:abstractNum w:abstractNumId="28" w15:restartNumberingAfterBreak="0">
     <w:nsid w:val="2FA15DBE"/>
     <w:multiLevelType w:val="hybridMultilevel"/>
     <w:tmpl w:val="05863FEC"/>
@@ -5118,856 +7422,7 @@
       </w:pPr>
     </w:lvl>
   </w:abstractNum>
-  <w:abstractNum w:abstractNumId="12" w15:restartNumberingAfterBreak="0">
-    <w:nsid w:val="3A0A5BE7"/>
-    <w:multiLevelType w:val="hybridMultilevel"/>
-    <w:tmpl w:val="0AA0074A"/>
-    <w:lvl w:ilvl="0" w:tplc="479446F2">
-      <w:start w:val="1"/>
-      <w:numFmt w:val="decimal"/>
-      <w:lvlText w:val="%1."/>
-      <w:lvlJc w:val="left"/>
-      <w:pPr>
-        <w:ind w:left="1068" w:hanging="360"/>
-      </w:pPr>
-      <w:rPr>
-        <w:rFonts w:hint="default"/>
-      </w:rPr>
-    </w:lvl>
-    <w:lvl w:ilvl="1" w:tplc="080A0019" w:tentative="1">
-      <w:start w:val="1"/>
-      <w:numFmt w:val="lowerLetter"/>
-      <w:lvlText w:val="%2."/>
-      <w:lvlJc w:val="left"/>
-      <w:pPr>
-        <w:ind w:left="1788" w:hanging="360"/>
-      </w:pPr>
-    </w:lvl>
-    <w:lvl w:ilvl="2" w:tplc="080A001B" w:tentative="1">
-      <w:start w:val="1"/>
-      <w:numFmt w:val="lowerRoman"/>
-      <w:lvlText w:val="%3."/>
-      <w:lvlJc w:val="right"/>
-      <w:pPr>
-        <w:ind w:left="2508" w:hanging="180"/>
-      </w:pPr>
-    </w:lvl>
-    <w:lvl w:ilvl="3" w:tplc="080A000F" w:tentative="1">
-      <w:start w:val="1"/>
-      <w:numFmt w:val="decimal"/>
-      <w:lvlText w:val="%4."/>
-      <w:lvlJc w:val="left"/>
-      <w:pPr>
-        <w:ind w:left="3228" w:hanging="360"/>
-      </w:pPr>
-    </w:lvl>
-    <w:lvl w:ilvl="4" w:tplc="080A0019" w:tentative="1">
-      <w:start w:val="1"/>
-      <w:numFmt w:val="lowerLetter"/>
-      <w:lvlText w:val="%5."/>
-      <w:lvlJc w:val="left"/>
-      <w:pPr>
-        <w:ind w:left="3948" w:hanging="360"/>
-      </w:pPr>
-    </w:lvl>
-    <w:lvl w:ilvl="5" w:tplc="080A001B" w:tentative="1">
-      <w:start w:val="1"/>
-      <w:numFmt w:val="lowerRoman"/>
-      <w:lvlText w:val="%6."/>
-      <w:lvlJc w:val="right"/>
-      <w:pPr>
-        <w:ind w:left="4668" w:hanging="180"/>
-      </w:pPr>
-    </w:lvl>
-    <w:lvl w:ilvl="6" w:tplc="080A000F" w:tentative="1">
-      <w:start w:val="1"/>
-      <w:numFmt w:val="decimal"/>
-      <w:lvlText w:val="%7."/>
-      <w:lvlJc w:val="left"/>
-      <w:pPr>
-        <w:ind w:left="5388" w:hanging="360"/>
-      </w:pPr>
-    </w:lvl>
-    <w:lvl w:ilvl="7" w:tplc="080A0019" w:tentative="1">
-      <w:start w:val="1"/>
-      <w:numFmt w:val="lowerLetter"/>
-      <w:lvlText w:val="%8."/>
-      <w:lvlJc w:val="left"/>
-      <w:pPr>
-        <w:ind w:left="6108" w:hanging="360"/>
-      </w:pPr>
-    </w:lvl>
-    <w:lvl w:ilvl="8" w:tplc="080A001B" w:tentative="1">
-      <w:start w:val="1"/>
-      <w:numFmt w:val="lowerRoman"/>
-      <w:lvlText w:val="%9."/>
-      <w:lvlJc w:val="right"/>
-      <w:pPr>
-        <w:ind w:left="6828" w:hanging="180"/>
-      </w:pPr>
-    </w:lvl>
-  </w:abstractNum>
-  <w:abstractNum w:abstractNumId="13" w15:restartNumberingAfterBreak="0">
-    <w:nsid w:val="3D216DD9"/>
-    <w:multiLevelType w:val="hybridMultilevel"/>
-    <w:tmpl w:val="61B6E42C"/>
-    <w:lvl w:ilvl="0" w:tplc="2F4A8AE8">
-      <w:start w:val="1"/>
-      <w:numFmt w:val="decimal"/>
-      <w:lvlText w:val="%1."/>
-      <w:lvlJc w:val="left"/>
-      <w:pPr>
-        <w:ind w:left="1068" w:hanging="360"/>
-      </w:pPr>
-      <w:rPr>
-        <w:rFonts w:hint="default"/>
-      </w:rPr>
-    </w:lvl>
-    <w:lvl w:ilvl="1" w:tplc="080A0019" w:tentative="1">
-      <w:start w:val="1"/>
-      <w:numFmt w:val="lowerLetter"/>
-      <w:lvlText w:val="%2."/>
-      <w:lvlJc w:val="left"/>
-      <w:pPr>
-        <w:ind w:left="1788" w:hanging="360"/>
-      </w:pPr>
-    </w:lvl>
-    <w:lvl w:ilvl="2" w:tplc="080A001B" w:tentative="1">
-      <w:start w:val="1"/>
-      <w:numFmt w:val="lowerRoman"/>
-      <w:lvlText w:val="%3."/>
-      <w:lvlJc w:val="right"/>
-      <w:pPr>
-        <w:ind w:left="2508" w:hanging="180"/>
-      </w:pPr>
-    </w:lvl>
-    <w:lvl w:ilvl="3" w:tplc="080A000F" w:tentative="1">
-      <w:start w:val="1"/>
-      <w:numFmt w:val="decimal"/>
-      <w:lvlText w:val="%4."/>
-      <w:lvlJc w:val="left"/>
-      <w:pPr>
-        <w:ind w:left="3228" w:hanging="360"/>
-      </w:pPr>
-    </w:lvl>
-    <w:lvl w:ilvl="4" w:tplc="080A0019" w:tentative="1">
-      <w:start w:val="1"/>
-      <w:numFmt w:val="lowerLetter"/>
-      <w:lvlText w:val="%5."/>
-      <w:lvlJc w:val="left"/>
-      <w:pPr>
-        <w:ind w:left="3948" w:hanging="360"/>
-      </w:pPr>
-    </w:lvl>
-    <w:lvl w:ilvl="5" w:tplc="080A001B" w:tentative="1">
-      <w:start w:val="1"/>
-      <w:numFmt w:val="lowerRoman"/>
-      <w:lvlText w:val="%6."/>
-      <w:lvlJc w:val="right"/>
-      <w:pPr>
-        <w:ind w:left="4668" w:hanging="180"/>
-      </w:pPr>
-    </w:lvl>
-    <w:lvl w:ilvl="6" w:tplc="080A000F" w:tentative="1">
-      <w:start w:val="1"/>
-      <w:numFmt w:val="decimal"/>
-      <w:lvlText w:val="%7."/>
-      <w:lvlJc w:val="left"/>
-      <w:pPr>
-        <w:ind w:left="5388" w:hanging="360"/>
-      </w:pPr>
-    </w:lvl>
-    <w:lvl w:ilvl="7" w:tplc="080A0019" w:tentative="1">
-      <w:start w:val="1"/>
-      <w:numFmt w:val="lowerLetter"/>
-      <w:lvlText w:val="%8."/>
-      <w:lvlJc w:val="left"/>
-      <w:pPr>
-        <w:ind w:left="6108" w:hanging="360"/>
-      </w:pPr>
-    </w:lvl>
-    <w:lvl w:ilvl="8" w:tplc="080A001B" w:tentative="1">
-      <w:start w:val="1"/>
-      <w:numFmt w:val="lowerRoman"/>
-      <w:lvlText w:val="%9."/>
-      <w:lvlJc w:val="right"/>
-      <w:pPr>
-        <w:ind w:left="6828" w:hanging="180"/>
-      </w:pPr>
-    </w:lvl>
-  </w:abstractNum>
-  <w:abstractNum w:abstractNumId="14" w15:restartNumberingAfterBreak="0">
-    <w:nsid w:val="3D441E1C"/>
-    <w:multiLevelType w:val="multilevel"/>
-    <w:tmpl w:val="0409001F"/>
-    <w:lvl w:ilvl="0">
-      <w:start w:val="1"/>
-      <w:numFmt w:val="decimal"/>
-      <w:lvlText w:val="%1."/>
-      <w:lvlJc w:val="left"/>
-      <w:pPr>
-        <w:ind w:left="360" w:hanging="360"/>
-      </w:pPr>
-      <w:rPr>
-        <w:rFonts w:hint="default"/>
-      </w:rPr>
-    </w:lvl>
-    <w:lvl w:ilvl="1">
-      <w:start w:val="1"/>
-      <w:numFmt w:val="decimal"/>
-      <w:lvlText w:val="%1.%2."/>
-      <w:lvlJc w:val="left"/>
-      <w:pPr>
-        <w:ind w:left="792" w:hanging="432"/>
-      </w:pPr>
-    </w:lvl>
-    <w:lvl w:ilvl="2">
-      <w:start w:val="1"/>
-      <w:numFmt w:val="decimal"/>
-      <w:lvlText w:val="%1.%2.%3."/>
-      <w:lvlJc w:val="left"/>
-      <w:pPr>
-        <w:ind w:left="1224" w:hanging="504"/>
-      </w:pPr>
-    </w:lvl>
-    <w:lvl w:ilvl="3">
-      <w:start w:val="1"/>
-      <w:numFmt w:val="decimal"/>
-      <w:lvlText w:val="%1.%2.%3.%4."/>
-      <w:lvlJc w:val="left"/>
-      <w:pPr>
-        <w:ind w:left="1728" w:hanging="648"/>
-      </w:pPr>
-    </w:lvl>
-    <w:lvl w:ilvl="4">
-      <w:start w:val="1"/>
-      <w:numFmt w:val="decimal"/>
-      <w:lvlText w:val="%1.%2.%3.%4.%5."/>
-      <w:lvlJc w:val="left"/>
-      <w:pPr>
-        <w:ind w:left="2232" w:hanging="792"/>
-      </w:pPr>
-    </w:lvl>
-    <w:lvl w:ilvl="5">
-      <w:start w:val="1"/>
-      <w:numFmt w:val="decimal"/>
-      <w:lvlText w:val="%1.%2.%3.%4.%5.%6."/>
-      <w:lvlJc w:val="left"/>
-      <w:pPr>
-        <w:ind w:left="2736" w:hanging="936"/>
-      </w:pPr>
-    </w:lvl>
-    <w:lvl w:ilvl="6">
-      <w:start w:val="1"/>
-      <w:numFmt w:val="decimal"/>
-      <w:lvlText w:val="%1.%2.%3.%4.%5.%6.%7."/>
-      <w:lvlJc w:val="left"/>
-      <w:pPr>
-        <w:ind w:left="3240" w:hanging="1080"/>
-      </w:pPr>
-    </w:lvl>
-    <w:lvl w:ilvl="7">
-      <w:start w:val="1"/>
-      <w:numFmt w:val="decimal"/>
-      <w:lvlText w:val="%1.%2.%3.%4.%5.%6.%7.%8."/>
-      <w:lvlJc w:val="left"/>
-      <w:pPr>
-        <w:ind w:left="3744" w:hanging="1224"/>
-      </w:pPr>
-    </w:lvl>
-    <w:lvl w:ilvl="8">
-      <w:start w:val="1"/>
-      <w:numFmt w:val="decimal"/>
-      <w:lvlText w:val="%1.%2.%3.%4.%5.%6.%7.%8.%9."/>
-      <w:lvlJc w:val="left"/>
-      <w:pPr>
-        <w:ind w:left="4320" w:hanging="1440"/>
-      </w:pPr>
-    </w:lvl>
-  </w:abstractNum>
-  <w:abstractNum w:abstractNumId="15" w15:restartNumberingAfterBreak="0">
-    <w:nsid w:val="3EEAA798"/>
-    <w:multiLevelType w:val="hybridMultilevel"/>
-    <w:tmpl w:val="05863FEC"/>
-    <w:lvl w:ilvl="0" w:tplc="100A000F">
-      <w:start w:val="1"/>
-      <w:numFmt w:val="decimal"/>
-      <w:lvlText w:val="%1."/>
-      <w:lvlJc w:val="left"/>
-      <w:pPr>
-        <w:ind w:left="720" w:hanging="360"/>
-      </w:pPr>
-    </w:lvl>
-    <w:lvl w:ilvl="1" w:tplc="100A0019" w:tentative="1">
-      <w:start w:val="1"/>
-      <w:numFmt w:val="lowerLetter"/>
-      <w:lvlText w:val="%2."/>
-      <w:lvlJc w:val="left"/>
-      <w:pPr>
-        <w:ind w:left="1440" w:hanging="360"/>
-      </w:pPr>
-    </w:lvl>
-    <w:lvl w:ilvl="2" w:tplc="100A001B" w:tentative="1">
-      <w:start w:val="1"/>
-      <w:numFmt w:val="lowerRoman"/>
-      <w:lvlText w:val="%3."/>
-      <w:lvlJc w:val="right"/>
-      <w:pPr>
-        <w:ind w:left="2160" w:hanging="180"/>
-      </w:pPr>
-    </w:lvl>
-    <w:lvl w:ilvl="3" w:tplc="100A000F" w:tentative="1">
-      <w:start w:val="1"/>
-      <w:numFmt w:val="decimal"/>
-      <w:lvlText w:val="%4."/>
-      <w:lvlJc w:val="left"/>
-      <w:pPr>
-        <w:ind w:left="2880" w:hanging="360"/>
-      </w:pPr>
-    </w:lvl>
-    <w:lvl w:ilvl="4" w:tplc="100A0019" w:tentative="1">
-      <w:start w:val="1"/>
-      <w:numFmt w:val="lowerLetter"/>
-      <w:lvlText w:val="%5."/>
-      <w:lvlJc w:val="left"/>
-      <w:pPr>
-        <w:ind w:left="3600" w:hanging="360"/>
-      </w:pPr>
-    </w:lvl>
-    <w:lvl w:ilvl="5" w:tplc="100A001B" w:tentative="1">
-      <w:start w:val="1"/>
-      <w:numFmt w:val="lowerRoman"/>
-      <w:lvlText w:val="%6."/>
-      <w:lvlJc w:val="right"/>
-      <w:pPr>
-        <w:ind w:left="4320" w:hanging="180"/>
-      </w:pPr>
-    </w:lvl>
-    <w:lvl w:ilvl="6" w:tplc="100A000F" w:tentative="1">
-      <w:start w:val="1"/>
-      <w:numFmt w:val="decimal"/>
-      <w:lvlText w:val="%7."/>
-      <w:lvlJc w:val="left"/>
-      <w:pPr>
-        <w:ind w:left="5040" w:hanging="360"/>
-      </w:pPr>
-    </w:lvl>
-    <w:lvl w:ilvl="7" w:tplc="100A0019" w:tentative="1">
-      <w:start w:val="1"/>
-      <w:numFmt w:val="lowerLetter"/>
-      <w:lvlText w:val="%8."/>
-      <w:lvlJc w:val="left"/>
-      <w:pPr>
-        <w:ind w:left="5760" w:hanging="360"/>
-      </w:pPr>
-    </w:lvl>
-    <w:lvl w:ilvl="8" w:tplc="100A001B" w:tentative="1">
-      <w:start w:val="1"/>
-      <w:numFmt w:val="lowerRoman"/>
-      <w:lvlText w:val="%9."/>
-      <w:lvlJc w:val="right"/>
-      <w:pPr>
-        <w:ind w:left="6480" w:hanging="180"/>
-      </w:pPr>
-    </w:lvl>
-  </w:abstractNum>
-  <w:abstractNum w:abstractNumId="16" w15:restartNumberingAfterBreak="0">
-    <w:nsid w:val="433C1667"/>
-    <w:multiLevelType w:val="hybridMultilevel"/>
-    <w:tmpl w:val="29CCE532"/>
-    <w:lvl w:ilvl="0" w:tplc="100A000F">
-      <w:start w:val="1"/>
-      <w:numFmt w:val="decimal"/>
-      <w:lvlText w:val="%1."/>
-      <w:lvlJc w:val="left"/>
-      <w:pPr>
-        <w:ind w:left="720" w:hanging="360"/>
-      </w:pPr>
-    </w:lvl>
-    <w:lvl w:ilvl="1" w:tplc="100A0019">
-      <w:start w:val="1"/>
-      <w:numFmt w:val="lowerLetter"/>
-      <w:lvlText w:val="%2."/>
-      <w:lvlJc w:val="left"/>
-      <w:pPr>
-        <w:ind w:left="1440" w:hanging="360"/>
-      </w:pPr>
-    </w:lvl>
-    <w:lvl w:ilvl="2" w:tplc="100A001B" w:tentative="1">
-      <w:start w:val="1"/>
-      <w:numFmt w:val="lowerRoman"/>
-      <w:lvlText w:val="%3."/>
-      <w:lvlJc w:val="right"/>
-      <w:pPr>
-        <w:ind w:left="2160" w:hanging="180"/>
-      </w:pPr>
-    </w:lvl>
-    <w:lvl w:ilvl="3" w:tplc="100A000F" w:tentative="1">
-      <w:start w:val="1"/>
-      <w:numFmt w:val="decimal"/>
-      <w:lvlText w:val="%4."/>
-      <w:lvlJc w:val="left"/>
-      <w:pPr>
-        <w:ind w:left="2880" w:hanging="360"/>
-      </w:pPr>
-    </w:lvl>
-    <w:lvl w:ilvl="4" w:tplc="100A0019" w:tentative="1">
-      <w:start w:val="1"/>
-      <w:numFmt w:val="lowerLetter"/>
-      <w:lvlText w:val="%5."/>
-      <w:lvlJc w:val="left"/>
-      <w:pPr>
-        <w:ind w:left="3600" w:hanging="360"/>
-      </w:pPr>
-    </w:lvl>
-    <w:lvl w:ilvl="5" w:tplc="100A001B" w:tentative="1">
-      <w:start w:val="1"/>
-      <w:numFmt w:val="lowerRoman"/>
-      <w:lvlText w:val="%6."/>
-      <w:lvlJc w:val="right"/>
-      <w:pPr>
-        <w:ind w:left="4320" w:hanging="180"/>
-      </w:pPr>
-    </w:lvl>
-    <w:lvl w:ilvl="6" w:tplc="100A000F" w:tentative="1">
-      <w:start w:val="1"/>
-      <w:numFmt w:val="decimal"/>
-      <w:lvlText w:val="%7."/>
-      <w:lvlJc w:val="left"/>
-      <w:pPr>
-        <w:ind w:left="5040" w:hanging="360"/>
-      </w:pPr>
-    </w:lvl>
-    <w:lvl w:ilvl="7" w:tplc="100A0019" w:tentative="1">
-      <w:start w:val="1"/>
-      <w:numFmt w:val="lowerLetter"/>
-      <w:lvlText w:val="%8."/>
-      <w:lvlJc w:val="left"/>
-      <w:pPr>
-        <w:ind w:left="5760" w:hanging="360"/>
-      </w:pPr>
-    </w:lvl>
-    <w:lvl w:ilvl="8" w:tplc="100A001B" w:tentative="1">
-      <w:start w:val="1"/>
-      <w:numFmt w:val="lowerRoman"/>
-      <w:lvlText w:val="%9."/>
-      <w:lvlJc w:val="right"/>
-      <w:pPr>
-        <w:ind w:left="6480" w:hanging="180"/>
-      </w:pPr>
-    </w:lvl>
-  </w:abstractNum>
-  <w:abstractNum w:abstractNumId="17" w15:restartNumberingAfterBreak="0">
-    <w:nsid w:val="468E7701"/>
-    <w:multiLevelType w:val="multilevel"/>
-    <w:tmpl w:val="85A0DEC6"/>
-    <w:lvl w:ilvl="0">
-      <w:start w:val="1"/>
-      <w:numFmt w:val="bullet"/>
-      <w:lvlText w:val=""/>
-      <w:lvlJc w:val="left"/>
-      <w:pPr>
-        <w:tabs>
-          <w:tab w:val="num" w:pos="720"/>
-        </w:tabs>
-        <w:ind w:left="720" w:hanging="360"/>
-      </w:pPr>
-      <w:rPr>
-        <w:rFonts w:ascii="Symbol" w:hAnsi="Symbol" w:hint="default"/>
-        <w:sz w:val="20"/>
-      </w:rPr>
-    </w:lvl>
-    <w:lvl w:ilvl="1" w:tentative="1">
-      <w:start w:val="1"/>
-      <w:numFmt w:val="bullet"/>
-      <w:lvlText w:val="o"/>
-      <w:lvlJc w:val="left"/>
-      <w:pPr>
-        <w:tabs>
-          <w:tab w:val="num" w:pos="1440"/>
-        </w:tabs>
-        <w:ind w:left="1440" w:hanging="360"/>
-      </w:pPr>
-      <w:rPr>
-        <w:rFonts w:ascii="Courier New" w:hAnsi="Courier New" w:hint="default"/>
-        <w:sz w:val="20"/>
-      </w:rPr>
-    </w:lvl>
-    <w:lvl w:ilvl="2" w:tentative="1">
-      <w:start w:val="1"/>
-      <w:numFmt w:val="bullet"/>
-      <w:lvlText w:val=""/>
-      <w:lvlJc w:val="left"/>
-      <w:pPr>
-        <w:tabs>
-          <w:tab w:val="num" w:pos="2160"/>
-        </w:tabs>
-        <w:ind w:left="2160" w:hanging="360"/>
-      </w:pPr>
-      <w:rPr>
-        <w:rFonts w:ascii="Wingdings" w:hAnsi="Wingdings" w:hint="default"/>
-        <w:sz w:val="20"/>
-      </w:rPr>
-    </w:lvl>
-    <w:lvl w:ilvl="3" w:tentative="1">
-      <w:start w:val="1"/>
-      <w:numFmt w:val="bullet"/>
-      <w:lvlText w:val=""/>
-      <w:lvlJc w:val="left"/>
-      <w:pPr>
-        <w:tabs>
-          <w:tab w:val="num" w:pos="2880"/>
-        </w:tabs>
-        <w:ind w:left="2880" w:hanging="360"/>
-      </w:pPr>
-      <w:rPr>
-        <w:rFonts w:ascii="Wingdings" w:hAnsi="Wingdings" w:hint="default"/>
-        <w:sz w:val="20"/>
-      </w:rPr>
-    </w:lvl>
-    <w:lvl w:ilvl="4" w:tentative="1">
-      <w:start w:val="1"/>
-      <w:numFmt w:val="bullet"/>
-      <w:lvlText w:val=""/>
-      <w:lvlJc w:val="left"/>
-      <w:pPr>
-        <w:tabs>
-          <w:tab w:val="num" w:pos="3600"/>
-        </w:tabs>
-        <w:ind w:left="3600" w:hanging="360"/>
-      </w:pPr>
-      <w:rPr>
-        <w:rFonts w:ascii="Wingdings" w:hAnsi="Wingdings" w:hint="default"/>
-        <w:sz w:val="20"/>
-      </w:rPr>
-    </w:lvl>
-    <w:lvl w:ilvl="5" w:tentative="1">
-      <w:start w:val="1"/>
-      <w:numFmt w:val="bullet"/>
-      <w:lvlText w:val=""/>
-      <w:lvlJc w:val="left"/>
-      <w:pPr>
-        <w:tabs>
-          <w:tab w:val="num" w:pos="4320"/>
-        </w:tabs>
-        <w:ind w:left="4320" w:hanging="360"/>
-      </w:pPr>
-      <w:rPr>
-        <w:rFonts w:ascii="Wingdings" w:hAnsi="Wingdings" w:hint="default"/>
-        <w:sz w:val="20"/>
-      </w:rPr>
-    </w:lvl>
-    <w:lvl w:ilvl="6" w:tentative="1">
-      <w:start w:val="1"/>
-      <w:numFmt w:val="bullet"/>
-      <w:lvlText w:val=""/>
-      <w:lvlJc w:val="left"/>
-      <w:pPr>
-        <w:tabs>
-          <w:tab w:val="num" w:pos="5040"/>
-        </w:tabs>
-        <w:ind w:left="5040" w:hanging="360"/>
-      </w:pPr>
-      <w:rPr>
-        <w:rFonts w:ascii="Wingdings" w:hAnsi="Wingdings" w:hint="default"/>
-        <w:sz w:val="20"/>
-      </w:rPr>
-    </w:lvl>
-    <w:lvl w:ilvl="7" w:tentative="1">
-      <w:start w:val="1"/>
-      <w:numFmt w:val="bullet"/>
-      <w:lvlText w:val=""/>
-      <w:lvlJc w:val="left"/>
-      <w:pPr>
-        <w:tabs>
-          <w:tab w:val="num" w:pos="5760"/>
-        </w:tabs>
-        <w:ind w:left="5760" w:hanging="360"/>
-      </w:pPr>
-      <w:rPr>
-        <w:rFonts w:ascii="Wingdings" w:hAnsi="Wingdings" w:hint="default"/>
-        <w:sz w:val="20"/>
-      </w:rPr>
-    </w:lvl>
-    <w:lvl w:ilvl="8" w:tentative="1">
-      <w:start w:val="1"/>
-      <w:numFmt w:val="bullet"/>
-      <w:lvlText w:val=""/>
-      <w:lvlJc w:val="left"/>
-      <w:pPr>
-        <w:tabs>
-          <w:tab w:val="num" w:pos="6480"/>
-        </w:tabs>
-        <w:ind w:left="6480" w:hanging="360"/>
-      </w:pPr>
-      <w:rPr>
-        <w:rFonts w:ascii="Wingdings" w:hAnsi="Wingdings" w:hint="default"/>
-        <w:sz w:val="20"/>
-      </w:rPr>
-    </w:lvl>
-  </w:abstractNum>
-  <w:abstractNum w:abstractNumId="18" w15:restartNumberingAfterBreak="0">
-    <w:nsid w:val="47571CF2"/>
-    <w:multiLevelType w:val="hybridMultilevel"/>
-    <w:tmpl w:val="FEBADBA0"/>
-    <w:lvl w:ilvl="0" w:tplc="FFFFFFFF">
-      <w:start w:val="1"/>
-      <w:numFmt w:val="decimal"/>
-      <w:lvlText w:val="%1."/>
-      <w:lvlJc w:val="left"/>
-      <w:pPr>
-        <w:ind w:left="720" w:hanging="360"/>
-      </w:pPr>
-    </w:lvl>
-    <w:lvl w:ilvl="1" w:tplc="FFFFFFFF" w:tentative="1">
-      <w:start w:val="1"/>
-      <w:numFmt w:val="lowerLetter"/>
-      <w:lvlText w:val="%2."/>
-      <w:lvlJc w:val="left"/>
-      <w:pPr>
-        <w:ind w:left="1440" w:hanging="360"/>
-      </w:pPr>
-    </w:lvl>
-    <w:lvl w:ilvl="2" w:tplc="FFFFFFFF" w:tentative="1">
-      <w:start w:val="1"/>
-      <w:numFmt w:val="lowerRoman"/>
-      <w:lvlText w:val="%3."/>
-      <w:lvlJc w:val="right"/>
-      <w:pPr>
-        <w:ind w:left="2160" w:hanging="180"/>
-      </w:pPr>
-    </w:lvl>
-    <w:lvl w:ilvl="3" w:tplc="FFFFFFFF" w:tentative="1">
-      <w:start w:val="1"/>
-      <w:numFmt w:val="decimal"/>
-      <w:lvlText w:val="%4."/>
-      <w:lvlJc w:val="left"/>
-      <w:pPr>
-        <w:ind w:left="2880" w:hanging="360"/>
-      </w:pPr>
-    </w:lvl>
-    <w:lvl w:ilvl="4" w:tplc="FFFFFFFF" w:tentative="1">
-      <w:start w:val="1"/>
-      <w:numFmt w:val="lowerLetter"/>
-      <w:lvlText w:val="%5."/>
-      <w:lvlJc w:val="left"/>
-      <w:pPr>
-        <w:ind w:left="3600" w:hanging="360"/>
-      </w:pPr>
-    </w:lvl>
-    <w:lvl w:ilvl="5" w:tplc="FFFFFFFF" w:tentative="1">
-      <w:start w:val="1"/>
-      <w:numFmt w:val="lowerRoman"/>
-      <w:lvlText w:val="%6."/>
-      <w:lvlJc w:val="right"/>
-      <w:pPr>
-        <w:ind w:left="4320" w:hanging="180"/>
-      </w:pPr>
-    </w:lvl>
-    <w:lvl w:ilvl="6" w:tplc="FFFFFFFF" w:tentative="1">
-      <w:start w:val="1"/>
-      <w:numFmt w:val="decimal"/>
-      <w:lvlText w:val="%7."/>
-      <w:lvlJc w:val="left"/>
-      <w:pPr>
-        <w:ind w:left="5040" w:hanging="360"/>
-      </w:pPr>
-    </w:lvl>
-    <w:lvl w:ilvl="7" w:tplc="FFFFFFFF" w:tentative="1">
-      <w:start w:val="1"/>
-      <w:numFmt w:val="lowerLetter"/>
-      <w:lvlText w:val="%8."/>
-      <w:lvlJc w:val="left"/>
-      <w:pPr>
-        <w:ind w:left="5760" w:hanging="360"/>
-      </w:pPr>
-    </w:lvl>
-    <w:lvl w:ilvl="8" w:tplc="FFFFFFFF" w:tentative="1">
-      <w:start w:val="1"/>
-      <w:numFmt w:val="lowerRoman"/>
-      <w:lvlText w:val="%9."/>
-      <w:lvlJc w:val="right"/>
-      <w:pPr>
-        <w:ind w:left="6480" w:hanging="180"/>
-      </w:pPr>
-    </w:lvl>
-  </w:abstractNum>
-  <w:abstractNum w:abstractNumId="19" w15:restartNumberingAfterBreak="0">
-    <w:nsid w:val="4E5005E9"/>
-    <w:multiLevelType w:val="hybridMultilevel"/>
-    <w:tmpl w:val="97AAC656"/>
-    <w:lvl w:ilvl="0" w:tplc="AF4A1518">
-      <w:start w:val="1"/>
-      <w:numFmt w:val="decimal"/>
-      <w:lvlText w:val="%1."/>
-      <w:lvlJc w:val="left"/>
-      <w:pPr>
-        <w:ind w:left="1068" w:hanging="360"/>
-      </w:pPr>
-      <w:rPr>
-        <w:rFonts w:hint="default"/>
-      </w:rPr>
-    </w:lvl>
-    <w:lvl w:ilvl="1" w:tplc="080A0019" w:tentative="1">
-      <w:start w:val="1"/>
-      <w:numFmt w:val="lowerLetter"/>
-      <w:lvlText w:val="%2."/>
-      <w:lvlJc w:val="left"/>
-      <w:pPr>
-        <w:ind w:left="1788" w:hanging="360"/>
-      </w:pPr>
-    </w:lvl>
-    <w:lvl w:ilvl="2" w:tplc="080A001B" w:tentative="1">
-      <w:start w:val="1"/>
-      <w:numFmt w:val="lowerRoman"/>
-      <w:lvlText w:val="%3."/>
-      <w:lvlJc w:val="right"/>
-      <w:pPr>
-        <w:ind w:left="2508" w:hanging="180"/>
-      </w:pPr>
-    </w:lvl>
-    <w:lvl w:ilvl="3" w:tplc="080A000F" w:tentative="1">
-      <w:start w:val="1"/>
-      <w:numFmt w:val="decimal"/>
-      <w:lvlText w:val="%4."/>
-      <w:lvlJc w:val="left"/>
-      <w:pPr>
-        <w:ind w:left="3228" w:hanging="360"/>
-      </w:pPr>
-    </w:lvl>
-    <w:lvl w:ilvl="4" w:tplc="080A0019" w:tentative="1">
-      <w:start w:val="1"/>
-      <w:numFmt w:val="lowerLetter"/>
-      <w:lvlText w:val="%5."/>
-      <w:lvlJc w:val="left"/>
-      <w:pPr>
-        <w:ind w:left="3948" w:hanging="360"/>
-      </w:pPr>
-    </w:lvl>
-    <w:lvl w:ilvl="5" w:tplc="080A001B" w:tentative="1">
-      <w:start w:val="1"/>
-      <w:numFmt w:val="lowerRoman"/>
-      <w:lvlText w:val="%6."/>
-      <w:lvlJc w:val="right"/>
-      <w:pPr>
-        <w:ind w:left="4668" w:hanging="180"/>
-      </w:pPr>
-    </w:lvl>
-    <w:lvl w:ilvl="6" w:tplc="080A000F" w:tentative="1">
-      <w:start w:val="1"/>
-      <w:numFmt w:val="decimal"/>
-      <w:lvlText w:val="%7."/>
-      <w:lvlJc w:val="left"/>
-      <w:pPr>
-        <w:ind w:left="5388" w:hanging="360"/>
-      </w:pPr>
-    </w:lvl>
-    <w:lvl w:ilvl="7" w:tplc="080A0019" w:tentative="1">
-      <w:start w:val="1"/>
-      <w:numFmt w:val="lowerLetter"/>
-      <w:lvlText w:val="%8."/>
-      <w:lvlJc w:val="left"/>
-      <w:pPr>
-        <w:ind w:left="6108" w:hanging="360"/>
-      </w:pPr>
-    </w:lvl>
-    <w:lvl w:ilvl="8" w:tplc="080A001B" w:tentative="1">
-      <w:start w:val="1"/>
-      <w:numFmt w:val="lowerRoman"/>
-      <w:lvlText w:val="%9."/>
-      <w:lvlJc w:val="right"/>
-      <w:pPr>
-        <w:ind w:left="6828" w:hanging="180"/>
-      </w:pPr>
-    </w:lvl>
-  </w:abstractNum>
-  <w:abstractNum w:abstractNumId="20" w15:restartNumberingAfterBreak="0">
-    <w:nsid w:val="4E9EE474"/>
-    <w:multiLevelType w:val="hybridMultilevel"/>
-    <w:tmpl w:val="05863FEC"/>
-    <w:lvl w:ilvl="0" w:tplc="100A000F">
-      <w:start w:val="1"/>
-      <w:numFmt w:val="decimal"/>
-      <w:lvlText w:val="%1."/>
-      <w:lvlJc w:val="left"/>
-      <w:pPr>
-        <w:ind w:left="720" w:hanging="360"/>
-      </w:pPr>
-    </w:lvl>
-    <w:lvl w:ilvl="1" w:tplc="100A0019" w:tentative="1">
-      <w:start w:val="1"/>
-      <w:numFmt w:val="lowerLetter"/>
-      <w:lvlText w:val="%2."/>
-      <w:lvlJc w:val="left"/>
-      <w:pPr>
-        <w:ind w:left="1440" w:hanging="360"/>
-      </w:pPr>
-    </w:lvl>
-    <w:lvl w:ilvl="2" w:tplc="100A001B" w:tentative="1">
-      <w:start w:val="1"/>
-      <w:numFmt w:val="lowerRoman"/>
-      <w:lvlText w:val="%3."/>
-      <w:lvlJc w:val="right"/>
-      <w:pPr>
-        <w:ind w:left="2160" w:hanging="180"/>
-      </w:pPr>
-    </w:lvl>
-    <w:lvl w:ilvl="3" w:tplc="100A000F" w:tentative="1">
-      <w:start w:val="1"/>
-      <w:numFmt w:val="decimal"/>
-      <w:lvlText w:val="%4."/>
-      <w:lvlJc w:val="left"/>
-      <w:pPr>
-        <w:ind w:left="2880" w:hanging="360"/>
-      </w:pPr>
-    </w:lvl>
-    <w:lvl w:ilvl="4" w:tplc="100A0019" w:tentative="1">
-      <w:start w:val="1"/>
-      <w:numFmt w:val="lowerLetter"/>
-      <w:lvlText w:val="%5."/>
-      <w:lvlJc w:val="left"/>
-      <w:pPr>
-        <w:ind w:left="3600" w:hanging="360"/>
-      </w:pPr>
-    </w:lvl>
-    <w:lvl w:ilvl="5" w:tplc="100A001B" w:tentative="1">
-      <w:start w:val="1"/>
-      <w:numFmt w:val="lowerRoman"/>
-      <w:lvlText w:val="%6."/>
-      <w:lvlJc w:val="right"/>
-      <w:pPr>
-        <w:ind w:left="4320" w:hanging="180"/>
-      </w:pPr>
-    </w:lvl>
-    <w:lvl w:ilvl="6" w:tplc="100A000F" w:tentative="1">
-      <w:start w:val="1"/>
-      <w:numFmt w:val="decimal"/>
-      <w:lvlText w:val="%7."/>
-      <w:lvlJc w:val="left"/>
-      <w:pPr>
-        <w:ind w:left="5040" w:hanging="360"/>
-      </w:pPr>
-    </w:lvl>
-    <w:lvl w:ilvl="7" w:tplc="100A0019" w:tentative="1">
-      <w:start w:val="1"/>
-      <w:numFmt w:val="lowerLetter"/>
-      <w:lvlText w:val="%8."/>
-      <w:lvlJc w:val="left"/>
-      <w:pPr>
-        <w:ind w:left="5760" w:hanging="360"/>
-      </w:pPr>
-    </w:lvl>
-    <w:lvl w:ilvl="8" w:tplc="100A001B" w:tentative="1">
-      <w:start w:val="1"/>
-      <w:numFmt w:val="lowerRoman"/>
-      <w:lvlText w:val="%9."/>
-      <w:lvlJc w:val="right"/>
-      <w:pPr>
-        <w:ind w:left="6480" w:hanging="180"/>
-      </w:pPr>
-    </w:lvl>
-  </w:abstractNum>
-  <w:abstractNum w:abstractNumId="21" w15:restartNumberingAfterBreak="0">
+  <w:abstractNum w:abstractNumId="29" w15:restartNumberingAfterBreak="0">
     <w:nsid w:val="5185B6EB"/>
     <w:multiLevelType w:val="hybridMultilevel"/>
     <w:tmpl w:val="05863FEC"/>
@@ -6053,268 +7508,7 @@
       </w:pPr>
     </w:lvl>
   </w:abstractNum>
-  <w:abstractNum w:abstractNumId="22" w15:restartNumberingAfterBreak="0">
-    <w:nsid w:val="5C8A5CBA"/>
-    <w:multiLevelType w:val="hybridMultilevel"/>
-    <w:tmpl w:val="05863FEC"/>
-    <w:lvl w:ilvl="0" w:tplc="100A000F">
-      <w:start w:val="1"/>
-      <w:numFmt w:val="decimal"/>
-      <w:lvlText w:val="%1."/>
-      <w:lvlJc w:val="left"/>
-      <w:pPr>
-        <w:ind w:left="720" w:hanging="360"/>
-      </w:pPr>
-    </w:lvl>
-    <w:lvl w:ilvl="1" w:tplc="100A0019" w:tentative="1">
-      <w:start w:val="1"/>
-      <w:numFmt w:val="lowerLetter"/>
-      <w:lvlText w:val="%2."/>
-      <w:lvlJc w:val="left"/>
-      <w:pPr>
-        <w:ind w:left="1440" w:hanging="360"/>
-      </w:pPr>
-    </w:lvl>
-    <w:lvl w:ilvl="2" w:tplc="100A001B" w:tentative="1">
-      <w:start w:val="1"/>
-      <w:numFmt w:val="lowerRoman"/>
-      <w:lvlText w:val="%3."/>
-      <w:lvlJc w:val="right"/>
-      <w:pPr>
-        <w:ind w:left="2160" w:hanging="180"/>
-      </w:pPr>
-    </w:lvl>
-    <w:lvl w:ilvl="3" w:tplc="100A000F" w:tentative="1">
-      <w:start w:val="1"/>
-      <w:numFmt w:val="decimal"/>
-      <w:lvlText w:val="%4."/>
-      <w:lvlJc w:val="left"/>
-      <w:pPr>
-        <w:ind w:left="2880" w:hanging="360"/>
-      </w:pPr>
-    </w:lvl>
-    <w:lvl w:ilvl="4" w:tplc="100A0019" w:tentative="1">
-      <w:start w:val="1"/>
-      <w:numFmt w:val="lowerLetter"/>
-      <w:lvlText w:val="%5."/>
-      <w:lvlJc w:val="left"/>
-      <w:pPr>
-        <w:ind w:left="3600" w:hanging="360"/>
-      </w:pPr>
-    </w:lvl>
-    <w:lvl w:ilvl="5" w:tplc="100A001B" w:tentative="1">
-      <w:start w:val="1"/>
-      <w:numFmt w:val="lowerRoman"/>
-      <w:lvlText w:val="%6."/>
-      <w:lvlJc w:val="right"/>
-      <w:pPr>
-        <w:ind w:left="4320" w:hanging="180"/>
-      </w:pPr>
-    </w:lvl>
-    <w:lvl w:ilvl="6" w:tplc="100A000F" w:tentative="1">
-      <w:start w:val="1"/>
-      <w:numFmt w:val="decimal"/>
-      <w:lvlText w:val="%7."/>
-      <w:lvlJc w:val="left"/>
-      <w:pPr>
-        <w:ind w:left="5040" w:hanging="360"/>
-      </w:pPr>
-    </w:lvl>
-    <w:lvl w:ilvl="7" w:tplc="100A0019" w:tentative="1">
-      <w:start w:val="1"/>
-      <w:numFmt w:val="lowerLetter"/>
-      <w:lvlText w:val="%8."/>
-      <w:lvlJc w:val="left"/>
-      <w:pPr>
-        <w:ind w:left="5760" w:hanging="360"/>
-      </w:pPr>
-    </w:lvl>
-    <w:lvl w:ilvl="8" w:tplc="100A001B" w:tentative="1">
-      <w:start w:val="1"/>
-      <w:numFmt w:val="lowerRoman"/>
-      <w:lvlText w:val="%9."/>
-      <w:lvlJc w:val="right"/>
-      <w:pPr>
-        <w:ind w:left="6480" w:hanging="180"/>
-      </w:pPr>
-    </w:lvl>
-  </w:abstractNum>
-  <w:abstractNum w:abstractNumId="23" w15:restartNumberingAfterBreak="0">
-    <w:nsid w:val="656763EC"/>
-    <w:multiLevelType w:val="hybridMultilevel"/>
-    <w:tmpl w:val="05863FEC"/>
-    <w:lvl w:ilvl="0" w:tplc="100A000F">
-      <w:start w:val="1"/>
-      <w:numFmt w:val="decimal"/>
-      <w:lvlText w:val="%1."/>
-      <w:lvlJc w:val="left"/>
-      <w:pPr>
-        <w:ind w:left="720" w:hanging="360"/>
-      </w:pPr>
-    </w:lvl>
-    <w:lvl w:ilvl="1" w:tplc="100A0019" w:tentative="1">
-      <w:start w:val="1"/>
-      <w:numFmt w:val="lowerLetter"/>
-      <w:lvlText w:val="%2."/>
-      <w:lvlJc w:val="left"/>
-      <w:pPr>
-        <w:ind w:left="1440" w:hanging="360"/>
-      </w:pPr>
-    </w:lvl>
-    <w:lvl w:ilvl="2" w:tplc="100A001B" w:tentative="1">
-      <w:start w:val="1"/>
-      <w:numFmt w:val="lowerRoman"/>
-      <w:lvlText w:val="%3."/>
-      <w:lvlJc w:val="right"/>
-      <w:pPr>
-        <w:ind w:left="2160" w:hanging="180"/>
-      </w:pPr>
-    </w:lvl>
-    <w:lvl w:ilvl="3" w:tplc="100A000F" w:tentative="1">
-      <w:start w:val="1"/>
-      <w:numFmt w:val="decimal"/>
-      <w:lvlText w:val="%4."/>
-      <w:lvlJc w:val="left"/>
-      <w:pPr>
-        <w:ind w:left="2880" w:hanging="360"/>
-      </w:pPr>
-    </w:lvl>
-    <w:lvl w:ilvl="4" w:tplc="100A0019" w:tentative="1">
-      <w:start w:val="1"/>
-      <w:numFmt w:val="lowerLetter"/>
-      <w:lvlText w:val="%5."/>
-      <w:lvlJc w:val="left"/>
-      <w:pPr>
-        <w:ind w:left="3600" w:hanging="360"/>
-      </w:pPr>
-    </w:lvl>
-    <w:lvl w:ilvl="5" w:tplc="100A001B" w:tentative="1">
-      <w:start w:val="1"/>
-      <w:numFmt w:val="lowerRoman"/>
-      <w:lvlText w:val="%6."/>
-      <w:lvlJc w:val="right"/>
-      <w:pPr>
-        <w:ind w:left="4320" w:hanging="180"/>
-      </w:pPr>
-    </w:lvl>
-    <w:lvl w:ilvl="6" w:tplc="100A000F" w:tentative="1">
-      <w:start w:val="1"/>
-      <w:numFmt w:val="decimal"/>
-      <w:lvlText w:val="%7."/>
-      <w:lvlJc w:val="left"/>
-      <w:pPr>
-        <w:ind w:left="5040" w:hanging="360"/>
-      </w:pPr>
-    </w:lvl>
-    <w:lvl w:ilvl="7" w:tplc="100A0019" w:tentative="1">
-      <w:start w:val="1"/>
-      <w:numFmt w:val="lowerLetter"/>
-      <w:lvlText w:val="%8."/>
-      <w:lvlJc w:val="left"/>
-      <w:pPr>
-        <w:ind w:left="5760" w:hanging="360"/>
-      </w:pPr>
-    </w:lvl>
-    <w:lvl w:ilvl="8" w:tplc="100A001B" w:tentative="1">
-      <w:start w:val="1"/>
-      <w:numFmt w:val="lowerRoman"/>
-      <w:lvlText w:val="%9."/>
-      <w:lvlJc w:val="right"/>
-      <w:pPr>
-        <w:ind w:left="6480" w:hanging="180"/>
-      </w:pPr>
-    </w:lvl>
-  </w:abstractNum>
-  <w:abstractNum w:abstractNumId="24" w15:restartNumberingAfterBreak="0">
-    <w:nsid w:val="70926623"/>
-    <w:multiLevelType w:val="hybridMultilevel"/>
-    <w:tmpl w:val="59F69580"/>
-    <w:lvl w:ilvl="0" w:tplc="92AE99EC">
-      <w:start w:val="1"/>
-      <w:numFmt w:val="decimal"/>
-      <w:lvlText w:val="%1."/>
-      <w:lvlJc w:val="left"/>
-      <w:pPr>
-        <w:ind w:left="1068" w:hanging="360"/>
-      </w:pPr>
-      <w:rPr>
-        <w:rFonts w:hint="default"/>
-      </w:rPr>
-    </w:lvl>
-    <w:lvl w:ilvl="1" w:tplc="080A0019" w:tentative="1">
-      <w:start w:val="1"/>
-      <w:numFmt w:val="lowerLetter"/>
-      <w:lvlText w:val="%2."/>
-      <w:lvlJc w:val="left"/>
-      <w:pPr>
-        <w:ind w:left="1788" w:hanging="360"/>
-      </w:pPr>
-    </w:lvl>
-    <w:lvl w:ilvl="2" w:tplc="080A001B" w:tentative="1">
-      <w:start w:val="1"/>
-      <w:numFmt w:val="lowerRoman"/>
-      <w:lvlText w:val="%3."/>
-      <w:lvlJc w:val="right"/>
-      <w:pPr>
-        <w:ind w:left="2508" w:hanging="180"/>
-      </w:pPr>
-    </w:lvl>
-    <w:lvl w:ilvl="3" w:tplc="080A000F" w:tentative="1">
-      <w:start w:val="1"/>
-      <w:numFmt w:val="decimal"/>
-      <w:lvlText w:val="%4."/>
-      <w:lvlJc w:val="left"/>
-      <w:pPr>
-        <w:ind w:left="3228" w:hanging="360"/>
-      </w:pPr>
-    </w:lvl>
-    <w:lvl w:ilvl="4" w:tplc="080A0019" w:tentative="1">
-      <w:start w:val="1"/>
-      <w:numFmt w:val="lowerLetter"/>
-      <w:lvlText w:val="%5."/>
-      <w:lvlJc w:val="left"/>
-      <w:pPr>
-        <w:ind w:left="3948" w:hanging="360"/>
-      </w:pPr>
-    </w:lvl>
-    <w:lvl w:ilvl="5" w:tplc="080A001B" w:tentative="1">
-      <w:start w:val="1"/>
-      <w:numFmt w:val="lowerRoman"/>
-      <w:lvlText w:val="%6."/>
-      <w:lvlJc w:val="right"/>
-      <w:pPr>
-        <w:ind w:left="4668" w:hanging="180"/>
-      </w:pPr>
-    </w:lvl>
-    <w:lvl w:ilvl="6" w:tplc="080A000F" w:tentative="1">
-      <w:start w:val="1"/>
-      <w:numFmt w:val="decimal"/>
-      <w:lvlText w:val="%7."/>
-      <w:lvlJc w:val="left"/>
-      <w:pPr>
-        <w:ind w:left="5388" w:hanging="360"/>
-      </w:pPr>
-    </w:lvl>
-    <w:lvl w:ilvl="7" w:tplc="080A0019" w:tentative="1">
-      <w:start w:val="1"/>
-      <w:numFmt w:val="lowerLetter"/>
-      <w:lvlText w:val="%8."/>
-      <w:lvlJc w:val="left"/>
-      <w:pPr>
-        <w:ind w:left="6108" w:hanging="360"/>
-      </w:pPr>
-    </w:lvl>
-    <w:lvl w:ilvl="8" w:tplc="080A001B" w:tentative="1">
-      <w:start w:val="1"/>
-      <w:numFmt w:val="lowerRoman"/>
-      <w:lvlText w:val="%9."/>
-      <w:lvlJc w:val="right"/>
-      <w:pPr>
-        <w:ind w:left="6828" w:hanging="180"/>
-      </w:pPr>
-    </w:lvl>
-  </w:abstractNum>
-  <w:abstractNum w:abstractNumId="25" w15:restartNumberingAfterBreak="0">
+  <w:abstractNum w:abstractNumId="30" w15:restartNumberingAfterBreak="0">
     <w:nsid w:val="728F67F8"/>
     <w:multiLevelType w:val="hybridMultilevel"/>
     <w:tmpl w:val="05863FEC"/>
@@ -6400,10 +7594,10 @@
       </w:pPr>
     </w:lvl>
   </w:abstractNum>
-  <w:abstractNum w:abstractNumId="26" w15:restartNumberingAfterBreak="0">
-    <w:nsid w:val="73112FDD"/>
+  <w:abstractNum w:abstractNumId="31" w15:restartNumberingAfterBreak="0">
+    <w:nsid w:val="1CB4471A"/>
     <w:multiLevelType w:val="hybridMultilevel"/>
-    <w:tmpl w:val="FEBADBA0"/>
+    <w:tmpl w:val="05863FEC"/>
     <w:lvl w:ilvl="0" w:tplc="100A000F">
       <w:start w:val="1"/>
       <w:numFmt w:val="decimal"/>
@@ -6486,462 +7680,290 @@
       </w:pPr>
     </w:lvl>
   </w:abstractNum>
-  <w:abstractNum w:abstractNumId="27" w15:restartNumberingAfterBreak="0">
-    <w:nsid w:val="757B3DE1"/>
+  <w:abstractNum w:abstractNumId="32" w15:restartNumberingAfterBreak="0">
+    <w:nsid w:val="3470742D"/>
     <w:multiLevelType w:val="hybridMultilevel"/>
-    <w:tmpl w:val="97AAC656"/>
-    <w:lvl w:ilvl="0" w:tplc="AF4A1518">
+    <w:tmpl w:val="05863FEC"/>
+    <w:lvl w:ilvl="0" w:tplc="100A000F">
       <w:start w:val="1"/>
       <w:numFmt w:val="decimal"/>
       <w:lvlText w:val="%1."/>
       <w:lvlJc w:val="left"/>
       <w:pPr>
-        <w:ind w:left="1068" w:hanging="360"/>
-      </w:pPr>
-      <w:rPr>
-        <w:rFonts w:hint="default"/>
-      </w:rPr>
-    </w:lvl>
-    <w:lvl w:ilvl="1" w:tplc="080A0019" w:tentative="1">
+        <w:ind w:left="720" w:hanging="360"/>
+      </w:pPr>
+    </w:lvl>
+    <w:lvl w:ilvl="1" w:tplc="100A0019" w:tentative="1">
       <w:start w:val="1"/>
       <w:numFmt w:val="lowerLetter"/>
       <w:lvlText w:val="%2."/>
       <w:lvlJc w:val="left"/>
       <w:pPr>
-        <w:ind w:left="1788" w:hanging="360"/>
-      </w:pPr>
-    </w:lvl>
-    <w:lvl w:ilvl="2" w:tplc="080A001B" w:tentative="1">
+        <w:ind w:left="1440" w:hanging="360"/>
+      </w:pPr>
+    </w:lvl>
+    <w:lvl w:ilvl="2" w:tplc="100A001B" w:tentative="1">
       <w:start w:val="1"/>
       <w:numFmt w:val="lowerRoman"/>
       <w:lvlText w:val="%3."/>
       <w:lvlJc w:val="right"/>
       <w:pPr>
-        <w:ind w:left="2508" w:hanging="180"/>
-      </w:pPr>
-    </w:lvl>
-    <w:lvl w:ilvl="3" w:tplc="080A000F" w:tentative="1">
+        <w:ind w:left="2160" w:hanging="180"/>
+      </w:pPr>
+    </w:lvl>
+    <w:lvl w:ilvl="3" w:tplc="100A000F" w:tentative="1">
       <w:start w:val="1"/>
       <w:numFmt w:val="decimal"/>
       <w:lvlText w:val="%4."/>
       <w:lvlJc w:val="left"/>
       <w:pPr>
-        <w:ind w:left="3228" w:hanging="360"/>
-      </w:pPr>
-    </w:lvl>
-    <w:lvl w:ilvl="4" w:tplc="080A0019" w:tentative="1">
+        <w:ind w:left="2880" w:hanging="360"/>
+      </w:pPr>
+    </w:lvl>
+    <w:lvl w:ilvl="4" w:tplc="100A0019" w:tentative="1">
       <w:start w:val="1"/>
       <w:numFmt w:val="lowerLetter"/>
       <w:lvlText w:val="%5."/>
       <w:lvlJc w:val="left"/>
       <w:pPr>
-        <w:ind w:left="3948" w:hanging="360"/>
-      </w:pPr>
-    </w:lvl>
-    <w:lvl w:ilvl="5" w:tplc="080A001B" w:tentative="1">
+        <w:ind w:left="3600" w:hanging="360"/>
+      </w:pPr>
+    </w:lvl>
+    <w:lvl w:ilvl="5" w:tplc="100A001B" w:tentative="1">
       <w:start w:val="1"/>
       <w:numFmt w:val="lowerRoman"/>
       <w:lvlText w:val="%6."/>
       <w:lvlJc w:val="right"/>
       <w:pPr>
-        <w:ind w:left="4668" w:hanging="180"/>
-      </w:pPr>
-    </w:lvl>
-    <w:lvl w:ilvl="6" w:tplc="080A000F" w:tentative="1">
+        <w:ind w:left="4320" w:hanging="180"/>
+      </w:pPr>
+    </w:lvl>
+    <w:lvl w:ilvl="6" w:tplc="100A000F" w:tentative="1">
       <w:start w:val="1"/>
       <w:numFmt w:val="decimal"/>
       <w:lvlText w:val="%7."/>
       <w:lvlJc w:val="left"/>
       <w:pPr>
-        <w:ind w:left="5388" w:hanging="360"/>
-      </w:pPr>
-    </w:lvl>
-    <w:lvl w:ilvl="7" w:tplc="080A0019" w:tentative="1">
+        <w:ind w:left="5040" w:hanging="360"/>
+      </w:pPr>
+    </w:lvl>
+    <w:lvl w:ilvl="7" w:tplc="100A0019" w:tentative="1">
       <w:start w:val="1"/>
       <w:numFmt w:val="lowerLetter"/>
       <w:lvlText w:val="%8."/>
       <w:lvlJc w:val="left"/>
       <w:pPr>
-        <w:ind w:left="6108" w:hanging="360"/>
-      </w:pPr>
-    </w:lvl>
-    <w:lvl w:ilvl="8" w:tplc="080A001B" w:tentative="1">
+        <w:ind w:left="5760" w:hanging="360"/>
+      </w:pPr>
+    </w:lvl>
+    <w:lvl w:ilvl="8" w:tplc="100A001B" w:tentative="1">
       <w:start w:val="1"/>
       <w:numFmt w:val="lowerRoman"/>
       <w:lvlText w:val="%9."/>
       <w:lvlJc w:val="right"/>
       <w:pPr>
-        <w:ind w:left="6828" w:hanging="180"/>
+        <w:ind w:left="6480" w:hanging="180"/>
       </w:pPr>
     </w:lvl>
   </w:abstractNum>
-  <w:abstractNum w:abstractNumId="28" w15:restartNumberingAfterBreak="0">
-    <w:nsid w:val="77F5392A"/>
+  <w:abstractNum w:abstractNumId="33" w15:restartNumberingAfterBreak="0">
+    <w:nsid w:val="251D4EFB"/>
     <w:multiLevelType w:val="hybridMultilevel"/>
-    <w:tmpl w:val="6E72A7EA"/>
-    <w:lvl w:ilvl="0" w:tplc="080A000F">
+    <w:tmpl w:val="05863FEC"/>
+    <w:lvl w:ilvl="0" w:tplc="100A000F">
       <w:start w:val="1"/>
       <w:numFmt w:val="decimal"/>
       <w:lvlText w:val="%1."/>
       <w:lvlJc w:val="left"/>
       <w:pPr>
-        <w:ind w:left="1068" w:hanging="360"/>
-      </w:pPr>
-      <w:rPr>
-        <w:rFonts w:hint="default"/>
-      </w:rPr>
-    </w:lvl>
-    <w:lvl w:ilvl="1" w:tplc="080A0019" w:tentative="1">
+        <w:ind w:left="720" w:hanging="360"/>
+      </w:pPr>
+    </w:lvl>
+    <w:lvl w:ilvl="1" w:tplc="100A0019" w:tentative="1">
       <w:start w:val="1"/>
       <w:numFmt w:val="lowerLetter"/>
       <w:lvlText w:val="%2."/>
       <w:lvlJc w:val="left"/>
       <w:pPr>
-        <w:ind w:left="1788" w:hanging="360"/>
-      </w:pPr>
-    </w:lvl>
-    <w:lvl w:ilvl="2" w:tplc="080A001B" w:tentative="1">
+        <w:ind w:left="1440" w:hanging="360"/>
+      </w:pPr>
+    </w:lvl>
+    <w:lvl w:ilvl="2" w:tplc="100A001B" w:tentative="1">
       <w:start w:val="1"/>
       <w:numFmt w:val="lowerRoman"/>
       <w:lvlText w:val="%3."/>
       <w:lvlJc w:val="right"/>
       <w:pPr>
-        <w:ind w:left="2508" w:hanging="180"/>
-      </w:pPr>
-    </w:lvl>
-    <w:lvl w:ilvl="3" w:tplc="080A000F" w:tentative="1">
+        <w:ind w:left="2160" w:hanging="180"/>
+      </w:pPr>
+    </w:lvl>
+    <w:lvl w:ilvl="3" w:tplc="100A000F" w:tentative="1">
       <w:start w:val="1"/>
       <w:numFmt w:val="decimal"/>
       <w:lvlText w:val="%4."/>
       <w:lvlJc w:val="left"/>
       <w:pPr>
-        <w:ind w:left="3228" w:hanging="360"/>
-      </w:pPr>
-    </w:lvl>
-    <w:lvl w:ilvl="4" w:tplc="080A0019" w:tentative="1">
+        <w:ind w:left="2880" w:hanging="360"/>
+      </w:pPr>
+    </w:lvl>
+    <w:lvl w:ilvl="4" w:tplc="100A0019" w:tentative="1">
       <w:start w:val="1"/>
       <w:numFmt w:val="lowerLetter"/>
       <w:lvlText w:val="%5."/>
       <w:lvlJc w:val="left"/>
       <w:pPr>
-        <w:ind w:left="3948" w:hanging="360"/>
-      </w:pPr>
-    </w:lvl>
-    <w:lvl w:ilvl="5" w:tplc="080A001B" w:tentative="1">
+        <w:ind w:left="3600" w:hanging="360"/>
+      </w:pPr>
+    </w:lvl>
+    <w:lvl w:ilvl="5" w:tplc="100A001B" w:tentative="1">
       <w:start w:val="1"/>
       <w:numFmt w:val="lowerRoman"/>
       <w:lvlText w:val="%6."/>
       <w:lvlJc w:val="right"/>
       <w:pPr>
-        <w:ind w:left="4668" w:hanging="180"/>
-      </w:pPr>
-    </w:lvl>
-    <w:lvl w:ilvl="6" w:tplc="080A000F" w:tentative="1">
+        <w:ind w:left="4320" w:hanging="180"/>
+      </w:pPr>
+    </w:lvl>
+    <w:lvl w:ilvl="6" w:tplc="100A000F" w:tentative="1">
       <w:start w:val="1"/>
       <w:numFmt w:val="decimal"/>
       <w:lvlText w:val="%7."/>
       <w:lvlJc w:val="left"/>
       <w:pPr>
-        <w:ind w:left="5388" w:hanging="360"/>
-      </w:pPr>
-    </w:lvl>
-    <w:lvl w:ilvl="7" w:tplc="080A0019" w:tentative="1">
+        <w:ind w:left="5040" w:hanging="360"/>
+      </w:pPr>
+    </w:lvl>
+    <w:lvl w:ilvl="7" w:tplc="100A0019" w:tentative="1">
       <w:start w:val="1"/>
       <w:numFmt w:val="lowerLetter"/>
       <w:lvlText w:val="%8."/>
       <w:lvlJc w:val="left"/>
       <w:pPr>
-        <w:ind w:left="6108" w:hanging="360"/>
-      </w:pPr>
-    </w:lvl>
-    <w:lvl w:ilvl="8" w:tplc="080A001B" w:tentative="1">
+        <w:ind w:left="5760" w:hanging="360"/>
+      </w:pPr>
+    </w:lvl>
+    <w:lvl w:ilvl="8" w:tplc="100A001B" w:tentative="1">
       <w:start w:val="1"/>
       <w:numFmt w:val="lowerRoman"/>
       <w:lvlText w:val="%9."/>
       <w:lvlJc w:val="right"/>
       <w:pPr>
-        <w:ind w:left="6828" w:hanging="180"/>
+        <w:ind w:left="6480" w:hanging="180"/>
       </w:pPr>
     </w:lvl>
   </w:abstractNum>
-  <w:abstractNum w:abstractNumId="29" w15:restartNumberingAfterBreak="0">
-    <w:nsid w:val="7A492679"/>
-    <w:multiLevelType w:val="hybridMultilevel"/>
-    <w:tmpl w:val="45E6E7B8"/>
-    <w:lvl w:ilvl="0" w:tplc="479446F2">
-      <w:start w:val="1"/>
-      <w:numFmt w:val="decimal"/>
-      <w:lvlText w:val="%1."/>
-      <w:lvlJc w:val="left"/>
-      <w:pPr>
-        <w:ind w:left="1425" w:hanging="360"/>
-      </w:pPr>
-      <w:rPr>
-        <w:rFonts w:hint="default"/>
-      </w:rPr>
-    </w:lvl>
-    <w:lvl w:ilvl="1" w:tplc="080A0019" w:tentative="1">
-      <w:start w:val="1"/>
-      <w:numFmt w:val="lowerLetter"/>
-      <w:lvlText w:val="%2."/>
-      <w:lvlJc w:val="left"/>
-      <w:pPr>
-        <w:ind w:left="1797" w:hanging="360"/>
-      </w:pPr>
-    </w:lvl>
-    <w:lvl w:ilvl="2" w:tplc="080A001B" w:tentative="1">
-      <w:start w:val="1"/>
-      <w:numFmt w:val="lowerRoman"/>
-      <w:lvlText w:val="%3."/>
-      <w:lvlJc w:val="right"/>
-      <w:pPr>
-        <w:ind w:left="2517" w:hanging="180"/>
-      </w:pPr>
-    </w:lvl>
-    <w:lvl w:ilvl="3" w:tplc="080A000F" w:tentative="1">
-      <w:start w:val="1"/>
-      <w:numFmt w:val="decimal"/>
-      <w:lvlText w:val="%4."/>
-      <w:lvlJc w:val="left"/>
-      <w:pPr>
-        <w:ind w:left="3237" w:hanging="360"/>
-      </w:pPr>
-    </w:lvl>
-    <w:lvl w:ilvl="4" w:tplc="080A0019" w:tentative="1">
-      <w:start w:val="1"/>
-      <w:numFmt w:val="lowerLetter"/>
-      <w:lvlText w:val="%5."/>
-      <w:lvlJc w:val="left"/>
-      <w:pPr>
-        <w:ind w:left="3957" w:hanging="360"/>
-      </w:pPr>
-    </w:lvl>
-    <w:lvl w:ilvl="5" w:tplc="080A001B" w:tentative="1">
-      <w:start w:val="1"/>
-      <w:numFmt w:val="lowerRoman"/>
-      <w:lvlText w:val="%6."/>
-      <w:lvlJc w:val="right"/>
-      <w:pPr>
-        <w:ind w:left="4677" w:hanging="180"/>
-      </w:pPr>
-    </w:lvl>
-    <w:lvl w:ilvl="6" w:tplc="080A000F" w:tentative="1">
-      <w:start w:val="1"/>
-      <w:numFmt w:val="decimal"/>
-      <w:lvlText w:val="%7."/>
-      <w:lvlJc w:val="left"/>
-      <w:pPr>
-        <w:ind w:left="5397" w:hanging="360"/>
-      </w:pPr>
-    </w:lvl>
-    <w:lvl w:ilvl="7" w:tplc="080A0019" w:tentative="1">
-      <w:start w:val="1"/>
-      <w:numFmt w:val="lowerLetter"/>
-      <w:lvlText w:val="%8."/>
-      <w:lvlJc w:val="left"/>
-      <w:pPr>
-        <w:ind w:left="6117" w:hanging="360"/>
-      </w:pPr>
-    </w:lvl>
-    <w:lvl w:ilvl="8" w:tplc="080A001B" w:tentative="1">
-      <w:start w:val="1"/>
-      <w:numFmt w:val="lowerRoman"/>
-      <w:lvlText w:val="%9."/>
-      <w:lvlJc w:val="right"/>
-      <w:pPr>
-        <w:ind w:left="6837" w:hanging="180"/>
-      </w:pPr>
-    </w:lvl>
-  </w:abstractNum>
-  <w:abstractNum w:abstractNumId="30" w15:restartNumberingAfterBreak="0">
-    <w:nsid w:val="7EA42152"/>
-    <w:multiLevelType w:val="multilevel"/>
-    <w:tmpl w:val="100A001F"/>
-    <w:lvl w:ilvl="0">
-      <w:start w:val="1"/>
-      <w:numFmt w:val="decimal"/>
-      <w:lvlText w:val="%1."/>
-      <w:lvlJc w:val="left"/>
-      <w:pPr>
-        <w:ind w:left="360" w:hanging="360"/>
-      </w:pPr>
-    </w:lvl>
-    <w:lvl w:ilvl="1">
-      <w:start w:val="1"/>
-      <w:numFmt w:val="decimal"/>
-      <w:lvlText w:val="%1.%2."/>
-      <w:lvlJc w:val="left"/>
-      <w:pPr>
-        <w:ind w:left="792" w:hanging="432"/>
-      </w:pPr>
-    </w:lvl>
-    <w:lvl w:ilvl="2">
-      <w:start w:val="1"/>
-      <w:numFmt w:val="decimal"/>
-      <w:lvlText w:val="%1.%2.%3."/>
-      <w:lvlJc w:val="left"/>
-      <w:pPr>
-        <w:ind w:left="1224" w:hanging="504"/>
-      </w:pPr>
-    </w:lvl>
-    <w:lvl w:ilvl="3">
-      <w:start w:val="1"/>
-      <w:numFmt w:val="decimal"/>
-      <w:lvlText w:val="%1.%2.%3.%4."/>
-      <w:lvlJc w:val="left"/>
-      <w:pPr>
-        <w:ind w:left="1728" w:hanging="648"/>
-      </w:pPr>
-    </w:lvl>
-    <w:lvl w:ilvl="4">
-      <w:start w:val="1"/>
-      <w:numFmt w:val="decimal"/>
-      <w:lvlText w:val="%1.%2.%3.%4.%5."/>
-      <w:lvlJc w:val="left"/>
-      <w:pPr>
-        <w:ind w:left="2232" w:hanging="792"/>
-      </w:pPr>
-    </w:lvl>
-    <w:lvl w:ilvl="5">
-      <w:start w:val="1"/>
-      <w:numFmt w:val="decimal"/>
-      <w:lvlText w:val="%1.%2.%3.%4.%5.%6."/>
-      <w:lvlJc w:val="left"/>
-      <w:pPr>
-        <w:ind w:left="2736" w:hanging="936"/>
-      </w:pPr>
-    </w:lvl>
-    <w:lvl w:ilvl="6">
-      <w:start w:val="1"/>
-      <w:numFmt w:val="decimal"/>
-      <w:lvlText w:val="%1.%2.%3.%4.%5.%6.%7."/>
-      <w:lvlJc w:val="left"/>
-      <w:pPr>
-        <w:ind w:left="3240" w:hanging="1080"/>
-      </w:pPr>
-    </w:lvl>
-    <w:lvl w:ilvl="7">
-      <w:start w:val="1"/>
-      <w:numFmt w:val="decimal"/>
-      <w:lvlText w:val="%1.%2.%3.%4.%5.%6.%7.%8."/>
-      <w:lvlJc w:val="left"/>
-      <w:pPr>
-        <w:ind w:left="3744" w:hanging="1224"/>
-      </w:pPr>
-    </w:lvl>
-    <w:lvl w:ilvl="8">
-      <w:start w:val="1"/>
-      <w:numFmt w:val="decimal"/>
-      <w:lvlText w:val="%1.%2.%3.%4.%5.%6.%7.%8.%9."/>
-      <w:lvlJc w:val="left"/>
-      <w:pPr>
-        <w:ind w:left="4320" w:hanging="1440"/>
-      </w:pPr>
-    </w:lvl>
-  </w:abstractNum>
-  <w:num w:numId="1">
+  <w:num w:numId="1" w16cid:durableId="1131938423">
+    <w:abstractNumId w:val="14"/>
+  </w:num>
+  <w:num w:numId="2" w16cid:durableId="1376583901">
+    <w:abstractNumId w:val="2"/>
+  </w:num>
+  <w:num w:numId="3" w16cid:durableId="1464151694">
+    <w:abstractNumId w:val="0"/>
+  </w:num>
+  <w:num w:numId="4" w16cid:durableId="1543901249">
+    <w:abstractNumId w:val="12"/>
+  </w:num>
+  <w:num w:numId="5" w16cid:durableId="115224563">
+    <w:abstractNumId w:val="9"/>
+  </w:num>
+  <w:num w:numId="6" w16cid:durableId="1201670216">
+    <w:abstractNumId w:val="8"/>
+  </w:num>
+  <w:num w:numId="7" w16cid:durableId="236941390">
+    <w:abstractNumId w:val="5"/>
+  </w:num>
+  <w:num w:numId="8" w16cid:durableId="233780535">
+    <w:abstractNumId w:val="7"/>
+  </w:num>
+  <w:num w:numId="9" w16cid:durableId="582225123">
+    <w:abstractNumId w:val="10"/>
+  </w:num>
+  <w:num w:numId="10" w16cid:durableId="1796755495">
+    <w:abstractNumId w:val="22"/>
+  </w:num>
+  <w:num w:numId="11" w16cid:durableId="472331872">
+    <w:abstractNumId w:val="16"/>
+  </w:num>
+  <w:num w:numId="12" w16cid:durableId="324475984">
+    <w:abstractNumId w:val="1"/>
+  </w:num>
+  <w:num w:numId="13" w16cid:durableId="1545020146">
+    <w:abstractNumId w:val="11"/>
+  </w:num>
+  <w:num w:numId="14" w16cid:durableId="1126655990">
+    <w:abstractNumId w:val="18"/>
+  </w:num>
+  <w:num w:numId="15" w16cid:durableId="291132961">
+    <w:abstractNumId w:val="21"/>
+  </w:num>
+  <w:num w:numId="16" w16cid:durableId="233587339">
+    <w:abstractNumId w:val="20"/>
+  </w:num>
+  <w:num w:numId="17" w16cid:durableId="5065302">
+    <w:abstractNumId w:val="23"/>
+  </w:num>
+  <w:num w:numId="18" w16cid:durableId="1701512352">
+    <w:abstractNumId w:val="4"/>
+  </w:num>
+  <w:num w:numId="19" w16cid:durableId="1852141663">
+    <w:abstractNumId w:val="13"/>
+  </w:num>
+  <w:num w:numId="20" w16cid:durableId="1633823818">
     <w:abstractNumId w:val="17"/>
   </w:num>
-  <w:num w:numId="2">
-    <w:abstractNumId w:val="2"/>
+  <w:num w:numId="21" w16cid:durableId="1683782107">
+    <w:abstractNumId w:val="6"/>
   </w:num>
-  <w:num w:numId="3">
-    <w:abstractNumId w:val="0"/>
+  <w:num w:numId="22" w16cid:durableId="1168522303">
+    <w:abstractNumId w:val="3"/>
   </w:num>
-  <w:num w:numId="4">
-    <w:abstractNumId w:val="14"/>
+  <w:num w:numId="23" w16cid:durableId="1403409673">
+    <w:abstractNumId w:val="19"/>
   </w:num>
-  <w:num w:numId="5">
-    <w:abstractNumId w:val="10"/>
+  <w:num w:numId="24" w16cid:durableId="355424486">
+    <w:abstractNumId w:val="15"/>
   </w:num>
-  <w:num w:numId="6">
-    <w:abstractNumId w:val="8"/>
+  <w:num w:numId="25" w16cid:durableId="75595956">
+    <w:abstractNumId w:val="24"/>
   </w:num>
-  <w:num w:numId="7">
-    <w:abstractNumId w:val="5"/>
+  <w:num w:numId="26" w16cid:durableId="1297002398">
+    <w:abstractNumId w:val="25"/>
   </w:num>
-  <w:num w:numId="8">
-    <w:abstractNumId w:val="7"/>
+  <w:num w:numId="27" w16cid:durableId="216696096">
+    <w:abstractNumId w:val="26"/>
   </w:num>
-  <w:num w:numId="9">
-    <w:abstractNumId w:val="12"/>
+  <w:num w:numId="28" w16cid:durableId="898702580">
+    <w:abstractNumId w:val="27"/>
   </w:num>
-  <w:num w:numId="10">
+  <w:num w:numId="29" w16cid:durableId="432014644">
+    <w:abstractNumId w:val="28"/>
+  </w:num>
+  <w:num w:numId="30" w16cid:durableId="381902507">
     <w:abstractNumId w:val="29"/>
   </w:num>
-  <w:num w:numId="11">
-    <w:abstractNumId w:val="19"/>
-  </w:num>
-  <w:num w:numId="12">
-    <w:abstractNumId w:val="1"/>
-  </w:num>
-  <w:num w:numId="13">
-    <w:abstractNumId w:val="13"/>
-  </w:num>
-  <w:num w:numId="14">
-    <w:abstractNumId w:val="24"/>
-  </w:num>
-  <w:num w:numId="15">
-    <w:abstractNumId w:val="28"/>
-  </w:num>
-  <w:num w:numId="16">
-    <w:abstractNumId w:val="27"/>
-  </w:num>
-  <w:num w:numId="17">
+  <w:num w:numId="31" w16cid:durableId="1141216963">
     <w:abstractNumId w:val="30"/>
   </w:num>
-  <w:num w:numId="18">
-    <w:abstractNumId w:val="4"/>
+  <w:num w:numId="32" w16cid:durableId="1812531272">
+    <w:abstractNumId w:val="31"/>
   </w:num>
-  <w:num w:numId="19">
-    <w:abstractNumId w:val="16"/>
+  <w:num w:numId="33" w16cid:durableId="1671874738">
+    <w:abstractNumId w:val="32"/>
   </w:num>
-  <w:num w:numId="20">
-    <w:abstractNumId w:val="22"/>
-  </w:num>
-  <w:num w:numId="21">
-    <w:abstractNumId w:val="6"/>
-  </w:num>
-  <w:num w:numId="22">
-    <w:abstractNumId w:val="3"/>
-  </w:num>
-  <w:num w:numId="23">
-    <w:abstractNumId w:val="26"/>
-  </w:num>
-  <w:num w:numId="24">
-    <w:abstractNumId w:val="18"/>
-  </w:num>
-  <w:num w:numId="25">
-    <w:abstractNumId w:val="23"/>
-  </w:num>
-  <w:num w:numId="26">
-    <w:abstractNumId w:val="15"/>
-  </w:num>
-  <w:num w:numId="27">
-    <w:abstractNumId w:val="9"/>
-  </w:num>
-  <w:num w:numId="28">
-    <w:abstractNumId w:val="20"/>
-  </w:num>
-  <w:num w:numId="29">
-    <w:abstractNumId w:val="11"/>
-  </w:num>
-  <w:num w:numId="30">
-    <w:abstractNumId w:val="21"/>
-  </w:num>
-  <w:num w:numId="31">
-    <w:abstractNumId w:val="25"/>
+  <w:num w:numId="34" w16cid:durableId="1455016440">
+    <w:abstractNumId w:val="33"/>
   </w:num>
 </w:numbering>
 </file>
 
 <file path=word/styles.xml><?xml version="1.0" encoding="utf-8"?>
-<w:styles xmlns:mc="http://schemas.openxmlformats.org/markup-compatibility/2006" xmlns:r="http://schemas.openxmlformats.org/officeDocument/2006/relationships" xmlns:w="http://schemas.openxmlformats.org/wordprocessingml/2006/main" xmlns:w14="http://schemas.microsoft.com/office/word/2010/wordml" xmlns:w15="http://schemas.microsoft.com/office/word/2012/wordml" xmlns:w16cex="http://schemas.microsoft.com/office/word/2018/wordml/cex" xmlns:w16cid="http://schemas.microsoft.com/office/word/2016/wordml/cid" xmlns:w16="http://schemas.microsoft.com/office/word/2018/wordml" xmlns:w16sdtdh="http://schemas.microsoft.com/office/word/2020/wordml/sdtdatahash" xmlns:w16se="http://schemas.microsoft.com/office/word/2015/wordml/symex" mc:Ignorable="w14 w15 w16se w16cid w16 w16cex w16sdtdh">
+<w:styles xmlns:mc="http://schemas.openxmlformats.org/markup-compatibility/2006" xmlns:r="http://schemas.openxmlformats.org/officeDocument/2006/relationships" xmlns:w="http://schemas.openxmlformats.org/wordprocessingml/2006/main" xmlns:w14="http://schemas.microsoft.com/office/word/2010/wordml" xmlns:w15="http://schemas.microsoft.com/office/word/2012/wordml" xmlns:w16cex="http://schemas.microsoft.com/office/word/2018/wordml/cex" xmlns:w16cid="http://schemas.microsoft.com/office/word/2016/wordml/cid" xmlns:w16="http://schemas.microsoft.com/office/word/2018/wordml" xmlns:w16du="http://schemas.microsoft.com/office/word/2023/wordml/word16du" xmlns:w16sdtdh="http://schemas.microsoft.com/office/word/2020/wordml/sdtdatahash" xmlns:w16sdtfl="http://schemas.microsoft.com/office/word/2024/wordml/sdtformatlock" xmlns:w16se="http://schemas.microsoft.com/office/word/2015/wordml/symex" mc:Ignorable="w14 w15 w16se w16cid w16 w16cex w16sdtdh w16sdtfl w16du">
   <w:docDefaults>
     <w:rPrDefault>
       <w:rPr>
         <w:rFonts w:ascii="Times New Roman" w:eastAsia="Times New Roman" w:hAnsi="Times New Roman" w:cs="Times New Roman"/>
-        <w:lang w:val="es-419" w:eastAsia="es-419" w:bidi="ar-SA"/>
+        <w:lang w:val="es-GT" w:eastAsia="es-GT" w:bidi="ar-SA"/>
       </w:rPr>
     </w:rPrDefault>
     <w:pPrDefault/>
@@ -7240,7 +8262,7 @@
       <w:lang w:val="es-ES" w:eastAsia="es-ES"/>
     </w:rPr>
   </w:style>
-  <w:style w:type="paragraph" w:styleId="Heading1">
+  <w:style w:type="paragraph" w:styleId="Ttulo1">
     <w:name w:val="heading 1"/>
     <w:basedOn w:val="Normal"/>
     <w:qFormat/>
@@ -7257,7 +8279,7 @@
       <w:szCs w:val="48"/>
     </w:rPr>
   </w:style>
-  <w:style w:type="paragraph" w:styleId="Heading2">
+  <w:style w:type="paragraph" w:styleId="Ttulo2">
     <w:name w:val="heading 2"/>
     <w:basedOn w:val="Normal"/>
     <w:qFormat/>
@@ -7273,13 +8295,13 @@
       <w:szCs w:val="36"/>
     </w:rPr>
   </w:style>
-  <w:style w:type="character" w:default="1" w:styleId="DefaultParagraphFont">
+  <w:style w:type="character" w:default="1" w:styleId="Fuentedeprrafopredeter">
     <w:name w:val="Default Paragraph Font"/>
     <w:uiPriority w:val="1"/>
     <w:semiHidden/>
     <w:unhideWhenUsed/>
   </w:style>
-  <w:style w:type="table" w:default="1" w:styleId="TableNormal">
+  <w:style w:type="table" w:default="1" w:styleId="Tablanormal">
     <w:name w:val="Normal Table"/>
     <w:uiPriority w:val="99"/>
     <w:semiHidden/>
@@ -7294,7 +8316,7 @@
       </w:tblCellMar>
     </w:tblPr>
   </w:style>
-  <w:style w:type="numbering" w:default="1" w:styleId="NoList">
+  <w:style w:type="numbering" w:default="1" w:styleId="Sinlista">
     <w:name w:val="No List"/>
     <w:uiPriority w:val="99"/>
     <w:semiHidden/>
@@ -7308,7 +8330,7 @@
       <w:spacing w:before="100" w:beforeAutospacing="1" w:after="100" w:afterAutospacing="1"/>
     </w:pPr>
   </w:style>
-  <w:style w:type="paragraph" w:styleId="TOC1">
+  <w:style w:type="paragraph" w:styleId="TDC1">
     <w:name w:val="toc 1"/>
     <w:basedOn w:val="Normal"/>
     <w:rsid w:val="000D097C"/>
@@ -7316,7 +8338,7 @@
       <w:spacing w:before="100" w:beforeAutospacing="1" w:after="100" w:afterAutospacing="1"/>
     </w:pPr>
   </w:style>
-  <w:style w:type="character" w:styleId="Hyperlink">
+  <w:style w:type="character" w:styleId="Hipervnculo">
     <w:name w:val="Hyperlink"/>
     <w:rsid w:val="000D097C"/>
     <w:rPr>
@@ -7324,7 +8346,7 @@
       <w:u w:val="single"/>
     </w:rPr>
   </w:style>
-  <w:style w:type="paragraph" w:styleId="TOC2">
+  <w:style w:type="paragraph" w:styleId="TDC2">
     <w:name w:val="toc 2"/>
     <w:basedOn w:val="Normal"/>
     <w:rsid w:val="000D097C"/>
@@ -7332,7 +8354,7 @@
       <w:spacing w:before="100" w:beforeAutospacing="1" w:after="100" w:afterAutospacing="1"/>
     </w:pPr>
   </w:style>
-  <w:style w:type="paragraph" w:styleId="BodyTextIndent3">
+  <w:style w:type="paragraph" w:styleId="Sangra3detindependiente">
     <w:name w:val="Body Text Indent 3"/>
     <w:basedOn w:val="Normal"/>
     <w:rsid w:val="000D097C"/>
@@ -7340,10 +8362,10 @@
       <w:spacing w:before="100" w:beforeAutospacing="1" w:after="100" w:afterAutospacing="1"/>
     </w:pPr>
   </w:style>
-  <w:style w:type="paragraph" w:styleId="Header">
+  <w:style w:type="paragraph" w:styleId="Encabezado">
     <w:name w:val="header"/>
     <w:basedOn w:val="Normal"/>
-    <w:link w:val="HeaderChar"/>
+    <w:link w:val="EncabezadoCar"/>
     <w:uiPriority w:val="99"/>
     <w:rsid w:val="000D097C"/>
     <w:pPr>
@@ -7360,16 +8382,16 @@
   </w:style>
   <w:style w:type="paragraph" w:customStyle="1" w:styleId="ByLine">
     <w:name w:val="ByLine"/>
-    <w:basedOn w:val="Title"/>
+    <w:basedOn w:val="Ttulo"/>
     <w:rsid w:val="00F6349F"/>
     <w:rPr>
       <w:sz w:val="28"/>
     </w:rPr>
   </w:style>
-  <w:style w:type="paragraph" w:styleId="Title">
+  <w:style w:type="paragraph" w:styleId="Ttulo">
     <w:name w:val="Title"/>
     <w:basedOn w:val="Normal"/>
-    <w:link w:val="TitleChar"/>
+    <w:link w:val="TtuloCar"/>
     <w:qFormat/>
     <w:rsid w:val="00F6349F"/>
     <w:pPr>
@@ -7385,9 +8407,9 @@
       <w:lang w:val="en-US" w:eastAsia="en-US"/>
     </w:rPr>
   </w:style>
-  <w:style w:type="character" w:customStyle="1" w:styleId="TitleChar">
-    <w:name w:val="Title Char"/>
-    <w:link w:val="Title"/>
+  <w:style w:type="character" w:customStyle="1" w:styleId="TtuloCar">
+    <w:name w:val="Título Car"/>
+    <w:link w:val="Ttulo"/>
     <w:rsid w:val="00F6349F"/>
     <w:rPr>
       <w:rFonts w:ascii="Arial" w:hAnsi="Arial"/>
@@ -7414,12 +8436,12 @@
       <w:lang w:val="en-US" w:eastAsia="en-US"/>
     </w:rPr>
   </w:style>
-  <w:style w:type="character" w:styleId="LineNumber">
+  <w:style w:type="character" w:styleId="Nmerodelnea">
     <w:name w:val="line number"/>
-    <w:basedOn w:val="DefaultParagraphFont"/>
+    <w:basedOn w:val="Fuentedeprrafopredeter"/>
     <w:rsid w:val="008F2F81"/>
   </w:style>
-  <w:style w:type="paragraph" w:styleId="ListParagraph">
+  <w:style w:type="paragraph" w:styleId="Prrafodelista">
     <w:name w:val="List Paragraph"/>
     <w:basedOn w:val="Normal"/>
     <w:uiPriority w:val="34"/>
@@ -7429,10 +8451,10 @@
       <w:ind w:left="708"/>
     </w:pPr>
   </w:style>
-  <w:style w:type="paragraph" w:styleId="Footer">
+  <w:style w:type="paragraph" w:styleId="Piedepgina">
     <w:name w:val="footer"/>
     <w:basedOn w:val="Normal"/>
-    <w:link w:val="FooterChar"/>
+    <w:link w:val="PiedepginaCar"/>
     <w:uiPriority w:val="99"/>
     <w:rsid w:val="00344F2B"/>
     <w:pPr>
@@ -7442,9 +8464,9 @@
       </w:tabs>
     </w:pPr>
   </w:style>
-  <w:style w:type="character" w:customStyle="1" w:styleId="FooterChar">
-    <w:name w:val="Footer Char"/>
-    <w:link w:val="Footer"/>
+  <w:style w:type="character" w:customStyle="1" w:styleId="PiedepginaCar">
+    <w:name w:val="Pie de página Car"/>
+    <w:link w:val="Piedepgina"/>
     <w:uiPriority w:val="99"/>
     <w:rsid w:val="00344F2B"/>
     <w:rPr>
@@ -7453,9 +8475,9 @@
       <w:lang w:val="es-ES" w:eastAsia="es-ES"/>
     </w:rPr>
   </w:style>
-  <w:style w:type="character" w:customStyle="1" w:styleId="HeaderChar">
-    <w:name w:val="Header Char"/>
-    <w:link w:val="Header"/>
+  <w:style w:type="character" w:customStyle="1" w:styleId="EncabezadoCar">
+    <w:name w:val="Encabezado Car"/>
+    <w:link w:val="Encabezado"/>
     <w:uiPriority w:val="99"/>
     <w:rsid w:val="00344F2B"/>
     <w:rPr>
@@ -7464,10 +8486,10 @@
       <w:lang w:val="es-ES" w:eastAsia="es-ES"/>
     </w:rPr>
   </w:style>
-  <w:style w:type="paragraph" w:styleId="BalloonText">
+  <w:style w:type="paragraph" w:styleId="Textodeglobo">
     <w:name w:val="Balloon Text"/>
     <w:basedOn w:val="Normal"/>
-    <w:link w:val="BalloonTextChar"/>
+    <w:link w:val="TextodegloboCar"/>
     <w:rsid w:val="00344F2B"/>
     <w:rPr>
       <w:rFonts w:ascii="Tahoma" w:hAnsi="Tahoma" w:cs="Tahoma"/>
@@ -7475,9 +8497,9 @@
       <w:szCs w:val="16"/>
     </w:rPr>
   </w:style>
-  <w:style w:type="character" w:customStyle="1" w:styleId="BalloonTextChar">
-    <w:name w:val="Balloon Text Char"/>
-    <w:link w:val="BalloonText"/>
+  <w:style w:type="character" w:customStyle="1" w:styleId="TextodegloboCar">
+    <w:name w:val="Texto de globo Car"/>
+    <w:link w:val="Textodeglobo"/>
     <w:rsid w:val="00344F2B"/>
     <w:rPr>
       <w:rFonts w:ascii="Tahoma" w:hAnsi="Tahoma" w:cs="Tahoma"/>
@@ -7486,18 +8508,18 @@
       <w:lang w:val="es-ES" w:eastAsia="es-ES"/>
     </w:rPr>
   </w:style>
-  <w:style w:type="paragraph" w:styleId="BodyText">
+  <w:style w:type="paragraph" w:styleId="Textoindependiente">
     <w:name w:val="Body Text"/>
     <w:basedOn w:val="Normal"/>
-    <w:link w:val="BodyTextChar"/>
+    <w:link w:val="TextoindependienteCar"/>
     <w:rsid w:val="00FF438A"/>
     <w:pPr>
       <w:spacing w:after="120"/>
     </w:pPr>
   </w:style>
-  <w:style w:type="character" w:customStyle="1" w:styleId="BodyTextChar">
-    <w:name w:val="Body Text Char"/>
-    <w:link w:val="BodyText"/>
+  <w:style w:type="character" w:customStyle="1" w:styleId="TextoindependienteCar">
+    <w:name w:val="Texto independiente Car"/>
+    <w:link w:val="Textoindependiente"/>
     <w:rsid w:val="00FF438A"/>
     <w:rPr>
       <w:sz w:val="24"/>
@@ -7505,32 +8527,32 @@
       <w:lang w:val="es-ES" w:eastAsia="es-ES"/>
     </w:rPr>
   </w:style>
-  <w:style w:type="paragraph" w:styleId="EndnoteText">
+  <w:style w:type="paragraph" w:styleId="Textonotaalfinal">
     <w:name w:val="endnote text"/>
     <w:basedOn w:val="Normal"/>
-    <w:link w:val="EndnoteTextChar"/>
+    <w:link w:val="TextonotaalfinalCar"/>
     <w:rsid w:val="00A83ADC"/>
     <w:rPr>
       <w:sz w:val="20"/>
       <w:szCs w:val="20"/>
     </w:rPr>
   </w:style>
-  <w:style w:type="character" w:customStyle="1" w:styleId="EndnoteTextChar">
-    <w:name w:val="Endnote Text Char"/>
-    <w:link w:val="EndnoteText"/>
+  <w:style w:type="character" w:customStyle="1" w:styleId="TextonotaalfinalCar">
+    <w:name w:val="Texto nota al final Car"/>
+    <w:link w:val="Textonotaalfinal"/>
     <w:rsid w:val="00A83ADC"/>
     <w:rPr>
       <w:lang w:val="es-ES" w:eastAsia="es-ES"/>
     </w:rPr>
   </w:style>
-  <w:style w:type="character" w:styleId="EndnoteReference">
+  <w:style w:type="character" w:styleId="Refdenotaalfinal">
     <w:name w:val="endnote reference"/>
     <w:rsid w:val="00A83ADC"/>
     <w:rPr>
       <w:vertAlign w:val="superscript"/>
     </w:rPr>
   </w:style>
-  <w:style w:type="paragraph" w:styleId="Revision">
+  <w:style w:type="paragraph" w:styleId="Revisin">
     <w:name w:val="Revision"/>
     <w:hidden/>
     <w:uiPriority w:val="99"/>
@@ -7542,9 +8564,9 @@
       <w:lang w:val="es-ES" w:eastAsia="es-ES"/>
     </w:rPr>
   </w:style>
-  <w:style w:type="table" w:styleId="TableGrid">
+  <w:style w:type="table" w:styleId="Tablaconcuadrcula">
     <w:name w:val="Table Grid"/>
-    <w:basedOn w:val="TableNormal"/>
+    <w:basedOn w:val="Tablanormal"/>
     <w:uiPriority w:val="1"/>
     <w:rsid w:val="00557FB4"/>
     <w:rPr>
